--- a/papers/复核链/审稿方案评审_2026-10-25.docx
+++ b/papers/复核链/审稿方案评审_2026-10-25.docx
@@ -16,12 +16,6 @@
         <w:pStyle w:val="BlockText"/>
       </w:pPr>
       <w:r>
-        <w:t xml:space="preserve">★</w:t>
-      </w:r>
-      <w:r>
-        <w:t xml:space="preserve"> </w:t>
-      </w:r>
-      <w:r>
         <w:rPr>
           <w:bCs/>
           <w:b/>
@@ -193,12 +187,6 @@
         <w:pStyle w:val="BlockText"/>
       </w:pPr>
       <w:r>
-        <w:t xml:space="preserve">★</w:t>
-      </w:r>
-      <w:r>
-        <w:t xml:space="preserve"> </w:t>
-      </w:r>
-      <w:r>
         <w:rPr>
           <w:bCs/>
           <w:b/>
@@ -323,12 +311,6 @@
         <w:t xml:space="preserve"> </w:t>
       </w:r>
       <w:r>
-        <w:t xml:space="preserve">★</w:t>
-      </w:r>
-      <w:r>
-        <w:t xml:space="preserve"> </w:t>
-      </w:r>
-      <w:r>
         <w:rPr>
           <w:bCs/>
           <w:b/>
@@ -348,12 +330,6 @@
         <w:t xml:space="preserve"> </w:t>
       </w:r>
       <w:r>
-        <w:t xml:space="preserve">★</w:t>
-      </w:r>
-      <w:r>
-        <w:t xml:space="preserve"> </w:t>
-      </w:r>
-      <w:r>
         <w:rPr>
           <w:bCs/>
           <w:b/>
@@ -379,12 +355,6 @@
         <w:t xml:space="preserve"> </w:t>
       </w:r>
       <w:r>
-        <w:t xml:space="preserve">★★</w:t>
-      </w:r>
-      <w:r>
-        <w:t xml:space="preserve"> </w:t>
-      </w:r>
-      <w:r>
         <w:rPr>
           <w:bCs/>
           <w:b/>
@@ -392,39 +362,24 @@
         <w:t xml:space="preserve">【2026-10-24 18:45 自我更正】</w:t>
       </w:r>
       <w:r>
-        <w:t xml:space="preserve"> </w:t>
-      </w:r>
-      <w:r>
-        <w:t xml:space="preserve">★</w:t>
-      </w:r>
-      <w:r>
-        <w:t xml:space="preserve"> </w:t>
+        <w:t xml:space="preserve">F7 的两个数字（1.97× / 2.88×）是我的子代理的十进制错误，已撤回并按实算改写</w:t>
       </w:r>
       <w:r>
         <w:rPr>
           <w:bCs/>
           <w:b/>
         </w:rPr>
-        <w:t xml:space="preserve">F7 的两个数字（1.97× / 2.88×）是我的子代理的十进制错误，已撤回并按实算改写</w:t>
-      </w:r>
-      <w:r>
-        <w:t xml:space="preserve">（★ 见 §0 的 F7 行与 §4 公式④ 行）。★</w:t>
-      </w:r>
-      <w:r>
-        <w:t xml:space="preserve"> </w:t>
+        <w:t xml:space="preserve">（见 §0 的 F7 行与 §4 公式④ 行）。</w:t>
       </w:r>
       <w:r>
         <w:rPr>
           <w:bCs/>
           <w:b/>
         </w:rPr>
-        <w:t xml:space="preserve">本报告其余结论未变。</w:t>
-      </w:r>
-      <w:r>
         <w:t xml:space="preserve"> </w:t>
       </w:r>
       <w:r>
-        <w:t xml:space="preserve">★ 阶段二的完整裁决见</w:t>
+        <w:t xml:space="preserve">本报告其余结论未变。** 阶段二的完整裁决见</w:t>
       </w:r>
       <w:r>
         <w:t xml:space="preserve"> </w:t>
@@ -437,12 +392,6 @@
       </w:r>
       <w:r>
         <w:t xml:space="preserve">。</w:t>
-      </w:r>
-      <w:r>
-        <w:t xml:space="preserve"> </w:t>
-      </w:r>
-      <w:r>
-        <w:t xml:space="preserve">★</w:t>
       </w:r>
       <w:r>
         <w:t xml:space="preserve"> </w:t>
@@ -452,7 +401,7 @@
           <w:bCs/>
           <w:b/>
         </w:rPr>
-        <w:t xml:space="preserve">四条纪律</w:t>
+        <w:t xml:space="preserve">四条要求</w:t>
       </w:r>
       <w:r>
         <w:t xml:space="preserve">：凡判"对方说错"必带【对象+行号+我自己复算的实测值】；凡"自检 N/N"必实跑验证；判据必须能红且红在预期处；结论只对本报告列出的 sha 负责。</w:t>
@@ -573,11 +522,7 @@
               <w:jc w:val="left"/>
             </w:pPr>
             <w:r>
-              <w:rPr>
-                <w:bCs/>
-                <w:b/>
-              </w:rPr>
-              <w:t xml:space="preserve">★ 制度层</w:t>
+              <w:t xml:space="preserve">** 制度层**</w:t>
             </w:r>
           </w:p>
         </w:tc>
@@ -627,10 +572,7 @@
               <w:t xml:space="preserve">以本文件为准</w:t>
             </w:r>
             <w:r>
-              <w:t xml:space="preserve">" ⇒</w:t>
-            </w:r>
-            <w:r>
-              <w:t xml:space="preserve"> </w:t>
+              <w:t xml:space="preserve">"，</w:t>
             </w:r>
             <w:r>
               <w:rPr>
@@ -649,10 +591,7 @@
               <w:jc w:val="left"/>
             </w:pPr>
             <w:r>
-              <w:t xml:space="preserve">① 篇会被写成"我们论证根源在注意力机制"⇒</w:t>
-            </w:r>
-            <w:r>
-              <w:t xml:space="preserve"> </w:t>
+              <w:t xml:space="preserve">① 篇会被写成"我们论证根源在注意力机制"，</w:t>
             </w:r>
             <w:r>
               <w:rPr>
@@ -662,10 +601,7 @@
               <w:t xml:space="preserve">零注意力层读数下的存在性断言</w:t>
             </w:r>
             <w:r>
-              <w:t xml:space="preserve"> </w:t>
-            </w:r>
-            <w:r>
-              <w:t xml:space="preserve">⇒ 必被拒稿</w:t>
+              <w:t xml:space="preserve">，必被拒稿</w:t>
             </w:r>
           </w:p>
         </w:tc>
@@ -679,11 +615,7 @@
               <w:jc w:val="left"/>
             </w:pPr>
             <w:r>
-              <w:rPr>
-                <w:bCs/>
-                <w:b/>
-              </w:rPr>
-              <w:t xml:space="preserve">★ 事实层</w:t>
+              <w:t xml:space="preserve">** 事实层**</w:t>
             </w:r>
           </w:p>
         </w:tc>
@@ -744,7 +676,7 @@
               <w:t xml:space="preserve">脚下无地</w:t>
             </w:r>
             <w:r>
-              <w:t xml:space="preserve">的断言上 ⇒ writer 要么越界断言、要么交出一堆待取证</w:t>
+              <w:t xml:space="preserve">的断言上，writer 要么越界断言、要么交出一堆待取证</w:t>
             </w:r>
           </w:p>
         </w:tc>
@@ -758,11 +690,7 @@
               <w:jc w:val="left"/>
             </w:pPr>
             <w:r>
-              <w:rPr>
-                <w:bCs/>
-                <w:b/>
-              </w:rPr>
-              <w:t xml:space="preserve">★ 工具层</w:t>
+              <w:t xml:space="preserve">** 工具层**</w:t>
             </w:r>
           </w:p>
         </w:tc>
@@ -826,10 +754,7 @@
               <w:t xml:space="preserve"> </w:t>
             </w:r>
             <w:r>
-              <w:t xml:space="preserve">当基线 ⇒</w:t>
-            </w:r>
-            <w:r>
-              <w:t xml:space="preserve"> </w:t>
+              <w:t xml:space="preserve">当基线，</w:t>
             </w:r>
             <w:r>
               <w:rPr>
@@ -969,7 +894,7 @@
               <w:jc w:val="left"/>
             </w:pPr>
             <w:r>
-              <w:t xml:space="preserve">★★★ 提纲自身矛盾：正面化要写"我们论证根源在注意力机制"，而同一文件的禁忌第 1 条禁止"把未测写成已证"（注意力层）</w:t>
+              <w:t xml:space="preserve">提纲自身矛盾：正面化要写"我们论证根源在注意力机制"，而同一文件的禁忌第 1 条禁止"把未测写成已证"（注意力层）</w:t>
             </w:r>
           </w:p>
         </w:tc>
@@ -1038,7 +963,7 @@
               <w:t xml:space="preserve"> </w:t>
             </w:r>
             <w:r>
-              <w:t xml:space="preserve">的"冲突时以本文件为准" ⇒ 红线被废</w:t>
+              <w:t xml:space="preserve">的"冲突时以本文件为准"，红线被废</w:t>
             </w:r>
           </w:p>
         </w:tc>
@@ -1068,12 +993,6 @@
               <w:jc w:val="left"/>
             </w:pPr>
             <w:r>
-              <w:t xml:space="preserve">★★★</w:t>
-            </w:r>
-            <w:r>
-              <w:t xml:space="preserve"> </w:t>
-            </w:r>
-            <w:r>
               <w:rPr>
                 <w:bCs/>
                 <w:b/>
@@ -1107,7 +1026,7 @@
               <w:t xml:space="preserve">57 vs 46</w:t>
             </w:r>
             <w:r>
-              <w:t xml:space="preserve">（全策略）⇒ 因子化版本</w:t>
+              <w:t xml:space="preserve">（全策略），因子化版本</w:t>
             </w:r>
             <w:r>
               <w:rPr>
@@ -1251,7 +1170,7 @@
               <w:jc w:val="left"/>
             </w:pPr>
             <w:r>
-              <w:t xml:space="preserve">★★★ ③ 的"致命 bug"</w:t>
+              <w:t xml:space="preserve">③ 的"致命 bug"</w:t>
             </w:r>
             <w:r>
               <w:rPr>
@@ -1412,7 +1331,7 @@
               <w:jc w:val="left"/>
             </w:pPr>
             <w:r>
-              <w:t xml:space="preserve">★★★ ④ 的"取舍会丢事实 ⇒ 从相关升级为因果"</w:t>
+              <w:t xml:space="preserve">④ 的"取舍会丢事实，从相关升级为因果"</w:t>
             </w:r>
             <w:r>
               <w:rPr>
@@ -1443,7 +1362,7 @@
               <w:t xml:space="preserve">:242</w:t>
             </w:r>
             <w:r>
-              <w:t xml:space="preserve">（"C1 的 6.7% 是全篇最硬的数字 ⇒ 取舍压缩丢事实，从'相关'升级为'因果'"）</w:t>
+              <w:t xml:space="preserve">（"C1 的 6.7% 是全篇最硬的数字，取舍压缩丢事实，从'相关'升级为'因果'"）</w:t>
             </w:r>
           </w:p>
         </w:tc>
@@ -1505,7 +1424,7 @@
               <w:t xml:space="preserve">C0 vs C1 McNemar p = 0.2500</w:t>
             </w:r>
             <w:r>
-              <w:t xml:space="preserve">（only_C0=3 / only_C1=0 / n_disc=3）⇒ C0(26.7%) 与 C1(6.7%)</w:t>
+              <w:t xml:space="preserve">（only_C0=3 / only_C1=0 / n_disc=3），C0(26.7%) 与 C1(6.7%)</w:t>
             </w:r>
             <w:r>
               <w:t xml:space="preserve"> </w:t>
@@ -1518,10 +1437,7 @@
               <w:t xml:space="preserve">统计上不可分辨</w:t>
             </w:r>
             <w:r>
-              <w:t xml:space="preserve"> </w:t>
-            </w:r>
-            <w:r>
-              <w:t xml:space="preserve">⇒ 提纲的"当前形态死"条件（</w:t>
+              <w:t xml:space="preserve">，提纲的"当前形态死"条件（</w:t>
             </w:r>
             <w:r>
               <w:rPr>
@@ -1567,7 +1483,7 @@
               <w:jc w:val="left"/>
             </w:pPr>
             <w:r>
-              <w:t xml:space="preserve">★★★ ④ 的"靶子"= 情感驱动，</w:t>
+              <w:t xml:space="preserve">④ 的"靶子"= 情感驱动，</w:t>
             </w:r>
             <w:r>
               <w:rPr>
@@ -1629,13 +1545,10 @@
                 <w:bCs/>
                 <w:b/>
               </w:rPr>
-              <w:t xml:space="preserve">本文 v1–v5 测的全部是观点型状态，情感型状态一次都没进过实验 ⇒ 我们的结论不可外推到情感</w:t>
-            </w:r>
-            <w:r>
-              <w:t xml:space="preserve">" ⇒</w:t>
-            </w:r>
-            <w:r>
-              <w:t xml:space="preserve"> </w:t>
+              <w:t xml:space="preserve">本文 v1–v5 测的全部是观点型状态，情感型状态一次都没进过实验，我们的结论不可外推到情感</w:t>
+            </w:r>
+            <w:r>
+              <w:t xml:space="preserve">"，</w:t>
             </w:r>
             <w:r>
               <w:rPr>
@@ -1672,12 +1585,6 @@
               <w:jc w:val="left"/>
             </w:pPr>
             <w:r>
-              <w:t xml:space="preserve">★★★</w:t>
-            </w:r>
-            <w:r>
-              <w:t xml:space="preserve"> </w:t>
-            </w:r>
-            <w:r>
               <w:rPr>
                 <w:bCs/>
                 <w:b/>
@@ -1714,10 +1621,7 @@
               <w:t xml:space="preserve">qwen3-embedding-8b</w:t>
             </w:r>
             <w:r>
-              <w:t xml:space="preserve">，阈值 0.75）⇒</w:t>
-            </w:r>
-            <w:r>
-              <w:t xml:space="preserve"> </w:t>
+              <w:t xml:space="preserve">，阈值 0.75），</w:t>
             </w:r>
             <w:r>
               <w:rPr>
@@ -1727,7 +1631,7 @@
               <w:t xml:space="preserve">不是零 API</w:t>
             </w:r>
             <w:r>
-              <w:t xml:space="preserve">；⇒ E1 给出的 944 数字是</w:t>
+              <w:t xml:space="preserve">；，E1 给出的 944 数字是</w:t>
             </w:r>
             <w:r>
               <w:rPr>
@@ -1898,7 +1802,7 @@
               <w:t xml:space="preserve">三路均不可达</w:t>
             </w:r>
             <w:r>
-              <w:t xml:space="preserve">；★ 且"净增益"在仓内有</w:t>
+              <w:t xml:space="preserve">；且"净增益"在仓内有</w:t>
             </w:r>
             <w:r>
               <w:rPr>
@@ -1908,7 +1812,7 @@
               <w:t xml:space="preserve">三种口径</w:t>
             </w:r>
             <w:r>
-              <w:t xml:space="preserve">（L1 结论 id 级 / L2 结论族层 / L3 断言措辞层）⇒ 不分清会算出三个不同的数</w:t>
+              <w:t xml:space="preserve">（L1 结论 id 级 / L2 结论族层 / L3 断言措辞层），不分清会算出三个不同的数</w:t>
             </w:r>
           </w:p>
         </w:tc>
@@ -1938,14 +1842,14 @@
               <w:jc w:val="left"/>
             </w:pPr>
             <w:r>
-              <w:t xml:space="preserve">★★★ ④ 的"D2/D1"</w:t>
-            </w:r>
-            <w:r>
-              <w:rPr>
-                <w:bCs/>
-                <w:b/>
-              </w:rPr>
-              <w:t xml:space="preserve">列标签与算式方向不一致 ⇒ 同一批数字两个读法、方向相反</w:t>
+              <w:t xml:space="preserve">④ 的"D2/D1"</w:t>
+            </w:r>
+            <w:r>
+              <w:rPr>
+                <w:bCs/>
+                <w:b/>
+              </w:rPr>
+              <w:t xml:space="preserve">列标签与算式方向不一致，同一批数字两个读法、方向相反</w:t>
             </w:r>
           </w:p>
         </w:tc>
@@ -1981,20 +1885,14 @@
               <w:jc w:val="left"/>
             </w:pPr>
             <w:r>
-              <w:t xml:space="preserve">★</w:t>
-            </w:r>
-            <w:r>
-              <w:t xml:space="preserve"> </w:t>
-            </w:r>
-            <w:r>
-              <w:rPr>
-                <w:bCs/>
-                <w:b/>
-              </w:rPr>
-              <w:t xml:space="preserve">（2026-10-24 18:45 更正：★ 我本报告初稿写的「1.97× / 2.88×」是子代理的十进制错误，已撤回 —— 它算的是 D2/D1 = 0.1970 / 0.2884）</w:t>
-            </w:r>
-            <w:r>
-              <w:t xml:space="preserve">。★</w:t>
+              <w:rPr>
+                <w:bCs/>
+                <w:b/>
+              </w:rPr>
+              <w:t xml:space="preserve">（2026-10-24 18:45 更正：我本报告初稿写的「1.97× / 2.88×」是子代理的十进制错误，已撤回 —— 它算的是 D2/D1 = 0.1970 / 0.2884）</w:t>
+            </w:r>
+            <w:r>
+              <w:t xml:space="preserve">。</w:t>
             </w:r>
             <w:r>
               <w:t xml:space="preserve"> </w:t>
@@ -2067,10 +1965,7 @@
               <w:t xml:space="preserve"> </w:t>
             </w:r>
             <w:r>
-              <w:t xml:space="preserve">D2/D1=0.5049（表写 2.0×）⇒ ★</w:t>
-            </w:r>
-            <w:r>
-              <w:t xml:space="preserve"> </w:t>
+              <w:t xml:space="preserve">D2/D1=0.5049（表写 2.0×），</w:t>
             </w:r>
             <w:r>
               <w:rPr>
@@ -2080,20 +1975,14 @@
               <w:t xml:space="preserve">两张表的列标题都写 "D2/D1"，实际算的都是 D1/D2</w:t>
             </w:r>
             <w:r>
-              <w:t xml:space="preserve"> </w:t>
-            </w:r>
-            <w:r>
-              <w:t xml:space="preserve">⇒ ★</w:t>
-            </w:r>
-            <w:r>
-              <w:t xml:space="preserve"> </w:t>
-            </w:r>
-            <w:r>
-              <w:rPr>
-                <w:bCs/>
-                <w:b/>
-              </w:rPr>
-              <w:t xml:space="preserve">D1/D2 口径下 3.5–5.1→2.0（下降）、D2/D1 口径下 0.20/0.29→0.51（上升）⇒ 凡引用该比值必须在表头写明分子、分母与方向</w:t>
+              <w:t xml:space="preserve">，</w:t>
+            </w:r>
+            <w:r>
+              <w:rPr>
+                <w:bCs/>
+                <w:b/>
+              </w:rPr>
+              <w:t xml:space="preserve">D1/D2 口径下 3.5–5.1→2.0（下降）、D2/D1 口径下 0.20/0.29→0.51（上升），凡引用该比值必须在表头写明分子、分母与方向</w:t>
             </w:r>
           </w:p>
         </w:tc>
@@ -2123,7 +2012,7 @@
               <w:jc w:val="left"/>
             </w:pPr>
             <w:r>
-              <w:t xml:space="preserve">★★ 交付态：指定验收脚本不存在 + 新验收器基线会死</w:t>
+              <w:t xml:space="preserve">交付态：指定验收脚本不存在 + 新验收器基线会死</w:t>
             </w:r>
           </w:p>
         </w:tc>
@@ -2184,7 +2073,7 @@
               <w:t xml:space="preserve"> </w:t>
             </w:r>
             <w:r>
-              <w:t xml:space="preserve">实测 9 个脚本，无此名）⇒ H1/H2/S1–S6 不可执行；新</w:t>
+              <w:t xml:space="preserve">实测 9 个脚本，无此名），H1/H2/S1–S6 不可执行；新</w:t>
             </w:r>
             <w:r>
               <w:t xml:space="preserve"> </w:t>
@@ -2214,17 +2103,14 @@
               <w:t xml:space="preserve"> </w:t>
             </w:r>
             <w:r>
-              <w:t xml:space="preserve">当基线 ⇒</w:t>
-            </w:r>
-            <w:r>
-              <w:t xml:space="preserve"> </w:t>
-            </w:r>
-            <w:r>
-              <w:rPr>
-                <w:bCs/>
-                <w:b/>
-              </w:rPr>
-              <w:t xml:space="preserve">当前 4 篇与 HEAD 逐字节相同 ⇒ S1/S2 现为平凡绿</w:t>
+              <w:t xml:space="preserve">当基线，</w:t>
+            </w:r>
+            <w:r>
+              <w:rPr>
+                <w:bCs/>
+                <w:b/>
+              </w:rPr>
+              <w:t xml:space="preserve">当前 4 篇与 HEAD 逐字节相同，S1/S2 现为平凡绿</w:t>
             </w:r>
             <w:r>
               <w:t xml:space="preserve">（我实测</w:t>
@@ -2354,7 +2240,7 @@
         <w:t xml:space="preserve"> </w:t>
       </w:r>
       <w:r>
-        <w:t xml:space="preserve">- ★</w:t>
+        <w:t xml:space="preserve">-</w:t>
       </w:r>
       <w:r>
         <w:t xml:space="preserve"> </w:t>
@@ -2389,7 +2275,7 @@
         <w:t xml:space="preserve">我们论证根源在 Transformer 的注意力机制</w:t>
       </w:r>
       <w:r>
-        <w:t xml:space="preserve">」—— ★★</w:t>
+        <w:t xml:space="preserve">」——</w:t>
       </w:r>
       <w:r>
         <w:t xml:space="preserve"> </w:t>
@@ -2489,12 +2375,6 @@
         <w:t xml:space="preserve"> </w:t>
       </w:r>
       <w:r>
-        <w:t xml:space="preserve">⇒ ★★★</w:t>
-      </w:r>
-      <w:r>
-        <w:t xml:space="preserve"> </w:t>
-      </w:r>
-      <w:r>
         <w:rPr>
           <w:bCs/>
           <w:b/>
@@ -2502,10 +2382,7 @@
         <w:t xml:space="preserve">writer 无论怎么写都必然违反一份文件</w:t>
       </w:r>
       <w:r>
-        <w:t xml:space="preserve"> </w:t>
-      </w:r>
-      <w:r>
-        <w:t xml:space="preserve">⇒ 这是方案里</w:t>
+        <w:t xml:space="preserve">，这是方案里</w:t>
       </w:r>
       <w:r>
         <w:rPr>
@@ -2521,7 +2398,7 @@
         <w:t xml:space="preserve"> </w:t>
       </w:r>
       <w:r>
-        <w:t xml:space="preserve">- ★ 次级风险：</w:t>
+        <w:t xml:space="preserve">- 次级风险：</w:t>
       </w:r>
       <w:r>
         <w:rPr>
@@ -2533,7 +2410,7 @@
         <w:t xml:space="preserve"> </w:t>
       </w:r>
       <w:r>
-        <w:t xml:space="preserve">第 7 章"仪器边界"写"★ 不是'我们没发现'"——方向对，但</w:t>
+        <w:t xml:space="preserve">第 7 章"仪器边界"写" 不是'我们没发现'"——方向对，但</w:t>
       </w:r>
       <w:r>
         <w:rPr>
@@ -2627,7 +2504,7 @@
         <w:t xml:space="preserve"> </w:t>
       </w:r>
       <w:r>
-        <w:t xml:space="preserve">- ★</w:t>
+        <w:t xml:space="preserve">-</w:t>
       </w:r>
       <w:r>
         <w:t xml:space="preserve"> </w:t>
@@ -2659,7 +2536,7 @@
         <w:t xml:space="preserve">本组最有望的增量</w:t>
       </w:r>
       <w:r>
-        <w:t xml:space="preserve">"—— ★★</w:t>
+        <w:t xml:space="preserve">"——</w:t>
       </w:r>
       <w:r>
         <w:t xml:space="preserve"> </w:t>
@@ -2679,7 +2556,7 @@
           <w:bCs/>
           <w:b/>
         </w:rPr>
-        <w:t xml:space="preserve">同源报告自己写明"本批没有事前预注册 ⇒ 按探索性处理"</w:t>
+        <w:t xml:space="preserve">同源报告自己写明"本批没有事前预注册，按探索性处理"</w:t>
       </w:r>
       <w:r>
         <w:t xml:space="preserve">（</w:t>
@@ -2691,10 +2568,7 @@
         <w:t xml:space="preserve">来源_第二组交付报告_1025_全文_872行…md:416-418</w:t>
       </w:r>
       <w:r>
-        <w:t xml:space="preserve">）。⇒</w:t>
-      </w:r>
-      <w:r>
-        <w:t xml:space="preserve"> </w:t>
+        <w:t xml:space="preserve">）。</w:t>
       </w:r>
       <w:r>
         <w:rPr>
@@ -2704,16 +2578,13 @@
         <w:t xml:space="preserve">提纲把全文最想强调的"自有增量"放在一个没有读数、没有取证任务的公式上</w:t>
       </w:r>
       <w:r>
+        <w:t xml:space="preserve">，writer 只能二选一：断言（越界）或留白（原则二空心）。</w:t>
+      </w:r>
+      <w:r>
         <w:t xml:space="preserve"> </w:t>
       </w:r>
       <w:r>
-        <w:t xml:space="preserve">⇒ writer 只能二选一：断言（越界）或留白（原则二空心）。</w:t>
-      </w:r>
-      <w:r>
-        <w:t xml:space="preserve"> </w:t>
-      </w:r>
-      <w:r>
-        <w:t xml:space="preserve">- ★</w:t>
+        <w:t xml:space="preserve">-</w:t>
       </w:r>
       <w:r>
         <w:t xml:space="preserve"> </w:t>
@@ -2735,10 +2606,7 @@
         <w:t xml:space="preserve">四篇提纲:121</w:t>
       </w:r>
       <w:r>
-        <w:t xml:space="preserve">（原则三 生成后按证据筛选）标为"★★ 这是全套设计里最该提到主张层的一句" ⇒ ★★</w:t>
-      </w:r>
-      <w:r>
-        <w:t xml:space="preserve"> </w:t>
+        <w:t xml:space="preserve">（原则三 生成后按证据筛选）标为" 这是全套设计里最该提到主张层的一句"，</w:t>
       </w:r>
       <w:r>
         <w:rPr>
@@ -2763,10 +2631,7 @@
         <w:t xml:space="preserve"> </w:t>
       </w:r>
       <w:r>
-        <w:t xml:space="preserve">的 V2 臂"最终答案由被依据支持的断言拼装、矛盾剔除" ⇒</w:t>
-      </w:r>
-      <w:r>
-        <w:t xml:space="preserve"> </w:t>
+        <w:t xml:space="preserve">的 V2 臂"最终答案由被依据支持的断言拼装、矛盾剔除"，</w:t>
       </w:r>
       <w:r>
         <w:rPr>
@@ -2796,10 +2661,7 @@
         <w:t xml:space="preserve">降了</w:t>
       </w:r>
       <w:r>
-        <w:t xml:space="preserve">（10.00→8.00），只有"交付宽"涨（3.33→5.00）。⇒</w:t>
-      </w:r>
-      <w:r>
-        <w:t xml:space="preserve"> </w:t>
+        <w:t xml:space="preserve">（10.00→8.00），只有"交付宽"涨（3.33→5.00）。</w:t>
       </w:r>
       <w:r>
         <w:rPr>
@@ -2812,7 +2674,7 @@
         <w:t xml:space="preserve"> </w:t>
       </w:r>
       <w:r>
-        <w:t xml:space="preserve">- ★</w:t>
+        <w:t xml:space="preserve">-</w:t>
       </w:r>
       <w:r>
         <w:t xml:space="preserve"> </w:t>
@@ -2837,7 +2699,7 @@
         <w:t xml:space="preserve"> </w:t>
       </w:r>
       <w:r>
-        <w:t xml:space="preserve">第 7 章仍写"只测了『新增』侧、未算『丢失』侧" ⇒ 与</w:t>
+        <w:t xml:space="preserve">第 7 章仍写"只测了『新增』侧、未算『丢失』侧"，与</w:t>
       </w:r>
       <w:r>
         <w:t xml:space="preserve"> </w:t>
@@ -2861,7 +2723,7 @@
         <w:t xml:space="preserve"> </w:t>
       </w:r>
       <w:r>
-        <w:t xml:space="preserve">的"双边重算是本轮最高价值可做项"</w:t>
+        <w:t xml:space="preserve">的"双边重算是这一轮最高价值可做项"</w:t>
       </w:r>
       <w:r>
         <w:rPr>
@@ -2871,7 +2733,7 @@
         <w:t xml:space="preserve">口径打架</w:t>
       </w:r>
       <w:r>
-        <w:t xml:space="preserve">（一边说没算、一边说已算/待算）⇒ 收口时必冲突。</w:t>
+        <w:t xml:space="preserve">（一边说没算、一边说已算/待算），收口时必冲突。</w:t>
       </w:r>
     </w:p>
     <w:bookmarkEnd w:id="22"/>
@@ -2949,7 +2811,7 @@
         <w:t xml:space="preserve"> </w:t>
       </w:r>
       <w:r>
-        <w:t xml:space="preserve">- ★</w:t>
+        <w:t xml:space="preserve">-</w:t>
       </w:r>
       <w:r>
         <w:t xml:space="preserve"> </w:t>
@@ -2974,10 +2836,7 @@
         <w:t xml:space="preserve"> </w:t>
       </w:r>
       <w:r>
-        <w:t xml:space="preserve">把"致命 bug"升级成第 4 章主体（"通则：聚合指标会把'根本没在学'显示成'在学'"）⇒ ★★★</w:t>
-      </w:r>
-      <w:r>
-        <w:t xml:space="preserve"> </w:t>
+        <w:t xml:space="preserve">把"致命 bug"升级成第 4 章主体（"原则：聚合指标会把'根本没在学'显示成'在学'"），</w:t>
       </w:r>
       <w:r>
         <w:rPr>
@@ -2987,10 +2846,7 @@
         <w:t xml:space="preserve">该 bug 的代码不在交付物里、且上游已修</w:t>
       </w:r>
       <w:r>
-        <w:t xml:space="preserve">（F3）⇒</w:t>
-      </w:r>
-      <w:r>
-        <w:t xml:space="preserve"> </w:t>
+        <w:t xml:space="preserve">（F3），</w:t>
       </w:r>
       <w:r>
         <w:rPr>
@@ -3025,7 +2881,7 @@
         <w:t xml:space="preserve"> </w:t>
       </w:r>
       <w:r>
-        <w:t xml:space="preserve">- ★</w:t>
+        <w:t xml:space="preserve">-</w:t>
       </w:r>
       <w:r>
         <w:t xml:space="preserve"> </w:t>
@@ -3059,10 +2915,7 @@
         <w:t xml:space="preserve"> </w:t>
       </w:r>
       <w:r>
-        <w:t xml:space="preserve">的"旧奖励为什么失败可复算"（矛盾对数中位 0 ⇒ 恒为 0 ⇒</w:t>
-      </w:r>
-      <w:r>
-        <w:t xml:space="preserve"> </w:t>
+        <w:t xml:space="preserve">的"旧奖励为什么失败可复算"（矛盾对数中位 0，恒为 0，</w:t>
       </w:r>
       <w:r>
         <w:rPr>
@@ -3071,10 +2924,7 @@
         <w:t xml:space="preserve">u = [-1.0,-1.0,-1.5,-1.5,-1.5,-1.5]</w:t>
       </w:r>
       <w:r>
-        <w:t xml:space="preserve">）⇒ ★★</w:t>
-      </w:r>
-      <w:r>
-        <w:t xml:space="preserve"> </w:t>
+        <w:t xml:space="preserve">），</w:t>
       </w:r>
       <w:r>
         <w:rPr>
@@ -3142,7 +2992,7 @@
         <w:t xml:space="preserve"> </w:t>
       </w:r>
       <w:r>
-        <w:t xml:space="preserve">- ★</w:t>
+        <w:t xml:space="preserve">-</w:t>
       </w:r>
       <w:r>
         <w:t xml:space="preserve"> </w:t>
@@ -3164,10 +3014,7 @@
         <w:t xml:space="preserve">四篇提纲:61</w:t>
       </w:r>
       <w:r>
-        <w:t xml:space="preserve">（"设计形式是二元 MOO…当前实现是加权奖励"）⇒ ★★</w:t>
-      </w:r>
-      <w:r>
-        <w:t xml:space="preserve"> </w:t>
+        <w:t xml:space="preserve">（"设计形式是二元 MOO…当前实现是加权奖励"），</w:t>
       </w:r>
       <w:r>
         <w:rPr>
@@ -3262,10 +3109,7 @@
         <w:t xml:space="preserve"> </w:t>
       </w:r>
       <w:r>
-        <w:t xml:space="preserve">被 gitignore）⇒</w:t>
-      </w:r>
-      <w:r>
-        <w:t xml:space="preserve"> </w:t>
+        <w:t xml:space="preserve">被 gitignore），</w:t>
       </w:r>
       <w:r>
         <w:rPr>
@@ -3278,7 +3122,7 @@
         <w:t xml:space="preserve"> </w:t>
       </w:r>
       <w:r>
-        <w:t xml:space="preserve">- ★</w:t>
+        <w:t xml:space="preserve">-</w:t>
       </w:r>
       <w:r>
         <w:t xml:space="preserve"> </w:t>
@@ -3306,10 +3150,7 @@
         <w:t xml:space="preserve"> </w:t>
       </w:r>
       <w:r>
-        <w:t xml:space="preserve">的主命题"交互项退化的可诊断条件 = 触发器多样性 = 1"⇒ ★★</w:t>
-      </w:r>
-      <w:r>
-        <w:t xml:space="preserve"> </w:t>
+        <w:t xml:space="preserve">的主命题"交互项退化的可诊断条件 = 触发器多样性 = 1"，</w:t>
       </w:r>
       <w:r>
         <w:rPr>
@@ -3368,7 +3209,7 @@
         <w:t xml:space="preserve">六行逐值完全相同</w:t>
       </w:r>
       <w:r>
-        <w:t xml:space="preserve">（我方 sandbox 实跑）⇒ 交互项</w:t>
+        <w:t xml:space="preserve">（我方 sandbox 实跑），交互项</w:t>
       </w:r>
       <w:r>
         <w:rPr>
@@ -3457,7 +3298,7 @@
         <w:t xml:space="preserve"> </w:t>
       </w:r>
       <w:r>
-        <w:t xml:space="preserve">- ★</w:t>
+        <w:t xml:space="preserve">-</w:t>
       </w:r>
       <w:r>
         <w:t xml:space="preserve"> </w:t>
@@ -3497,10 +3338,7 @@
         <w:t xml:space="preserve"> </w:t>
       </w:r>
       <w:r>
-        <w:t xml:space="preserve">把主句换成「带事实层的双层状态机在可核事实守恒上显著优于只有取舍的状态机（73.3% vs 6.7%，McNemar p=0.0063）」⇒ ★★★</w:t>
-      </w:r>
-      <w:r>
-        <w:t xml:space="preserve"> </w:t>
+        <w:t xml:space="preserve">把主句换成「带事实层的双层状态机在可核事实守恒上显著优于只有取舍的状态机（73.3% vs 6.7%，McNemar p=0.0063）」，</w:t>
       </w:r>
       <w:r>
         <w:rPr>
@@ -3520,10 +3358,7 @@
         <w:t xml:space="preserve">不是</w:t>
       </w:r>
       <w:r>
-        <w:t xml:space="preserve">"状态机 vs 提示词" ⇒ ★★</w:t>
-      </w:r>
-      <w:r>
-        <w:t xml:space="preserve"> </w:t>
+        <w:t xml:space="preserve">"状态机 vs 提示词"，</w:t>
       </w:r>
       <w:r>
         <w:rPr>
@@ -3564,7 +3399,7 @@
         <w:t xml:space="preserve"> </w:t>
       </w:r>
       <w:r>
-        <w:t xml:space="preserve">- ★</w:t>
+        <w:t xml:space="preserve">-</w:t>
       </w:r>
       <w:r>
         <w:t xml:space="preserve"> </w:t>
@@ -3592,10 +3427,7 @@
         <w:t xml:space="preserve"> </w:t>
       </w:r>
       <w:r>
-        <w:t xml:space="preserve">断言"取舍会丢事实，从'相关'升级为'因果'"⇒</w:t>
-      </w:r>
-      <w:r>
-        <w:t xml:space="preserve"> </w:t>
+        <w:t xml:space="preserve">断言"取舍会丢事实，从'相关'升级为'因果'"，</w:t>
       </w:r>
       <w:r>
         <w:rPr>
@@ -3605,13 +3437,7 @@
         <w:t xml:space="preserve">F4：我的复算是 p=0.2500</w:t>
       </w:r>
       <w:r>
-        <w:t xml:space="preserve"> </w:t>
-      </w:r>
-      <w:r>
-        <w:t xml:space="preserve">⇒</w:t>
-      </w:r>
-      <w:r>
-        <w:t xml:space="preserve"> </w:t>
+        <w:t xml:space="preserve">，</w:t>
       </w:r>
       <w:r>
         <w:rPr>
@@ -3631,13 +3457,13 @@
         <w:t xml:space="preserve">三处改动</w:t>
       </w:r>
       <w:r>
-        <w:t xml:space="preserve">（事实层 + 极性锚 + 已排除选项）冲突 ⇒ 归因强度也偏高。</w:t>
+        <w:t xml:space="preserve">（事实层 + 极性锚 + 已排除选项）冲突，归因强度也偏高。</w:t>
       </w:r>
       <w:r>
         <w:t xml:space="preserve"> </w:t>
       </w:r>
       <w:r>
-        <w:t xml:space="preserve">- ★</w:t>
+        <w:t xml:space="preserve">-</w:t>
       </w:r>
       <w:r>
         <w:t xml:space="preserve"> </w:t>
@@ -3665,10 +3491,7 @@
         <w:t xml:space="preserve"> </w:t>
       </w:r>
       <w:r>
-        <w:t xml:space="preserve">的靶子（情感驱动）与实验实际覆盖（观点型）不符 ⇒</w:t>
-      </w:r>
-      <w:r>
-        <w:t xml:space="preserve"> </w:t>
+        <w:t xml:space="preserve">的靶子（情感驱动）与实验实际覆盖（观点型）不符，</w:t>
       </w:r>
       <w:r>
         <w:rPr>
@@ -3684,7 +3507,7 @@
         <w:t xml:space="preserve"> </w:t>
       </w:r>
       <w:r>
-        <w:t xml:space="preserve">- ★</w:t>
+        <w:t xml:space="preserve">-</w:t>
       </w:r>
       <w:r>
         <w:t xml:space="preserve"> </w:t>
@@ -3722,7 +3545,7 @@
         <w:t xml:space="preserve">全 0 错误</w:t>
       </w:r>
       <w:r>
-        <w:t xml:space="preserve">"⇒ ★★ 第四组包内有</w:t>
+        <w:t xml:space="preserve">"，第四组包内有</w:t>
       </w:r>
       <w:r>
         <w:t xml:space="preserve"> </w:t>
@@ -3750,10 +3573,7 @@
         <w:t xml:space="preserve">ok</w:t>
       </w:r>
       <w:r>
-        <w:t xml:space="preserve">、另有 1 条管线只跑了 1/4 步 ⇒</w:t>
-      </w:r>
-      <w:r>
-        <w:t xml:space="preserve"> </w:t>
+        <w:t xml:space="preserve">、另有 1 条管线只跑了 1/4 步，</w:t>
       </w:r>
       <w:r>
         <w:rPr>
@@ -3763,10 +3583,7 @@
         <w:t xml:space="preserve">提纲把源包自己矛盾的表述原样搬进来了</w:t>
       </w:r>
       <w:r>
-        <w:t xml:space="preserve">（注：子代理已做敏感性分析 ⇒</w:t>
-      </w:r>
-      <w:r>
-        <w:t xml:space="preserve"> </w:t>
+        <w:t xml:space="preserve">（注：子代理已做敏感性分析，</w:t>
       </w:r>
       <w:r>
         <w:rPr>
@@ -4683,12 +4500,6 @@
         <w:pStyle w:val="BodyText"/>
       </w:pPr>
       <w:r>
-        <w:t xml:space="preserve">★</w:t>
-      </w:r>
-      <w:r>
-        <w:t xml:space="preserve"> </w:t>
-      </w:r>
-      <w:r>
         <w:rPr>
           <w:bCs/>
           <w:b/>
@@ -4702,7 +4513,7 @@
         <w:t xml:space="preserve"> </w:t>
       </w:r>
       <w:r>
-        <w:t xml:space="preserve">1. ★★</w:t>
+        <w:t xml:space="preserve">1.</w:t>
       </w:r>
       <w:r>
         <w:t xml:space="preserve"> </w:t>
@@ -4715,10 +4526,7 @@
         <w:t xml:space="preserve">否定词密度最高的地方正是摘要与结论</w:t>
       </w:r>
       <w:r>
-        <w:t xml:space="preserve">（摘要 41–59%、06_L3 的判决段 70%）⇒</w:t>
-      </w:r>
-      <w:r>
-        <w:t xml:space="preserve"> </w:t>
+        <w:t xml:space="preserve">（摘要 41–59%、06_L3 的判决段 70%），</w:t>
       </w:r>
       <w:r>
         <w:rPr>
@@ -4734,7 +4542,7 @@
         <w:t xml:space="preserve"> </w:t>
       </w:r>
       <w:r>
-        <w:t xml:space="preserve">2. ★★</w:t>
+        <w:t xml:space="preserve">2.</w:t>
       </w:r>
       <w:r>
         <w:t xml:space="preserve"> </w:t>
@@ -4756,7 +4564,7 @@
         <w:t xml:space="preserve">## 1 引言 … ## 8 待完成清单 · ## 9 未来工作</w:t>
       </w:r>
       <w:r>
-        <w:t xml:space="preserve">）⇒ 提纲</w:t>
+        <w:t xml:space="preserve">），提纲</w:t>
       </w:r>
       <w:r>
         <w:t xml:space="preserve"> </w:t>
@@ -4781,16 +4589,13 @@
         <w:t xml:space="preserve">新建结论节</w:t>
       </w:r>
       <w:r>
+        <w:t xml:space="preserve">，改完仍然无落点。</w:t>
+      </w:r>
+      <w:r>
         <w:t xml:space="preserve"> </w:t>
       </w:r>
       <w:r>
-        <w:t xml:space="preserve">⇒ 改完仍然无落点。</w:t>
-      </w:r>
-      <w:r>
-        <w:t xml:space="preserve"> </w:t>
-      </w:r>
-      <w:r>
-        <w:t xml:space="preserve">3. ★★</w:t>
+        <w:t xml:space="preserve">3.</w:t>
       </w:r>
       <w:r>
         <w:t xml:space="preserve"> </w:t>
@@ -4803,10 +4608,7 @@
         <w:t xml:space="preserve">04_D 的数字出处率最低（4.61%），而提纲却要让它领跑最多数字</w:t>
       </w:r>
       <w:r>
-        <w:t xml:space="preserve">（73.3%/6.7%/p=0.0063/…）⇒</w:t>
-      </w:r>
-      <w:r>
-        <w:t xml:space="preserve"> </w:t>
+        <w:t xml:space="preserve">（73.3%/6.7%/p=0.0063/…），</w:t>
       </w:r>
       <w:r>
         <w:rPr>
@@ -4826,7 +4628,7 @@
         <w:pStyle w:val="Heading3"/>
       </w:pPr>
       <w:r>
-        <w:t xml:space="preserve">2.2 ★★ 负面清单（改稿后必须逐项可数达标；判据全部机械）</w:t>
+        <w:t xml:space="preserve">2.2 负面清单（改稿后必须逐项可数达标；判据全部机械）</w:t>
       </w:r>
     </w:p>
     <w:p>
@@ -4878,7 +4680,7 @@
         <w:t xml:space="preserve">只报告不判失败</w:t>
       </w:r>
       <w:r>
-        <w:t xml:space="preserve">。★</w:t>
+        <w:t xml:space="preserve">。</w:t>
       </w:r>
       <w:r>
         <w:t xml:space="preserve"> </w:t>
@@ -5085,13 +4887,7 @@
               <w:t xml:space="preserve">Is Not Yet</w:t>
             </w:r>
             <w:r>
-              <w:t xml:space="preserve"> </w:t>
-            </w:r>
-            <w:r>
-              <w:t xml:space="preserve">⇒</w:t>
-            </w:r>
-            <w:r>
-              <w:t xml:space="preserve"> </w:t>
+              <w:t xml:space="preserve">，</w:t>
             </w:r>
             <w:r>
               <w:rPr>
@@ -5194,10 +4990,7 @@
               <w:t xml:space="preserve">59.1</w:t>
             </w:r>
             <w:r>
-              <w:t xml:space="preserve">% ⇒</w:t>
-            </w:r>
-            <w:r>
-              <w:t xml:space="preserve"> </w:t>
+              <w:t xml:space="preserve">%，</w:t>
             </w:r>
             <w:r>
               <w:rPr>
@@ -5303,10 +5096,7 @@
               <w:t xml:space="preserve"> </w:t>
             </w:r>
             <w:r>
-              <w:t xml:space="preserve">/ 37.5% ⇒</w:t>
-            </w:r>
-            <w:r>
-              <w:t xml:space="preserve"> </w:t>
+              <w:t xml:space="preserve">/ 37.5%，</w:t>
             </w:r>
             <w:r>
               <w:rPr>
@@ -5316,7 +5106,7 @@
               <w:t xml:space="preserve">3/4 超标</w:t>
             </w:r>
             <w:r>
-              <w:t xml:space="preserve">（02_A 缺该节 ⇒ 一票否决项）</w:t>
+              <w:t xml:space="preserve">（02_A 缺该节，一票否决项）</w:t>
             </w:r>
           </w:p>
         </w:tc>
@@ -5402,10 +5192,7 @@
               <w:jc w:val="left"/>
             </w:pPr>
             <w:r>
-              <w:t xml:space="preserve">基线：271 / 210 / 233 / 238 ⇒</w:t>
-            </w:r>
-            <w:r>
-              <w:t xml:space="preserve"> </w:t>
+              <w:t xml:space="preserve">基线：271 / 210 / 233 / 238，</w:t>
             </w:r>
             <w:r>
               <w:rPr>
@@ -5525,12 +5312,6 @@
               <w:jc w:val="left"/>
             </w:pPr>
             <w:r>
-              <w:t xml:space="preserve">★</w:t>
-            </w:r>
-            <w:r>
-              <w:t xml:space="preserve"> </w:t>
-            </w:r>
-            <w:r>
               <w:rPr>
                 <w:bCs/>
                 <w:b/>
@@ -5570,12 +5351,6 @@
               <w:pStyle w:val="Compact"/>
               <w:jc w:val="left"/>
             </w:pPr>
-            <w:r>
-              <w:t xml:space="preserve">★</w:t>
-            </w:r>
-            <w:r>
-              <w:t xml:space="preserve"> </w:t>
-            </w:r>
             <w:r>
               <w:rPr>
                 <w:bCs/>
@@ -5661,13 +5436,10 @@
                 <w:bCs/>
                 <w:b/>
               </w:rPr>
-              <w:t xml:space="preserve">1 行 ⇒ 0 个完整块</w:t>
-            </w:r>
-            <w:r>
-              <w:t xml:space="preserve">（α 是行内 code）⇒</w:t>
-            </w:r>
-            <w:r>
-              <w:t xml:space="preserve"> </w:t>
+              <w:t xml:space="preserve">1 行，0 个完整块</w:t>
+            </w:r>
+            <w:r>
+              <w:t xml:space="preserve">（α 是行内 code），</w:t>
             </w:r>
             <w:r>
               <w:rPr>
@@ -5779,12 +5551,6 @@
               <w:jc w:val="left"/>
             </w:pPr>
             <w:r>
-              <w:t xml:space="preserve">★</w:t>
-            </w:r>
-            <w:r>
-              <w:t xml:space="preserve"> </w:t>
-            </w:r>
-            <w:r>
               <w:rPr>
                 <w:bCs/>
                 <w:b/>
@@ -5848,7 +5614,7 @@
               <w:t xml:space="preserve"> </w:t>
             </w:r>
             <w:r>
-              <w:t xml:space="preserve">最低 ⇒ ④ 必须先补出处再提主张</w:t>
+              <w:t xml:space="preserve">最低，④ 必须先补出处再提主张</w:t>
             </w:r>
           </w:p>
         </w:tc>
@@ -5878,12 +5644,6 @@
               <w:jc w:val="left"/>
             </w:pPr>
             <w:r>
-              <w:t xml:space="preserve">★</w:t>
-            </w:r>
-            <w:r>
-              <w:t xml:space="preserve"> </w:t>
-            </w:r>
-            <w:r>
               <w:rPr>
                 <w:bCs/>
                 <w:b/>
@@ -5942,7 +5702,7 @@
               <w:jc w:val="left"/>
             </w:pPr>
             <w:r>
-              <w:t xml:space="preserve">★ 防"用待取证伪装路线图"</w:t>
+              <w:t xml:space="preserve">防"用待取证伪装路线图"</w:t>
             </w:r>
           </w:p>
         </w:tc>
@@ -5972,12 +5732,6 @@
               <w:jc w:val="left"/>
             </w:pPr>
             <w:r>
-              <w:t xml:space="preserve">★</w:t>
-            </w:r>
-            <w:r>
-              <w:t xml:space="preserve"> </w:t>
-            </w:r>
-            <w:r>
               <w:rPr>
                 <w:bCs/>
                 <w:b/>
@@ -6018,10 +5772,7 @@
               <w:t xml:space="preserve"> </w:t>
             </w:r>
             <w:r>
-              <w:t xml:space="preserve">列表）⇒</w:t>
-            </w:r>
-            <w:r>
-              <w:t xml:space="preserve"> </w:t>
+              <w:t xml:space="preserve">列表），</w:t>
             </w:r>
             <w:r>
               <w:rPr>
@@ -6040,12 +5791,6 @@
               <w:jc w:val="left"/>
             </w:pPr>
             <w:r>
-              <w:t xml:space="preserve">★</w:t>
-            </w:r>
-            <w:r>
-              <w:t xml:space="preserve"> </w:t>
-            </w:r>
-            <w:r>
               <w:rPr>
                 <w:bCs/>
                 <w:b/>
@@ -6092,10 +5837,7 @@
               <w:t xml:space="preserve">证明了.*注意力</w:t>
             </w:r>
             <w:r>
-              <w:t xml:space="preserve"> </w:t>
-            </w:r>
-            <w:r>
-              <w:t xml:space="preserve">⇒ 否则 F1 无人拦</w:t>
+              <w:t xml:space="preserve">，否则 F1 无人拦</w:t>
             </w:r>
           </w:p>
         </w:tc>
@@ -6125,12 +5867,6 @@
               <w:jc w:val="left"/>
             </w:pPr>
             <w:r>
-              <w:t xml:space="preserve">★</w:t>
-            </w:r>
-            <w:r>
-              <w:t xml:space="preserve"> </w:t>
-            </w:r>
-            <w:r>
               <w:rPr>
                 <w:bCs/>
                 <w:b/>
@@ -6171,7 +5907,7 @@
               <w:jc w:val="left"/>
             </w:pPr>
             <w:r>
-              <w:t xml:space="preserve">★ 现状：02_A §5.8 有样板（</w:t>
+              <w:t xml:space="preserve">现状：02_A §5.8 有样板（</w:t>
             </w:r>
             <w:r>
               <w:rPr>
@@ -6201,7 +5937,7 @@
         <w:pStyle w:val="Heading2"/>
       </w:pPr>
       <w:r>
-        <w:t xml:space="preserve">3 · ★ 铁律三（限定 vs 自我设限）可操作吗</w:t>
+        <w:t xml:space="preserve">3 · 铁律三（限定 vs 自我设限）可操作吗</w:t>
       </w:r>
     </w:p>
     <w:bookmarkStart w:id="29" w:name="判定不可操作且当前写法有一个单向棘轮"/>
@@ -6257,7 +5993,7 @@
         <w:t xml:space="preserve"> </w:t>
       </w:r>
       <w:r>
-        <w:t xml:space="preserve">&gt; ★★</w:t>
+        <w:t xml:space="preserve">&gt;</w:t>
       </w:r>
       <w:r>
         <w:t xml:space="preserve"> </w:t>
@@ -6283,7 +6019,7 @@
         <w:t xml:space="preserve"> </w:t>
       </w:r>
       <w:r>
-        <w:t xml:space="preserve">&gt; ★</w:t>
+        <w:t xml:space="preserve">&gt;</w:t>
       </w:r>
       <w:r>
         <w:t xml:space="preserve"> </w:t>
@@ -6305,7 +6041,7 @@
         <w:t xml:space="preserve"> </w:t>
       </w:r>
       <w:r>
-        <w:t xml:space="preserve">&gt; ★</w:t>
+        <w:t xml:space="preserve">&gt;</w:t>
       </w:r>
       <w:r>
         <w:t xml:space="preserve"> </w:t>
@@ -6327,7 +6063,7 @@
         <w:t xml:space="preserve"> </w:t>
       </w:r>
       <w:r>
-        <w:t xml:space="preserve">&gt; ★ ★</w:t>
+        <w:t xml:space="preserve">&gt;</w:t>
       </w:r>
       <w:r>
         <w:t xml:space="preserve"> </w:t>
@@ -6340,7 +6076,7 @@
         <w:t xml:space="preserve">注意</w:t>
       </w:r>
       <w:r>
-        <w:t xml:space="preserve">：★ 「未检出」在这四篇里</w:t>
+        <w:t xml:space="preserve">： 「未检出」在这四篇里</w:t>
       </w:r>
       <w:r>
         <w:rPr>
@@ -6360,10 +6096,7 @@
         <w:t xml:space="preserve">双边净增益口径</w:t>
       </w:r>
       <w:r>
-        <w:t xml:space="preserve">下可能是错的 ⇒ ⇒</w:t>
-      </w:r>
-      <w:r>
-        <w:t xml:space="preserve"> </w:t>
+        <w:t xml:space="preserve">下可能是错的，</w:t>
       </w:r>
       <w:r>
         <w:rPr>
@@ -6394,7 +6127,7 @@
         <w:t xml:space="preserve"> </w:t>
       </w:r>
       <w:r>
-        <w:t xml:space="preserve">1. ★★</w:t>
+        <w:t xml:space="preserve">1.</w:t>
       </w:r>
       <w:r>
         <w:t xml:space="preserve"> </w:t>
@@ -6407,13 +6140,7 @@
         <w:t xml:space="preserve">"在限定主张还是在取消主张"是意图判断，不是句法判断</w:t>
       </w:r>
       <w:r>
-        <w:t xml:space="preserve"> </w:t>
-      </w:r>
-      <w:r>
-        <w:t xml:space="preserve">⇒ 同一句话在不同改稿人手里会得到相反判定 ⇒</w:t>
-      </w:r>
-      <w:r>
-        <w:t xml:space="preserve"> </w:t>
+        <w:t xml:space="preserve">，同一句话在不同改稿人手里会得到相反判定，</w:t>
       </w:r>
       <w:r>
         <w:rPr>
@@ -6429,7 +6156,7 @@
         <w:t xml:space="preserve"> </w:t>
       </w:r>
       <w:r>
-        <w:t xml:space="preserve">2. ★★★</w:t>
+        <w:t xml:space="preserve">2.</w:t>
       </w:r>
       <w:r>
         <w:t xml:space="preserve"> </w:t>
@@ -6452,10 +6179,7 @@
         <w:t xml:space="preserve">就把它改写成"待补算"</w:t>
       </w:r>
       <w:r>
-        <w:t xml:space="preserve"> </w:t>
-      </w:r>
-      <w:r>
-        <w:t xml:space="preserve">⇒ ★★ 这等于授权</w:t>
+        <w:t xml:space="preserve">，这等于授权</w:t>
       </w:r>
       <w:r>
         <w:rPr>
@@ -6481,12 +6205,6 @@
         <w:t xml:space="preserve"> </w:t>
       </w:r>
       <w:r>
-        <w:t xml:space="preserve">⇒ ★★</w:t>
-      </w:r>
-      <w:r>
-        <w:t xml:space="preserve"> </w:t>
-      </w:r>
-      <w:r>
         <w:rPr>
           <w:bCs/>
           <w:b/>
@@ -6523,10 +6241,7 @@
         <w:t xml:space="preserve">两头都缺</w:t>
       </w:r>
       <w:r>
-        <w:t xml:space="preserve">（口径 B 实现不在仓内、944 数据不在仓内）⇒</w:t>
-      </w:r>
-      <w:r>
-        <w:t xml:space="preserve"> </w:t>
+        <w:t xml:space="preserve">（口径 B 实现不在仓内、944 数据不在仓内），</w:t>
       </w:r>
       <w:r>
         <w:rPr>
@@ -6542,7 +6257,7 @@
         <w:t xml:space="preserve"> </w:t>
       </w:r>
       <w:r>
-        <w:t xml:space="preserve">3. ★★</w:t>
+        <w:t xml:space="preserve">3.</w:t>
       </w:r>
       <w:r>
         <w:t xml:space="preserve"> </w:t>
@@ -6596,7 +6311,7 @@
         <w:t xml:space="preserve">限定句</w:t>
       </w:r>
       <w:r>
-        <w:t xml:space="preserve">的次数 ⇒ ★★ writer 可以</w:t>
+        <w:t xml:space="preserve">的次数，writer 可以</w:t>
       </w:r>
       <w:r>
         <w:rPr>
@@ -6606,13 +6321,7 @@
         <w:t xml:space="preserve">删掉限定句、保留标记</w:t>
       </w:r>
       <w:r>
-        <w:t xml:space="preserve"> </w:t>
-      </w:r>
-      <w:r>
-        <w:t xml:space="preserve">⇒ G2 判绿、限定实质消失 ⇒</w:t>
-      </w:r>
-      <w:r>
-        <w:t xml:space="preserve"> </w:t>
+        <w:t xml:space="preserve">，G2 判绿、限定实质消失，</w:t>
       </w:r>
       <w:r>
         <w:rPr>
@@ -6632,7 +6341,7 @@
         <w:pStyle w:val="Heading3"/>
       </w:pPr>
       <w:r>
-        <w:t xml:space="preserve">3.2 ★★ 可操作的替代判据（</w:t>
+        <w:t xml:space="preserve">3.2 可操作的替代判据（</w:t>
       </w:r>
       <w:r>
         <w:rPr>
@@ -6657,7 +6366,7 @@
         <w:t xml:space="preserve">把"这句话是限定还是取消主张"的主观判断，换成两个可数、可红、红在预期处的机械判据：</w:t>
       </w:r>
     </w:p>
-    <w:bookmarkStart w:id="30" w:name="判据-a-翻转条件测试区分限定-vs-自我设限"/>
+    <w:bookmarkStart w:id="30" w:name="X7a60fe4d9c0dec8439431c9afe97052fb882041"/>
     <w:p>
       <w:pPr>
         <w:pStyle w:val="Heading4"/>
@@ -6676,15 +6385,7 @@
         <w:t xml:space="preserve">翻转条件测试</w:t>
       </w:r>
       <w:r>
-        <w:t xml:space="preserve">（区分"限定" vs "自我设限"）</w:t>
-      </w:r>
-    </w:p>
-    <w:p>
-      <w:pPr>
-        <w:pStyle w:val="FirstParagraph"/>
-      </w:pPr>
-      <w:r>
-        <w:t xml:space="preserve">一条</w:t>
+        <w:t xml:space="preserve">（区分"限定" vs "自我设限"）一条</w:t>
       </w:r>
       <w:r>
         <w:rPr>
@@ -6728,94 +6429,6 @@
       </w:r>
       <w:r>
         <w:t xml:space="preserve">的具体条件。</w:t>
-      </w:r>
-      <w:r>
-        <w:t xml:space="preserve"> </w:t>
-      </w:r>
-      <w:r>
-        <w:t xml:space="preserve">- 机器实现：</w:t>
-      </w:r>
-      <w:r>
-        <w:rPr>
-          <w:rStyle w:val="VerbatimChar"/>
-        </w:rPr>
-        <w:t xml:space="preserve">S</w:t>
-      </w:r>
-      <w:r>
-        <w:t xml:space="preserve"> </w:t>
-      </w:r>
-      <w:r>
-        <w:t xml:space="preserve">所在段（或其后 300 字窗口）必须命中</w:t>
-      </w:r>
-      <w:r>
-        <w:t xml:space="preserve"> </w:t>
-      </w:r>
-      <w:r>
-        <w:rPr>
-          <w:rStyle w:val="VerbatimChar"/>
-        </w:rPr>
-        <w:t xml:space="preserve">翻转|如果|若|补|预注册|MES|否证|判据|待补算|待取证</w:t>
-      </w:r>
-      <w:r>
-        <w:t xml:space="preserve"> </w:t>
-      </w:r>
-      <w:r>
-        <w:rPr>
-          <w:bCs/>
-          <w:b/>
-        </w:rPr>
-        <w:t xml:space="preserve">且</w:t>
-      </w:r>
-      <w:r>
-        <w:t xml:space="preserve">命中一个具体量（数字/阈值/条件词）。</w:t>
-      </w:r>
-      <w:r>
-        <w:t xml:space="preserve"> </w:t>
-      </w:r>
-      <w:r>
-        <w:t xml:space="preserve">- 反例（自我设限）：「本文未测注意力层的内部激活，因此我们不能证明注意力机制是塌缩的根源。」⇒ 段内</w:t>
-      </w:r>
-      <w:r>
-        <w:rPr>
-          <w:bCs/>
-          <w:b/>
-        </w:rPr>
-        <w:t xml:space="preserve">无判据、无条件、无下一步</w:t>
-      </w:r>
-      <w:r>
-        <w:t xml:space="preserve"> </w:t>
-      </w:r>
-      <w:r>
-        <w:t xml:space="preserve">⇒ ❌ 不合格。</w:t>
-      </w:r>
-      <w:r>
-        <w:t xml:space="preserve"> </w:t>
-      </w:r>
-      <w:r>
-        <w:t xml:space="preserve">- 正例（限定）：「α 的两个 95%CI 均含 1 ⇒ 数据并未证明增长率低于线性增长（§3.4）；K&gt;4 的采样曲线见 §9 第 1 项。」⇒ 有条件 + 有下一步 ⇒ ✔ 合格。</w:t>
-      </w:r>
-    </w:p>
-    <w:bookmarkEnd w:id="30"/>
-    <w:bookmarkStart w:id="31" w:name="判据-b-主体测试区分限定读数-vs-取消主张"/>
-    <w:p>
-      <w:pPr>
-        <w:pStyle w:val="Heading4"/>
-      </w:pPr>
-      <w:r>
-        <w:t xml:space="preserve">判据 B ·</w:t>
-      </w:r>
-      <w:r>
-        <w:t xml:space="preserve"> </w:t>
-      </w:r>
-      <w:r>
-        <w:rPr>
-          <w:bCs/>
-          <w:b/>
-        </w:rPr>
-        <w:t xml:space="preserve">主体测试</w:t>
-      </w:r>
-      <w:r>
-        <w:t xml:space="preserve">（区分"限定读数" vs "取消主张"）</w:t>
       </w:r>
     </w:p>
     <w:p>
@@ -6827,17 +6440,41 @@
         <w:pStyle w:val="Compact"/>
       </w:pPr>
       <w:r>
+        <w:t xml:space="preserve">机器实现：</w:t>
+      </w:r>
+      <w:r>
+        <w:rPr>
+          <w:rStyle w:val="VerbatimChar"/>
+        </w:rPr>
+        <w:t xml:space="preserve">S</w:t>
+      </w:r>
+      <w:r>
+        <w:t xml:space="preserve"> </w:t>
+      </w:r>
+      <w:r>
+        <w:t xml:space="preserve">所在段（或其后 300 字窗口）必须命中</w:t>
+      </w:r>
+      <w:r>
+        <w:t xml:space="preserve"> </w:t>
+      </w:r>
+      <w:r>
+        <w:rPr>
+          <w:rStyle w:val="VerbatimChar"/>
+        </w:rPr>
+        <w:t xml:space="preserve">翻转|如果|若|补|预注册|MES|否证|判据|待补算|待取证</w:t>
+      </w:r>
+      <w:r>
+        <w:t xml:space="preserve"> </w:t>
+      </w:r>
+      <w:r>
         <w:rPr>
           <w:bCs/>
           <w:b/>
         </w:rPr>
-        <w:t xml:space="preserve">S 的主语是"某个读数/某个范围"</w:t>
-      </w:r>
-      <w:r>
-        <w:t xml:space="preserve"> </w:t>
-      </w:r>
-      <w:r>
-        <w:t xml:space="preserve">⇒ 限定（保留）。</w:t>
+        <w:t xml:space="preserve">且</w:t>
+      </w:r>
+      <w:r>
+        <w:t xml:space="preserve">命中一个具体量（数字/阈值/条件词）。</w:t>
       </w:r>
     </w:p>
     <w:p>
@@ -6849,27 +6486,17 @@
         <w:pStyle w:val="Compact"/>
       </w:pPr>
       <w:r>
+        <w:t xml:space="preserve">反例（自我设限）：「本文未测注意力层的内部激活，因此我们不能证明注意力机制是塌缩的根源。」，段内</w:t>
+      </w:r>
+      <w:r>
         <w:rPr>
           <w:bCs/>
           <w:b/>
         </w:rPr>
-        <w:t xml:space="preserve">S 的主语是"本篇的主张"</w:t>
-      </w:r>
-      <w:r>
-        <w:t xml:space="preserve">（"本文不能证明 X" / "本文不主张 Y" / "我们无法断言 Z"）⇒</w:t>
-      </w:r>
-      <w:r>
-        <w:t xml:space="preserve"> </w:t>
-      </w:r>
-      <w:r>
-        <w:rPr>
-          <w:bCs/>
-          <w:b/>
-        </w:rPr>
-        <w:t xml:space="preserve">自我设限</w:t>
-      </w:r>
-      <w:r>
-        <w:t xml:space="preserve">（改写成"待取证条目"或删）。</w:t>
+        <w:t xml:space="preserve">无判据、无条件、无下一步</w:t>
+      </w:r>
+      <w:r>
+        <w:t xml:space="preserve">，❌ 不合格。</w:t>
       </w:r>
     </w:p>
     <w:p>
@@ -6881,68 +6508,17 @@
         <w:pStyle w:val="Compact"/>
       </w:pPr>
       <w:r>
-        <w:t xml:space="preserve">★</w:t>
-      </w:r>
-      <w:r>
-        <w:t xml:space="preserve"> </w:t>
-      </w:r>
-      <w:r>
-        <w:rPr>
-          <w:bCs/>
-          <w:b/>
-        </w:rPr>
-        <w:t xml:space="preserve">落地</w:t>
-      </w:r>
-      <w:r>
-        <w:t xml:space="preserve">：把"主语是主张"的句子改成</w:t>
-      </w:r>
-      <w:r>
-        <w:t xml:space="preserve"> </w:t>
-      </w:r>
-      <w:r>
-        <w:rPr>
-          <w:rStyle w:val="VerbatimChar"/>
-        </w:rPr>
-        <w:t xml:space="preserve">【待取证 T-&lt;篇&gt;-&lt;nn&gt;】</w:t>
-      </w:r>
-      <w:r>
-        <w:t xml:space="preserve"> </w:t>
-      </w:r>
-      <w:r>
-        <w:t xml:space="preserve">形式，</w:t>
-      </w:r>
-      <w:r>
-        <w:rPr>
-          <w:bCs/>
-          <w:b/>
-        </w:rPr>
-        <w:t xml:space="preserve">并且</w:t>
-      </w:r>
-      <w:r>
-        <w:t xml:space="preserve">受 N10 约束（必须带判据 + 成本 + 执行者 + 影响哪节）⇒ ★</w:t>
-      </w:r>
-      <w:r>
-        <w:t xml:space="preserve"> </w:t>
-      </w:r>
-      <w:r>
-        <w:rPr>
-          <w:bCs/>
-          <w:b/>
-        </w:rPr>
-        <w:t xml:space="preserve">这同时堵住 §3.1 第 2 条的棘轮</w:t>
-      </w:r>
-      <w:r>
-        <w:t xml:space="preserve">：待取证条目若没有执行路径（N10 不合格），就不许创建。</w:t>
+        <w:t xml:space="preserve">正例（限定）：「α 的两个 95%CI 均含 1，数据并未证明增长率低于线性增长（§3.4）；K&gt;4 的采样曲线见 §9 第 1 项。」，有条件 + 有下一步，✔ 合格。</w:t>
       </w:r>
     </w:p>
-    <w:bookmarkEnd w:id="31"/>
-    <w:bookmarkStart w:id="32" w:name="判据-c-限定句数不减修补-g2-的漏洞"/>
+    <w:bookmarkEnd w:id="30"/>
+    <w:bookmarkStart w:id="31" w:name="判据-b-主体测试区分限定读数-vs-取消主张"/>
     <w:p>
       <w:pPr>
         <w:pStyle w:val="Heading4"/>
       </w:pPr>
       <w:r>
-        <w:t xml:space="preserve">判据 C · ★</w:t>
+        <w:t xml:space="preserve">判据 B ·</w:t>
       </w:r>
       <w:r>
         <w:t xml:space="preserve"> </w:t>
@@ -6952,10 +6528,10 @@
           <w:bCs/>
           <w:b/>
         </w:rPr>
-        <w:t xml:space="preserve">限定句数不减</w:t>
-      </w:r>
-      <w:r>
-        <w:t xml:space="preserve">（修补 G2 的漏洞）</w:t>
+        <w:t xml:space="preserve">主体测试</w:t>
+      </w:r>
+      <w:r>
+        <w:t xml:space="preserve">（区分"限定读数" vs "取消主张"）</w:t>
       </w:r>
     </w:p>
     <w:p>
@@ -6967,17 +6543,14 @@
         <w:pStyle w:val="Compact"/>
       </w:pPr>
       <w:r>
-        <w:t xml:space="preserve">把 G2 从"数三个标记"升级为：</w:t>
-      </w:r>
-      <w:r>
         <w:rPr>
           <w:bCs/>
           <w:b/>
         </w:rPr>
-        <w:t xml:space="preserve">限定句数（按判据 A + B 统计的"含限定词且含翻转条件"的句子数）改后 ≥ 改前</w:t>
-      </w:r>
-      <w:r>
-        <w:t xml:space="preserve">。</w:t>
+        <w:t xml:space="preserve">S 的主语是"某个读数/某个范围"</w:t>
+      </w:r>
+      <w:r>
+        <w:t xml:space="preserve">，限定（保留）。</w:t>
       </w:r>
     </w:p>
     <w:p>
@@ -6989,20 +6562,142 @@
         <w:pStyle w:val="Compact"/>
       </w:pPr>
       <w:r>
-        <w:t xml:space="preserve">★★</w:t>
-      </w:r>
-      <w:r>
-        <w:t xml:space="preserve"> </w:t>
-      </w:r>
-      <w:r>
         <w:rPr>
           <w:bCs/>
           <w:b/>
         </w:rPr>
+        <w:t xml:space="preserve">S 的主语是"本篇的主张"</w:t>
+      </w:r>
+      <w:r>
+        <w:t xml:space="preserve">（"本文不能证明 X" / "本文不主张 Y" / "我们无法断言 Z"），</w:t>
+      </w:r>
+      <w:r>
+        <w:rPr>
+          <w:bCs/>
+          <w:b/>
+        </w:rPr>
+        <w:t xml:space="preserve">自我设限</w:t>
+      </w:r>
+      <w:r>
+        <w:t xml:space="preserve">（改写成"待取证条目"或删）。</w:t>
+      </w:r>
+    </w:p>
+    <w:p>
+      <w:pPr>
+        <w:numPr>
+          <w:ilvl w:val="0"/>
+          <w:numId w:val="1002"/>
+        </w:numPr>
+        <w:pStyle w:val="Compact"/>
+      </w:pPr>
+      <w:r>
+        <w:rPr>
+          <w:bCs/>
+          <w:b/>
+        </w:rPr>
+        <w:t xml:space="preserve">落地</w:t>
+      </w:r>
+      <w:r>
+        <w:t xml:space="preserve">：把"主语是主张"的句子改成</w:t>
+      </w:r>
+      <w:r>
+        <w:t xml:space="preserve"> </w:t>
+      </w:r>
+      <w:r>
+        <w:rPr>
+          <w:rStyle w:val="VerbatimChar"/>
+        </w:rPr>
+        <w:t xml:space="preserve">【待取证 T-&lt;篇&gt;-&lt;nn&gt;】</w:t>
+      </w:r>
+      <w:r>
+        <w:t xml:space="preserve"> </w:t>
+      </w:r>
+      <w:r>
+        <w:t xml:space="preserve">形式，</w:t>
+      </w:r>
+      <w:r>
+        <w:rPr>
+          <w:bCs/>
+          <w:b/>
+        </w:rPr>
+        <w:t xml:space="preserve">并且</w:t>
+      </w:r>
+      <w:r>
+        <w:t xml:space="preserve">受 N10 约束（必须带判据 + 成本 + 执行者 + 影响哪节），</w:t>
+      </w:r>
+      <w:r>
+        <w:rPr>
+          <w:bCs/>
+          <w:b/>
+        </w:rPr>
+        <w:t xml:space="preserve">这同时堵住 §3.1 第 2 条的棘轮</w:t>
+      </w:r>
+      <w:r>
+        <w:t xml:space="preserve">：待取证条目若没有执行路径（N10 不合格），就不许创建。</w:t>
+      </w:r>
+    </w:p>
+    <w:bookmarkEnd w:id="31"/>
+    <w:bookmarkStart w:id="32" w:name="判据-c-限定句数不减修补-g2-的漏洞"/>
+    <w:p>
+      <w:pPr>
+        <w:pStyle w:val="Heading4"/>
+      </w:pPr>
+      <w:r>
+        <w:t xml:space="preserve">判据 C ·</w:t>
+      </w:r>
+      <w:r>
+        <w:t xml:space="preserve"> </w:t>
+      </w:r>
+      <w:r>
+        <w:rPr>
+          <w:bCs/>
+          <w:b/>
+        </w:rPr>
+        <w:t xml:space="preserve">限定句数不减</w:t>
+      </w:r>
+      <w:r>
+        <w:t xml:space="preserve">（修补 G2 的漏洞）</w:t>
+      </w:r>
+    </w:p>
+    <w:p>
+      <w:pPr>
+        <w:numPr>
+          <w:ilvl w:val="0"/>
+          <w:numId w:val="1003"/>
+        </w:numPr>
+        <w:pStyle w:val="Compact"/>
+      </w:pPr>
+      <w:r>
+        <w:t xml:space="preserve">把 G2 从"数三个标记"升级为：</w:t>
+      </w:r>
+      <w:r>
+        <w:rPr>
+          <w:bCs/>
+          <w:b/>
+        </w:rPr>
+        <w:t xml:space="preserve">限定句数（按判据 A + B 统计的"含限定词且含翻转条件"的句子数）改后 ≥ 改前</w:t>
+      </w:r>
+      <w:r>
+        <w:t xml:space="preserve">。</w:t>
+      </w:r>
+    </w:p>
+    <w:p>
+      <w:pPr>
+        <w:numPr>
+          <w:ilvl w:val="0"/>
+          <w:numId w:val="1003"/>
+        </w:numPr>
+        <w:pStyle w:val="Compact"/>
+      </w:pPr>
+      <w:r>
+        <w:rPr>
+          <w:bCs/>
+          <w:b/>
+        </w:rPr>
         <w:t xml:space="preserve">理由</w:t>
       </w:r>
       <w:r>
-        <w:t xml:space="preserve">：G2 数标记 ⇒ 可规避；数句子 ⇒ 不可规避。</w:t>
+        <w:t xml:space="preserve">：G2 数标记，可规避；数句子，不可规避。</w:t>
       </w:r>
     </w:p>
     <w:bookmarkEnd w:id="32"/>
@@ -7012,7 +6707,7 @@
         <w:pStyle w:val="Heading4"/>
       </w:pPr>
       <w:r>
-        <w:t xml:space="preserve">判据 D · ★</w:t>
+        <w:t xml:space="preserve">判据 D ·</w:t>
       </w:r>
       <w:r>
         <w:t xml:space="preserve"> </w:t>
@@ -7072,7 +6767,7 @@
         <w:t xml:space="preserve">具体执行路径</w:t>
       </w:r>
       <w:r>
-        <w:t xml:space="preserve">（谁跑、成本、产在哪）；★</w:t>
+        <w:t xml:space="preserve">（谁跑、成本、产在哪）；</w:t>
       </w:r>
       <w:r>
         <w:t xml:space="preserve"> </w:t>
@@ -7082,7 +6777,7 @@
           <w:bCs/>
           <w:b/>
         </w:rPr>
-        <w:t xml:space="preserve">无执行路径 ⇒ 不许转换</w:t>
+        <w:t xml:space="preserve">无执行路径，不许转换</w:t>
       </w:r>
       <w:r>
         <w:t xml:space="preserve">（F6 的 944 就是反例）；</w:t>
@@ -7101,10 +6796,7 @@
         <w:t xml:space="preserve">留痕表</w:t>
       </w:r>
       <w:r>
-        <w:t xml:space="preserve">里登记"这次转换的动机" ⇒</w:t>
-      </w:r>
-      <w:r>
-        <w:t xml:space="preserve"> </w:t>
+        <w:t xml:space="preserve">里登记"这次转换的动机"，</w:t>
       </w:r>
       <w:r>
         <w:rPr>
@@ -7122,7 +6814,7 @@
         <w:pStyle w:val="Heading3"/>
       </w:pPr>
       <w:r>
-        <w:t xml:space="preserve">3.3 ★ 铁律三之外，我建议补两条（成本几乎为零，收益最大）</w:t>
+        <w:t xml:space="preserve">3.3 铁律三之外，我建议补两条（成本几乎为零，收益最大）</w:t>
       </w:r>
     </w:p>
     <w:tbl>
@@ -7202,12 +6894,6 @@
               <w:jc w:val="left"/>
             </w:pPr>
             <w:r>
-              <w:t xml:space="preserve">★</w:t>
-            </w:r>
-            <w:r>
-              <w:t xml:space="preserve"> </w:t>
-            </w:r>
-            <w:r>
               <w:rPr>
                 <w:bCs/>
                 <w:b/>
@@ -7233,7 +6919,7 @@
               <w:t xml:space="preserve">02_A:715-723</w:t>
             </w:r>
             <w:r>
-              <w:t xml:space="preserve">）；④ 的"事实层保留"也含机械成分 ⇒ 写进方法节即可，不难。</w:t>
+              <w:t xml:space="preserve">）；④ 的"事实层保留"也含机械成分，写进方法节即可，不难。</w:t>
             </w:r>
           </w:p>
         </w:tc>
@@ -7263,12 +6949,6 @@
               <w:jc w:val="left"/>
             </w:pPr>
             <w:r>
-              <w:t xml:space="preserve">★</w:t>
-            </w:r>
-            <w:r>
-              <w:t xml:space="preserve"> </w:t>
-            </w:r>
-            <w:r>
               <w:rPr>
                 <w:bCs/>
                 <w:b/>
@@ -7294,10 +6974,7 @@
               <w:t xml:space="preserve"> </w:t>
             </w:r>
             <w:r>
-              <w:t xml:space="preserve">明确背书"那不是'没做'，是'已定版待执行'⇒</w:t>
-            </w:r>
-            <w:r>
-              <w:t xml:space="preserve"> </w:t>
+              <w:t xml:space="preserve">明确背书"那不是'没做'，是'已定版待执行'，</w:t>
             </w:r>
             <w:r>
               <w:rPr>
@@ -7307,7 +6984,7 @@
               <w:t xml:space="preserve">这样写，它就从失败变成了路线图</w:t>
             </w:r>
             <w:r>
-              <w:t xml:space="preserve">"。★★</w:t>
+              <w:t xml:space="preserve">"。</w:t>
             </w:r>
             <w:r>
               <w:t xml:space="preserve"> </w:t>
@@ -7330,7 +7007,7 @@
               <w:t xml:space="preserve">没有结果</w:t>
             </w:r>
             <w:r>
-              <w:t xml:space="preserve">。⇒ 每篇必须能回答"读者拿到的是什么</w:t>
+              <w:t xml:space="preserve">。每篇必须能回答"读者拿到的是什么</w:t>
             </w:r>
             <w:r>
               <w:rPr>
@@ -7361,7 +7038,7 @@
         <w:pStyle w:val="Heading2"/>
       </w:pPr>
       <w:r>
-        <w:t xml:space="preserve">4 · ★ 四条核心公式逐条回源</w:t>
+        <w:t xml:space="preserve">4 · 四条核心公式逐条回源</w:t>
       </w:r>
     </w:p>
     <w:p>
@@ -7637,12 +7314,6 @@
               <w:jc w:val="left"/>
             </w:pPr>
             <w:r>
-              <w:t xml:space="preserve">★</w:t>
-            </w:r>
-            <w:r>
-              <w:t xml:space="preserve"> </w:t>
-            </w:r>
-            <w:r>
               <w:rPr>
                 <w:bCs/>
                 <w:b/>
@@ -7778,12 +7449,6 @@
               <w:jc w:val="left"/>
             </w:pPr>
             <w:r>
-              <w:t xml:space="preserve">★</w:t>
-            </w:r>
-            <w:r>
-              <w:t xml:space="preserve"> </w:t>
-            </w:r>
-            <w:r>
               <w:rPr>
                 <w:bCs/>
                 <w:b/>
@@ -7865,10 +7530,7 @@
               <w:t xml:space="preserve"> </w:t>
             </w:r>
             <w:r>
-              <w:t xml:space="preserve">却标"已跑 1094（差 442 次）"⇒</w:t>
-            </w:r>
-            <w:r>
-              <w:t xml:space="preserve"> </w:t>
+              <w:t xml:space="preserve">却标"已跑 1094（差 442 次）"，</w:t>
             </w:r>
             <w:r>
               <w:rPr>
@@ -7889,12 +7551,6 @@
               <w:jc w:val="left"/>
             </w:pPr>
             <w:r>
-              <w:t xml:space="preserve">★</w:t>
-            </w:r>
-            <w:r>
-              <w:t xml:space="preserve"> </w:t>
-            </w:r>
-            <w:r>
               <w:rPr>
                 <w:bCs/>
                 <w:b/>
@@ -7942,7 +7598,7 @@
               <w:t xml:space="preserve"> </w:t>
             </w:r>
             <w:r>
-              <w:t xml:space="preserve">✔；但 ★</w:t>
+              <w:t xml:space="preserve">✔；但</w:t>
             </w:r>
             <w:r>
               <w:t xml:space="preserve"> </w:t>
@@ -7970,13 +7626,7 @@
               <w:t xml:space="preserve">没有这一句</w:t>
             </w:r>
             <w:r>
-              <w:t xml:space="preserve"> </w:t>
-            </w:r>
-            <w:r>
-              <w:t xml:space="preserve">⇒</w:t>
-            </w:r>
-            <w:r>
-              <w:t xml:space="preserve"> </w:t>
+              <w:t xml:space="preserve">，</w:t>
             </w:r>
             <w:r>
               <w:rPr>
@@ -8000,12 +7650,6 @@
               <w:jc w:val="left"/>
             </w:pPr>
             <w:r>
-              <w:t xml:space="preserve">★</w:t>
-            </w:r>
-            <w:r>
-              <w:t xml:space="preserve"> </w:t>
-            </w:r>
-            <w:r>
               <w:rPr>
                 <w:bCs/>
                 <w:b/>
@@ -8071,13 +7715,7 @@
               <w:t xml:space="preserve">四位小数吻合但毫无关系</w:t>
             </w:r>
             <w:r>
-              <w:t xml:space="preserve"> </w:t>
-            </w:r>
-            <w:r>
-              <w:t xml:space="preserve">⇒ ★</w:t>
-            </w:r>
-            <w:r>
-              <w:t xml:space="preserve"> </w:t>
+              <w:t xml:space="preserve">，</w:t>
             </w:r>
             <w:r>
               <w:rPr>
@@ -8095,12 +7733,6 @@
         <w:pStyle w:val="BodyText"/>
       </w:pPr>
       <w:r>
-        <w:t xml:space="preserve">⇒ ★★</w:t>
-      </w:r>
-      <w:r>
-        <w:t xml:space="preserve"> </w:t>
-      </w:r>
-      <w:r>
         <w:rPr>
           <w:bCs/>
           <w:b/>
@@ -8126,10 +7758,7 @@
         <w:t xml:space="preserve"> </w:t>
       </w:r>
       <w:r>
-        <w:t xml:space="preserve">把它列为"✅ 已测" ⇒</w:t>
-      </w:r>
-      <w:r>
-        <w:t xml:space="preserve"> </w:t>
+        <w:t xml:space="preserve">把它列为"✅ 已测"，</w:t>
       </w:r>
       <w:r>
         <w:rPr>
@@ -8253,7 +7882,7 @@
               <w:t xml:space="preserve">来源_第二组交付报告_1025_全文_872行…md:409</w:t>
             </w:r>
             <w:r>
-              <w:t xml:space="preserve">（"★ 本组最有希望的增量"）；</w:t>
+              <w:t xml:space="preserve">（" 本组最有希望的增量"）；</w:t>
             </w:r>
             <w:r>
               <w:rPr>
@@ -8265,33 +7894,27 @@
               <w:t xml:space="preserve"> </w:t>
             </w:r>
             <w:r>
-              <w:t xml:space="preserve">§5.8 机制链表第 5 行；★</w:t>
-            </w:r>
-            <w:r>
-              <w:t xml:space="preserve"> </w:t>
-            </w:r>
-            <w:r>
-              <w:rPr>
-                <w:bCs/>
-                <w:b/>
-              </w:rPr>
-              <w:t xml:space="preserve">同表第 2/4 行明写"= ToT 原文结论，非本组新发现"/"= ToT 原文结论的同义重述 ⇒ 不得作为本组新发现主张"</w:t>
-            </w:r>
-            <w:r>
-              <w:t xml:space="preserve"> </w:t>
-            </w:r>
-            <w:r>
-              <w:t xml:space="preserve">⇒ ★★</w:t>
-            </w:r>
-            <w:r>
-              <w:t xml:space="preserve"> </w:t>
-            </w:r>
-            <w:r>
-              <w:rPr>
-                <w:bCs/>
-                <w:b/>
-              </w:rPr>
-              <w:t xml:space="preserve">归属纪律现成可用，方案照搬即可</w:t>
+              <w:t xml:space="preserve">§5.8 机制链表第 5 行；</w:t>
+            </w:r>
+            <w:r>
+              <w:t xml:space="preserve"> </w:t>
+            </w:r>
+            <w:r>
+              <w:rPr>
+                <w:bCs/>
+                <w:b/>
+              </w:rPr>
+              <w:t xml:space="preserve">同表第 2/4 行明写"= ToT 原文结论，非本组新发现"/"= ToT 原文结论的同义重述，不得作为本组新发现主张"</w:t>
+            </w:r>
+            <w:r>
+              <w:t xml:space="preserve">，</w:t>
+            </w:r>
+            <w:r>
+              <w:rPr>
+                <w:bCs/>
+                <w:b/>
+              </w:rPr>
+              <w:t xml:space="preserve">归属要求现成可用，方案照搬即可</w:t>
             </w:r>
           </w:p>
         </w:tc>
@@ -8305,7 +7928,7 @@
               <w:jc w:val="left"/>
             </w:pPr>
             <w:r>
-              <w:t xml:space="preserve">★ 杠杆的</w:t>
+              <w:t xml:space="preserve">杠杆的</w:t>
             </w:r>
             <w:r>
               <w:rPr>
@@ -8348,7 +7971,7 @@
               <w:t xml:space="preserve">:416-418</w:t>
             </w:r>
             <w:r>
-              <w:t xml:space="preserve">："★</w:t>
+              <w:t xml:space="preserve">："</w:t>
             </w:r>
             <w:r>
               <w:t xml:space="preserve"> </w:t>
@@ -8361,10 +7984,7 @@
               <w:t xml:space="preserve">本批没有事前预注册</w:t>
             </w:r>
             <w:r>
-              <w:t xml:space="preserve"> </w:t>
-            </w:r>
-            <w:r>
-              <w:t xml:space="preserve">⇒ 原预注册的 H-D1–H-D4 是给'推导唯一'题写的，</w:t>
+              <w:t xml:space="preserve">，原预注册的 H-D1–H-D4 是给'推导唯一'题写的，</w:t>
             </w:r>
             <w:r>
               <w:rPr>
@@ -8374,10 +7994,7 @@
               <w:t xml:space="preserve">不适用</w:t>
             </w:r>
             <w:r>
-              <w:t xml:space="preserve">于本批 ⇒ ⇒</w:t>
-            </w:r>
-            <w:r>
-              <w:t xml:space="preserve"> </w:t>
+              <w:t xml:space="preserve">于本批，</w:t>
             </w:r>
             <w:r>
               <w:rPr>
@@ -8447,7 +8064,7 @@
               <w:t xml:space="preserve">:146-150</w:t>
             </w:r>
             <w:r>
-              <w:t xml:space="preserve">；★</w:t>
+              <w:t xml:space="preserve">；</w:t>
             </w:r>
             <w:r>
               <w:t xml:space="preserve"> </w:t>
@@ -8552,12 +8169,6 @@
               <w:jc w:val="left"/>
             </w:pPr>
             <w:r>
-              <w:t xml:space="preserve">★</w:t>
-            </w:r>
-            <w:r>
-              <w:t xml:space="preserve"> </w:t>
-            </w:r>
-            <w:r>
               <w:rPr>
                 <w:bCs/>
                 <w:b/>
@@ -8661,12 +8272,6 @@
               <w:jc w:val="left"/>
             </w:pPr>
             <w:r>
-              <w:t xml:space="preserve">★</w:t>
-            </w:r>
-            <w:r>
-              <w:t xml:space="preserve"> </w:t>
-            </w:r>
-            <w:r>
               <w:rPr>
                 <w:rStyle w:val="VerbatimChar"/>
               </w:rPr>
@@ -8770,10 +8375,7 @@
               <w:t xml:space="preserve">conclusions_supported</w:t>
             </w:r>
             <w:r>
-              <w:t xml:space="preserve"> </w:t>
-            </w:r>
-            <w:r>
-              <w:t xml:space="preserve">⇒ 口径 A 照搬</w:t>
+              <w:t xml:space="preserve">，口径 A 照搬</w:t>
             </w:r>
             <w:r>
               <w:t xml:space="preserve"> </w:t>
@@ -8788,10 +8390,7 @@
               <w:t xml:space="preserve"> </w:t>
             </w:r>
             <w:r>
-              <w:t xml:space="preserve">会读空 ⇒</w:t>
-            </w:r>
-            <w:r>
-              <w:t xml:space="preserve"> </w:t>
+              <w:t xml:space="preserve">会读空，</w:t>
             </w:r>
             <w:r>
               <w:rPr>
@@ -8841,12 +8440,6 @@
               <w:jc w:val="left"/>
             </w:pPr>
             <w:r>
-              <w:t xml:space="preserve">★</w:t>
-            </w:r>
-            <w:r>
-              <w:t xml:space="preserve"> </w:t>
-            </w:r>
-            <w:r>
               <w:rPr>
                 <w:rStyle w:val="VerbatimChar"/>
               </w:rPr>
@@ -8991,13 +8584,7 @@
               <w:t xml:space="preserve">all_questions_covered: true</w:t>
             </w:r>
             <w:r>
-              <w:t xml:space="preserve"> </w:t>
-            </w:r>
-            <w:r>
-              <w:t xml:space="preserve">⇒</w:t>
-            </w:r>
-            <w:r>
-              <w:t xml:space="preserve"> </w:t>
+              <w:t xml:space="preserve">，</w:t>
             </w:r>
             <w:r>
               <w:rPr>
@@ -9018,7 +8605,7 @@
               <w:jc w:val="left"/>
             </w:pPr>
             <w:r>
-              <w:t xml:space="preserve">★ 口径 B 的</w:t>
+              <w:t xml:space="preserve">口径 B 的</w:t>
             </w:r>
             <w:r>
               <w:rPr>
@@ -9064,10 +8651,7 @@
               <w:t xml:space="preserve"> </w:t>
             </w:r>
             <w:r>
-              <w:t xml:space="preserve">字面差分，同义异形的断言会同时进"新增"与"丢失"（实测：基线 4 条 vs 工作流 32 条 ⇒ 字面差集 32/4）⇒</w:t>
-            </w:r>
-            <w:r>
-              <w:t xml:space="preserve"> </w:t>
+              <w:t xml:space="preserve">字面差分，同义异形的断言会同时进"新增"与"丢失"（实测：基线 4 条 vs 工作流 32 条，字面差集 32/4），</w:t>
             </w:r>
             <w:r>
               <w:rPr>
@@ -9085,12 +8669,6 @@
         <w:pStyle w:val="BodyText"/>
       </w:pPr>
       <w:r>
-        <w:t xml:space="preserve">⇒ ★★★</w:t>
-      </w:r>
-      <w:r>
-        <w:t xml:space="preserve"> </w:t>
-      </w:r>
-      <w:r>
         <w:rPr>
           <w:bCs/>
           <w:b/>
@@ -9139,10 +8717,10 @@
           <w:bCs/>
           <w:b/>
         </w:rPr>
-        <w:t xml:space="preserve">的"零 API 可补算 ⇒ R2 可能由负转正"是单点依赖且无 fallback</w:t>
-      </w:r>
-      <w:r>
-        <w:t xml:space="preserve">（F6）。★</w:t>
+        <w:t xml:space="preserve">的"零 API 可补算，R2 可能由负转正"是单点依赖且无 fallback</w:t>
+      </w:r>
+      <w:r>
+        <w:t xml:space="preserve">（F6）。</w:t>
       </w:r>
       <w:r>
         <w:t xml:space="preserve"> </w:t>
@@ -9311,10 +8889,7 @@
               <w:t xml:space="preserve">u6 v2 t3 m6×6 arb3 nf4 mm3</w:t>
             </w:r>
             <w:r>
-              <w:t xml:space="preserve"> </w:t>
-            </w:r>
-            <w:r>
-              <w:t xml:space="preserve">⇒ 6+2+3+36=47、3+4+3=10、47+10=57 ✔</w:t>
+              <w:t xml:space="preserve">，6+2+3+36=47、3+4+3=10、47+10=57 ✔</w:t>
             </w:r>
           </w:p>
         </w:tc>
@@ -9328,12 +8903,6 @@
               <w:jc w:val="left"/>
             </w:pPr>
             <w:r>
-              <w:t xml:space="preserve">★★</w:t>
-            </w:r>
-            <w:r>
-              <w:t xml:space="preserve"> </w:t>
-            </w:r>
-            <w:r>
               <w:rPr>
                 <w:bCs/>
                 <w:b/>
@@ -9395,10 +8964,7 @@
               <w:t xml:space="preserve">正确对照 = 47 vs 36（动作部分）/ 57 vs 46（全策略）</w:t>
             </w:r>
             <w:r>
-              <w:t xml:space="preserve"> </w:t>
-            </w:r>
-            <w:r>
-              <w:t xml:space="preserve">⇒ 因子化版本</w:t>
+              <w:t xml:space="preserve">，因子化版本</w:t>
             </w:r>
             <w:r>
               <w:rPr>
@@ -9408,7 +8974,7 @@
               <w:t xml:space="preserve">参数更多</w:t>
             </w:r>
             <w:r>
-              <w:t xml:space="preserve">；"更少参数"只在对照"全交互扁平"（36 动作 × 6 失败类型 = 216）时成立。★</w:t>
+              <w:t xml:space="preserve">；"更少参数"只在对照"全交互扁平"（36 动作 × 6 失败类型 = 216）时成立。</w:t>
             </w:r>
             <w:r>
               <w:t xml:space="preserve"> </w:t>
@@ -9519,7 +9085,7 @@
               <w:jc w:val="left"/>
             </w:pPr>
             <w:r>
-              <w:t xml:space="preserve">★ "线性 softmax 下与 op 无关的状态特征对选择零作用"</w:t>
+              <w:t xml:space="preserve">"线性 softmax 下与 op 无关的状态特征对选择零作用"</w:t>
             </w:r>
           </w:p>
         </w:tc>
@@ -9578,10 +9144,7 @@
               <w:t xml:space="preserve">argmax 随 failure_kind 改变</w:t>
             </w:r>
             <w:r>
-              <w:t xml:space="preserve"> </w:t>
-            </w:r>
-            <w:r>
-              <w:t xml:space="preserve">⇒ 通道唯一性成立</w:t>
+              <w:t xml:space="preserve">，通道唯一性成立</w:t>
             </w:r>
           </w:p>
         </w:tc>
@@ -9595,12 +9158,6 @@
               <w:jc w:val="left"/>
             </w:pPr>
             <w:r>
-              <w:t xml:space="preserve">★</w:t>
-            </w:r>
-            <w:r>
-              <w:t xml:space="preserve"> </w:t>
-            </w:r>
-            <w:r>
               <w:rPr>
                 <w:bCs/>
                 <w:b/>
@@ -9694,10 +9251,7 @@
               <w:t xml:space="preserve">rows distinct = 1 of 6</w:t>
             </w:r>
             <w:r>
-              <w:t xml:space="preserve">）⇒</w:t>
-            </w:r>
-            <w:r>
-              <w:t xml:space="preserve"> </w:t>
+              <w:t xml:space="preserve">），</w:t>
             </w:r>
             <w:r>
               <w:rPr>
@@ -9721,12 +9275,6 @@
               <w:jc w:val="left"/>
             </w:pPr>
             <w:r>
-              <w:t xml:space="preserve">★★</w:t>
-            </w:r>
-            <w:r>
-              <w:t xml:space="preserve"> </w:t>
-            </w:r>
-            <w:r>
               <w:rPr>
                 <w:bCs/>
                 <w:b/>
@@ -9833,10 +9381,7 @@
               <w:t xml:space="preserve">e012f1e</w:t>
             </w:r>
             <w:r>
-              <w:t xml:space="preserve">）⇒</w:t>
-            </w:r>
-            <w:r>
-              <w:t xml:space="preserve"> </w:t>
+              <w:t xml:space="preserve">），</w:t>
             </w:r>
             <w:r>
               <w:rPr>
@@ -9857,12 +9402,6 @@
               <w:jc w:val="left"/>
             </w:pPr>
             <w:r>
-              <w:t xml:space="preserve">★</w:t>
-            </w:r>
-            <w:r>
-              <w:t xml:space="preserve"> </w:t>
-            </w:r>
-            <w:r>
               <w:rPr>
                 <w:rStyle w:val="VerbatimChar"/>
               </w:rPr>
@@ -9977,10 +9516,7 @@
               <w:t xml:space="preserve"> </w:t>
             </w:r>
             <w:r>
-              <w:t xml:space="preserve">输出 ✔；保留极性随出现顺序互换 ✔）⇒</w:t>
-            </w:r>
-            <w:r>
-              <w:t xml:space="preserve"> </w:t>
+              <w:t xml:space="preserve">输出 ✔；保留极性随出现顺序互换 ✔），</w:t>
             </w:r>
             <w:r>
               <w:rPr>
@@ -9990,10 +9526,7 @@
               <w:t xml:space="preserve">完全不含排序 bug / EXTRACT / %d-on-mean / 14 维碰撞</w:t>
             </w:r>
             <w:r>
-              <w:t xml:space="preserve"> </w:t>
-            </w:r>
-            <w:r>
-              <w:t xml:space="preserve">⇒ ★ "跑通这个脚本"</w:t>
+              <w:t xml:space="preserve">，"跑通这个脚本"</w:t>
             </w:r>
             <w:r>
               <w:t xml:space="preserve"> </w:t>
@@ -10020,7 +9553,7 @@
               <w:jc w:val="left"/>
             </w:pPr>
             <w:r>
-              <w:t xml:space="preserve">★ EXTRACT /</w:t>
+              <w:t xml:space="preserve">EXTRACT /</w:t>
             </w:r>
             <w:r>
               <w:t xml:space="preserve"> </w:t>
@@ -10137,13 +9670,7 @@
               <w:t xml:space="preserve">-on-mean</w:t>
             </w:r>
             <w:r>
-              <w:t xml:space="preserve"> </w:t>
-            </w:r>
-            <w:r>
-              <w:t xml:space="preserve">⇒</w:t>
-            </w:r>
-            <w:r>
-              <w:t xml:space="preserve"> </w:t>
+              <w:t xml:space="preserve">，</w:t>
             </w:r>
             <w:r>
               <w:rPr>
@@ -10164,7 +9691,7 @@
               <w:jc w:val="left"/>
             </w:pPr>
             <w:r>
-              <w:t xml:space="preserve">★ "14 维里 2 维永久失效"</w:t>
+              <w:t xml:space="preserve">"14 维里 2 维永久失效"</w:t>
             </w:r>
           </w:p>
         </w:tc>
@@ -10224,7 +9751,7 @@
               <w:jc w:val="left"/>
             </w:pPr>
             <w:r>
-              <w:t xml:space="preserve">★ "矛盾对数中位 = 0 ⇒ 恒为 0"</w:t>
+              <w:t xml:space="preserve">"矛盾对数中位 = 0，恒为 0"</w:t>
             </w:r>
           </w:p>
         </w:tc>
@@ -10302,10 +9829,7 @@
               <w:t xml:space="preserve">5</w:t>
             </w:r>
             <w:r>
-              <w:t xml:space="preserve">,5" ⇒</w:t>
-            </w:r>
-            <w:r>
-              <w:t xml:space="preserve"> </w:t>
+              <w:t xml:space="preserve">,5"，</w:t>
             </w:r>
             <w:r>
               <w:rPr>
@@ -10326,12 +9850,6 @@
               <w:jc w:val="left"/>
             </w:pPr>
             <w:r>
-              <w:t xml:space="preserve">★</w:t>
-            </w:r>
-            <w:r>
-              <w:t xml:space="preserve"> </w:t>
-            </w:r>
-            <w:r>
               <w:rPr>
                 <w:rStyle w:val="VerbatimChar"/>
               </w:rPr>
@@ -10401,13 +9919,7 @@
               <w:t xml:space="preserve">[-0.9167,-1.0,-0.5833,-0.8333,-1.0833,-1.25]</w:t>
             </w:r>
             <w:r>
-              <w:t xml:space="preserve"> </w:t>
-            </w:r>
-            <w:r>
-              <w:t xml:space="preserve">⇒</w:t>
-            </w:r>
-            <w:r>
-              <w:t xml:space="preserve"> </w:t>
+              <w:t xml:space="preserve">，</w:t>
             </w:r>
             <w:r>
               <w:rPr>
@@ -10428,7 +9940,7 @@
               <w:jc w:val="left"/>
             </w:pPr>
             <w:r>
-              <w:t xml:space="preserve">★ 代理奖励公式</w:t>
+              <w:t xml:space="preserve">代理奖励公式</w:t>
             </w:r>
           </w:p>
         </w:tc>
@@ -10471,10 +9983,7 @@
               <w:t xml:space="preserve">−conflict 1.0 −empty 0.5 −fallback 0.5 −cost 0.02 −conflict_pairs 0.8 −trap 6.0 + width 4.0</w:t>
             </w:r>
             <w:r>
-              <w:t xml:space="preserve">；提纲只列 4 项 ⇒</w:t>
-            </w:r>
-            <w:r>
-              <w:t xml:space="preserve"> </w:t>
+              <w:t xml:space="preserve">；提纲只列 4 项，</w:t>
             </w:r>
             <w:r>
               <w:rPr>
@@ -10484,10 +9993,7 @@
               <w:t xml:space="preserve">漏 3 项</w:t>
             </w:r>
             <w:r>
-              <w:t xml:space="preserve"> </w:t>
-            </w:r>
-            <w:r>
-              <w:t xml:space="preserve">⇒ 写进正文时须写全，否则复算对不上</w:t>
+              <w:t xml:space="preserve">，写进正文时须写全，否则复算对不上</w:t>
             </w:r>
           </w:p>
         </w:tc>
@@ -10501,7 +10007,7 @@
               <w:jc w:val="left"/>
             </w:pPr>
             <w:r>
-              <w:t xml:space="preserve">★ "二元 MOO 只是设计形式"</w:t>
+              <w:t xml:space="preserve">"二元 MOO 只是设计形式"</w:t>
             </w:r>
           </w:p>
         </w:tc>
@@ -10593,7 +10099,7 @@
               <w:t xml:space="preserve">scalar</w:t>
             </w:r>
             <w:r>
-              <w:t xml:space="preserve">）；★</w:t>
+              <w:t xml:space="preserve">）；</w:t>
             </w:r>
             <w:r>
               <w:t xml:space="preserve"> </w:t>
@@ -10640,12 +10146,6 @@
       <w:pPr>
         <w:pStyle w:val="BodyText"/>
       </w:pPr>
-      <w:r>
-        <w:t xml:space="preserve">⇒ ★★★</w:t>
-      </w:r>
-      <w:r>
-        <w:t xml:space="preserve"> </w:t>
-      </w:r>
       <w:r>
         <w:rPr>
           <w:bCs/>
@@ -10774,10 +10274,7 @@
               <w:t xml:space="preserve">第四组论证.md</w:t>
             </w:r>
             <w:r>
-              <w:t xml:space="preserve">（★</w:t>
-            </w:r>
-            <w:r>
-              <w:t xml:space="preserve"> </w:t>
+              <w:t xml:space="preserve">（</w:t>
             </w:r>
             <w:r>
               <w:rPr>
@@ -10787,10 +10284,7 @@
               <w:t xml:space="preserve">不在本仓</w:t>
             </w:r>
             <w:r>
-              <w:t xml:space="preserve"> </w:t>
-            </w:r>
-            <w:r>
-              <w:t xml:space="preserve">⇒ 交付态缺口）；仓内</w:t>
+              <w:t xml:space="preserve">，交付态缺口）；仓内</w:t>
             </w:r>
             <w:r>
               <w:t xml:space="preserve"> </w:t>
@@ -10822,7 +10316,7 @@
               <w:jc w:val="left"/>
             </w:pPr>
             <w:r>
-              <w:t xml:space="preserve">★ "C1 vs C0 的真区别是状态转移且依赖观测"</w:t>
+              <w:t xml:space="preserve">"C1 vs C0 的真区别是状态转移且依赖观测"</w:t>
             </w:r>
           </w:p>
         </w:tc>
@@ -10884,7 +10378,7 @@
               <w:jc w:val="left"/>
             </w:pPr>
             <w:r>
-              <w:t xml:space="preserve">★ D-1 / D-2 / D-3</w:t>
+              <w:t xml:space="preserve">D-1 / D-2 / D-3</w:t>
             </w:r>
           </w:p>
         </w:tc>
@@ -10970,12 +10464,6 @@
               <w:jc w:val="left"/>
             </w:pPr>
             <w:r>
-              <w:t xml:space="preserve">★★</w:t>
-            </w:r>
-            <w:r>
-              <w:t xml:space="preserve"> </w:t>
-            </w:r>
-            <w:r>
               <w:rPr>
                 <w:bCs/>
                 <w:b/>
@@ -11014,10 +10502,7 @@
               <w:jc w:val="left"/>
             </w:pPr>
             <w:r>
-              <w:t xml:space="preserve">我从原始 JSONL 重建 45 行配对（生产者 45 行 ⇒</w:t>
-            </w:r>
-            <w:r>
-              <w:t xml:space="preserve"> </w:t>
+              <w:t xml:space="preserve">我从原始 JSONL 重建 45 行配对（生产者 45 行，</w:t>
             </w:r>
             <w:r>
               <w:rPr>
@@ -11076,10 +10561,7 @@
               <w:t xml:space="preserve">C0vsC1 p=0.2500</w:t>
             </w:r>
             <w:r>
-              <w:t xml:space="preserve">（★</w:t>
-            </w:r>
-            <w:r>
-              <w:t xml:space="preserve"> </w:t>
+              <w:t xml:space="preserve">（</w:t>
             </w:r>
             <w:r>
               <w:rPr>
@@ -11089,10 +10571,7 @@
               <w:t xml:space="preserve">提纲没报这条</w:t>
             </w:r>
             <w:r>
-              <w:t xml:space="preserve"> </w:t>
-            </w:r>
-            <w:r>
-              <w:t xml:space="preserve">⇒ F4）</w:t>
+              <w:t xml:space="preserve">，F4）</w:t>
             </w:r>
           </w:p>
         </w:tc>
@@ -11106,7 +10585,7 @@
               <w:jc w:val="left"/>
             </w:pPr>
             <w:r>
-              <w:t xml:space="preserve">★ H2 锚定 Δ=+0.0536 p_adj=0.0058</w:t>
+              <w:t xml:space="preserve">H2 锚定 Δ=+0.0536 p_adj=0.0058</w:t>
             </w:r>
           </w:p>
         </w:tc>
@@ -11144,7 +10623,7 @@
               <w:jc w:val="left"/>
             </w:pPr>
             <w:r>
-              <w:t xml:space="preserve">★ H3 极性 3/5 同号</w:t>
+              <w:t xml:space="preserve">H3 极性 3/5 同号</w:t>
             </w:r>
           </w:p>
         </w:tc>
@@ -11178,7 +10657,7 @@
               <w:jc w:val="left"/>
             </w:pPr>
             <w:r>
-              <w:t xml:space="preserve">★ H4 +0.1500 p=0.2048 n=5</w:t>
+              <w:t xml:space="preserve">H4 +0.1500 p=0.2048 n=5</w:t>
             </w:r>
           </w:p>
         </w:tc>
@@ -11212,12 +10691,6 @@
               <w:jc w:val="left"/>
             </w:pPr>
             <w:r>
-              <w:t xml:space="preserve">★</w:t>
-            </w:r>
-            <w:r>
-              <w:t xml:space="preserve"> </w:t>
-            </w:r>
-            <w:r>
               <w:rPr>
                 <w:bCs/>
                 <w:b/>
@@ -11252,10 +10725,7 @@
               <w:t xml:space="preserve">probe_v3_results.json[0].floor/.dA</w:t>
             </w:r>
             <w:r>
-              <w:t xml:space="preserve"> </w:t>
-            </w:r>
-            <w:r>
-              <w:t xml:space="preserve">⇒ 0.2118/0.2930 =</w:t>
+              <w:t xml:space="preserve">，0.2118/0.2930 =</w:t>
             </w:r>
             <w:r>
               <w:t xml:space="preserve"> </w:t>
@@ -11285,7 +10755,7 @@
               <w:jc w:val="left"/>
             </w:pPr>
             <w:r>
-              <w:t xml:space="preserve">★ "全 0 错误"</w:t>
+              <w:t xml:space="preserve">"全 0 错误"</w:t>
             </w:r>
           </w:p>
         </w:tc>
@@ -11334,7 +10804,7 @@
               <w:t xml:space="preserve"> </w:t>
             </w:r>
             <w:r>
-              <w:t xml:space="preserve">+ 1 条管线只跑 1/4 步；★</w:t>
+              <w:t xml:space="preserve">+ 1 条管线只跑 1/4 步；</w:t>
             </w:r>
             <w:r>
               <w:t xml:space="preserve"> </w:t>
@@ -11361,7 +10831,7 @@
               <w:jc w:val="left"/>
             </w:pPr>
             <w:r>
-              <w:t xml:space="preserve">★ "D2/D1 从 3.5–5.1× 降到 2.0×"</w:t>
+              <w:t xml:space="preserve">"D2/D1 从 3.5–5.1× 降到 2.0×"</w:t>
             </w:r>
           </w:p>
         </w:tc>
@@ -11383,23 +10853,17 @@
                 <w:bCs/>
                 <w:b/>
               </w:rPr>
-              <w:t xml:space="preserve">列标签与算式方向不一致（F7，★ 数字本身可复算）</w:t>
-            </w:r>
-          </w:p>
-        </w:tc>
-        <w:tc>
-          <w:tcPr/>
-          <w:p>
-            <w:pPr>
-              <w:pStyle w:val="Compact"/>
-              <w:jc w:val="left"/>
-            </w:pPr>
-            <w:r>
-              <w:t xml:space="preserve">★</w:t>
-            </w:r>
-            <w:r>
-              <w:t xml:space="preserve"> </w:t>
-            </w:r>
+              <w:t xml:space="preserve">列标签与算式方向不一致（F7，数字本身可复算）</w:t>
+            </w:r>
+          </w:p>
+        </w:tc>
+        <w:tc>
+          <w:tcPr/>
+          <w:p>
+            <w:pPr>
+              <w:pStyle w:val="Compact"/>
+              <w:jc w:val="left"/>
+            </w:pPr>
             <w:r>
               <w:rPr>
                 <w:bCs/>
@@ -11444,10 +10908,7 @@
               <w:t xml:space="preserve">D1/D2=1.9805</w:t>
             </w:r>
             <w:r>
-              <w:t xml:space="preserve">（表写 2.0×）⇒ ★</w:t>
-            </w:r>
-            <w:r>
-              <w:t xml:space="preserve"> </w:t>
+              <w:t xml:space="preserve">（表写 2.0×），</w:t>
             </w:r>
             <w:r>
               <w:rPr>
@@ -11457,13 +10918,7 @@
               <w:t xml:space="preserve">两张表列标题写 "D2/D1"、实算都是 D1/D2</w:t>
             </w:r>
             <w:r>
-              <w:t xml:space="preserve"> </w:t>
-            </w:r>
-            <w:r>
-              <w:t xml:space="preserve">⇒</w:t>
-            </w:r>
-            <w:r>
-              <w:t xml:space="preserve"> </w:t>
+              <w:t xml:space="preserve">，</w:t>
             </w:r>
             <w:r>
               <w:rPr>
@@ -11484,7 +10939,7 @@
               <w:jc w:val="left"/>
             </w:pPr>
             <w:r>
-              <w:t xml:space="preserve">★ "唯一区别是 C2 的事实层"</w:t>
+              <w:t xml:space="preserve">"唯一区别是 C2 的事实层"</w:t>
             </w:r>
           </w:p>
         </w:tc>
@@ -11541,7 +10996,7 @@
               <w:jc w:val="left"/>
             </w:pPr>
             <w:r>
-              <w:t xml:space="preserve">★ "S = 跟随历史"</w:t>
+              <w:t xml:space="preserve">"S = 跟随历史"</w:t>
             </w:r>
           </w:p>
         </w:tc>
@@ -11586,7 +11041,7 @@
               <w:jc w:val="left"/>
             </w:pPr>
             <w:r>
-              <w:t xml:space="preserve">★ 写作步 prompt 不得含状态块标记</w:t>
+              <w:t xml:space="preserve">写作步 prompt 不得含状态块标记</w:t>
             </w:r>
           </w:p>
         </w:tc>
@@ -11635,10 +11090,7 @@
               <w:t xml:space="preserve"> </w:t>
             </w:r>
             <w:r>
-              <w:t xml:space="preserve">块标记 ⇒</w:t>
-            </w:r>
-            <w:r>
-              <w:t xml:space="preserve"> </w:t>
+              <w:t xml:space="preserve">块标记，</w:t>
             </w:r>
             <w:r>
               <w:rPr>
@@ -11659,7 +11111,7 @@
               <w:jc w:val="left"/>
             </w:pPr>
             <w:r>
-              <w:t xml:space="preserve">★ "3 胜 3 负 ⇒ 位置一致率 0.00 ⇒ 判官在随机作答"</w:t>
+              <w:t xml:space="preserve">"3 胜 3 负，位置一致率 0.00，判官在随机作答"</w:t>
             </w:r>
           </w:p>
         </w:tc>
@@ -11715,7 +11167,7 @@
               <w:t xml:space="preserve"> </w:t>
             </w:r>
             <w:r>
-              <w:t xml:space="preserve">的其他对比一致率为 0.889/0.556/0.667）⇒ 不是通则</w:t>
+              <w:t xml:space="preserve">的其他对比一致率为 0.889/0.556/0.667），不是原则</w:t>
             </w:r>
           </w:p>
         </w:tc>
@@ -11729,12 +11181,6 @@
               <w:jc w:val="left"/>
             </w:pPr>
             <w:r>
-              <w:t xml:space="preserve">★★</w:t>
-            </w:r>
-            <w:r>
-              <w:t xml:space="preserve"> </w:t>
-            </w:r>
-            <w:r>
               <w:rPr>
                 <w:bCs/>
                 <w:b/>
@@ -11795,7 +11241,7 @@
               <w:t xml:space="preserve">观点型</w:t>
             </w:r>
             <w:r>
-              <w:t xml:space="preserve">状态，情感型状态一次都没进过实验 ⇒ 我们的结论不可外推到情感"</w:t>
+              <w:t xml:space="preserve">状态，情感型状态一次都没进过实验，我们的结论不可外推到情感"</w:t>
             </w:r>
           </w:p>
         </w:tc>
@@ -11809,7 +11255,7 @@
               <w:jc w:val="left"/>
             </w:pPr>
             <w:r>
-              <w:t xml:space="preserve">★ 33%/58% 命中</w:t>
+              <w:t xml:space="preserve">33%/58% 命中</w:t>
             </w:r>
           </w:p>
         </w:tc>
@@ -11847,7 +11293,7 @@
               <w:jc w:val="left"/>
             </w:pPr>
             <w:r>
-              <w:t xml:space="preserve">★ 封闭率 v1=25% / v2 全决策 70%、驱动核心 0%</w:t>
+              <w:t xml:space="preserve">封闭率 v1=25% / v2 全决策 70%、驱动核心 0%</w:t>
             </w:r>
           </w:p>
         </w:tc>
@@ -11888,7 +11334,7 @@
               <w:jc w:val="left"/>
             </w:pPr>
             <w:r>
-              <w:t xml:space="preserve">★ thinking 330字符/3129 tok/9.4×/省95%</w:t>
+              <w:t xml:space="preserve">thinking 330字符/3129 tok/9.4×/省95%</w:t>
             </w:r>
           </w:p>
         </w:tc>
@@ -11952,7 +11398,7 @@
               <w:jc w:val="left"/>
             </w:pPr>
             <w:r>
-              <w:t xml:space="preserve">★ 数字台账 vs 交付包</w:t>
+              <w:t xml:space="preserve">数字台账 vs 交付包</w:t>
             </w:r>
           </w:p>
         </w:tc>
@@ -11988,10 +11434,7 @@
               <w:t xml:space="preserve">evidence/w4/</w:t>
             </w:r>
             <w:r>
-              <w:t xml:space="preserve">（★</w:t>
-            </w:r>
-            <w:r>
-              <w:t xml:space="preserve"> </w:t>
+              <w:t xml:space="preserve">（</w:t>
             </w:r>
             <w:r>
               <w:rPr>
@@ -12001,10 +11444,7 @@
               <w:t xml:space="preserve">不在本仓</w:t>
             </w:r>
             <w:r>
-              <w:t xml:space="preserve"> </w:t>
-            </w:r>
-            <w:r>
-              <w:t xml:space="preserve">⇒ 交付态缺口）</w:t>
+              <w:t xml:space="preserve">，交付态缺口）</w:t>
             </w:r>
           </w:p>
         </w:tc>
@@ -12015,12 +11455,6 @@
         <w:pStyle w:val="BodyText"/>
       </w:pPr>
       <w:r>
-        <w:t xml:space="preserve">⇒ ★★★</w:t>
-      </w:r>
-      <w:r>
-        <w:t xml:space="preserve"> </w:t>
-      </w:r>
-      <w:r>
         <w:rPr>
           <w:bCs/>
           <w:b/>
@@ -12060,13 +11494,13 @@
     </w:p>
     <w:bookmarkEnd w:id="40"/>
     <w:bookmarkEnd w:id="41"/>
-    <w:bookmarkStart w:id="46" w:name="归属纪律有没有把前人的结论当成本组的新发现"/>
+    <w:bookmarkStart w:id="46" w:name="归属要求有没有把前人的结论当成本组的新发现"/>
     <w:p>
       <w:pPr>
         <w:pStyle w:val="Heading2"/>
       </w:pPr>
       <w:r>
-        <w:t xml:space="preserve">5 · 归属纪律：有没有把前人的结论当成本组的新发现</w:t>
+        <w:t xml:space="preserve">5 · 归属要求：有没有把前人的结论当成本组的新发现</w:t>
       </w:r>
     </w:p>
     <w:bookmarkStart w:id="42" w:name="现状评估②-很好①③④-缺机制"/>
@@ -12220,12 +11654,6 @@
               <w:jc w:val="left"/>
             </w:pPr>
             <w:r>
-              <w:t xml:space="preserve">★★</w:t>
-            </w:r>
-            <w:r>
-              <w:t xml:space="preserve"> </w:t>
-            </w:r>
-            <w:r>
               <w:rPr>
                 <w:bCs/>
                 <w:b/>
@@ -12330,12 +11758,6 @@
               <w:jc w:val="left"/>
             </w:pPr>
             <w:r>
-              <w:t xml:space="preserve">★★</w:t>
-            </w:r>
-            <w:r>
-              <w:t xml:space="preserve"> </w:t>
-            </w:r>
-            <w:r>
               <w:rPr>
                 <w:bCs/>
                 <w:b/>
@@ -12378,12 +11800,6 @@
               <w:jc w:val="left"/>
             </w:pPr>
             <w:r>
-              <w:t xml:space="preserve">★★</w:t>
-            </w:r>
-            <w:r>
-              <w:t xml:space="preserve"> </w:t>
-            </w:r>
-            <w:r>
               <w:rPr>
                 <w:rStyle w:val="VerbatimChar"/>
                 <w:bCs/>
@@ -12403,12 +11819,6 @@
               <w:pStyle w:val="Compact"/>
               <w:jc w:val="left"/>
             </w:pPr>
-            <w:r>
-              <w:t xml:space="preserve">★★★</w:t>
-            </w:r>
-            <w:r>
-              <w:t xml:space="preserve"> </w:t>
-            </w:r>
             <w:r>
               <w:rPr>
                 <w:bCs/>
@@ -12584,12 +11994,6 @@
               <w:pStyle w:val="Compact"/>
               <w:jc w:val="left"/>
             </w:pPr>
-            <w:r>
-              <w:t xml:space="preserve">★★</w:t>
-            </w:r>
-            <w:r>
-              <w:t xml:space="preserve"> </w:t>
-            </w:r>
             <w:r>
               <w:rPr>
                 <w:bCs/>
@@ -12632,7 +12036,7 @@
         <w:pStyle w:val="Heading3"/>
       </w:pPr>
       <w:r>
-        <w:t xml:space="preserve">5.2 ★★★</w:t>
+        <w:t xml:space="preserve">5.2</w:t>
       </w:r>
       <w:r>
         <w:t xml:space="preserve"> </w:t>
@@ -12880,12 +12284,6 @@
               <w:jc w:val="left"/>
             </w:pPr>
             <w:r>
-              <w:t xml:space="preserve">★★</w:t>
-            </w:r>
-            <w:r>
-              <w:t xml:space="preserve"> </w:t>
-            </w:r>
-            <w:r>
               <w:rPr>
                 <w:bCs/>
                 <w:b/>
@@ -12922,13 +12320,7 @@
               <w:t xml:space="preserve">没有</w:t>
             </w:r>
             <w:r>
-              <w:t xml:space="preserve"> </w:t>
-            </w:r>
-            <w:r>
-              <w:t xml:space="preserve">⇒</w:t>
-            </w:r>
-            <w:r>
-              <w:t xml:space="preserve"> </w:t>
+              <w:t xml:space="preserve">，</w:t>
             </w:r>
             <w:r>
               <w:rPr>
@@ -12965,12 +12357,6 @@
               <w:jc w:val="left"/>
             </w:pPr>
             <w:r>
-              <w:t xml:space="preserve">★★★</w:t>
-            </w:r>
-            <w:r>
-              <w:t xml:space="preserve"> </w:t>
-            </w:r>
-            <w:r>
               <w:rPr>
                 <w:bCs/>
                 <w:b/>
@@ -13013,13 +12399,7 @@
               <w:t xml:space="preserve">refinement 型链路净收益为负</w:t>
             </w:r>
             <w:r>
-              <w:t xml:space="preserve"> </w:t>
-            </w:r>
-            <w:r>
-              <w:t xml:space="preserve">⇒</w:t>
-            </w:r>
-            <w:r>
-              <w:t xml:space="preserve"> </w:t>
+              <w:t xml:space="preserve">，</w:t>
             </w:r>
             <w:r>
               <w:rPr>
@@ -13029,10 +12409,7 @@
               <w:t xml:space="preserve">两个方向相反</w:t>
             </w:r>
             <w:r>
-              <w:t xml:space="preserve">（源文说 refinement 不伤多样性，A 篇说 refinement 型链路是负的）⇒</w:t>
-            </w:r>
-            <w:r>
-              <w:t xml:space="preserve"> </w:t>
+              <w:t xml:space="preserve">（源文说 refinement 不伤多样性，A 篇说 refinement 型链路是负的），</w:t>
             </w:r>
             <w:r>
               <w:rPr>
@@ -13069,12 +12446,6 @@
               <w:jc w:val="left"/>
             </w:pPr>
             <w:r>
-              <w:t xml:space="preserve">★★</w:t>
-            </w:r>
-            <w:r>
-              <w:t xml:space="preserve"> </w:t>
-            </w:r>
-            <w:r>
               <w:rPr>
                 <w:bCs/>
                 <w:b/>
@@ -13124,10 +12495,7 @@
               <w:t xml:space="preserve">中文法律域</w:t>
             </w:r>
             <w:r>
-              <w:t xml:space="preserve">的多 Agent 工作流 ⇒</w:t>
-            </w:r>
-            <w:r>
-              <w:t xml:space="preserve"> </w:t>
+              <w:t xml:space="preserve">的多 Agent 工作流，</w:t>
             </w:r>
             <w:r>
               <w:rPr>
@@ -13164,12 +12532,6 @@
               <w:jc w:val="left"/>
             </w:pPr>
             <w:r>
-              <w:t xml:space="preserve">★</w:t>
-            </w:r>
-            <w:r>
-              <w:t xml:space="preserve"> </w:t>
-            </w:r>
-            <w:r>
               <w:rPr>
                 <w:bCs/>
                 <w:b/>
@@ -13186,7 +12548,7 @@
               <w:jc w:val="left"/>
             </w:pPr>
             <w:r>
-              <w:t xml:space="preserve">对比：2604.18005 有 3,801 行逐字抽取在仓内；★</w:t>
+              <w:t xml:space="preserve">对比：2604.18005 有 3,801 行逐字抽取在仓内；</w:t>
             </w:r>
             <w:r>
               <w:t xml:space="preserve"> </w:t>
@@ -13199,10 +12561,7 @@
               <w:t xml:space="preserve">2607.26899 与 2607.11250 都没有</w:t>
             </w:r>
             <w:r>
-              <w:t xml:space="preserve">（子代理实测：全仓 0）⇒</w:t>
-            </w:r>
-            <w:r>
-              <w:t xml:space="preserve"> </w:t>
+              <w:t xml:space="preserve">（子代理实测：全仓 0），</w:t>
             </w:r>
             <w:r>
               <w:rPr>
@@ -13223,12 +12582,6 @@
         <w:pStyle w:val="BodyText"/>
       </w:pPr>
       <w:r>
-        <w:t xml:space="preserve">⇒ ★★★</w:t>
-      </w:r>
-      <w:r>
-        <w:t xml:space="preserve"> </w:t>
-      </w:r>
-      <w:r>
         <w:rPr>
           <w:bCs/>
           <w:b/>
@@ -13280,7 +12633,7 @@
         <w:t xml:space="preserve">人类 × AI 隐喻写作</w:t>
       </w:r>
       <w:r>
-        <w:t xml:space="preserve">实验中报告"AI 构思压缩集体多样性、AI 润色保留之" ⇒ 与本文"</w:t>
+        <w:t xml:space="preserve">实验中报告"AI 构思压缩集体多样性、AI 润色保留之"，与本文"</w:t>
       </w:r>
       <w:r>
         <w:rPr>
@@ -13300,7 +12653,7 @@
         <w:t xml:space="preserve">方向</w:t>
       </w:r>
       <w:r>
-        <w:t xml:space="preserve">上同源；★</w:t>
+        <w:t xml:space="preserve">上同源；</w:t>
       </w:r>
       <w:r>
         <w:t xml:space="preserve"> </w:t>
@@ -13310,10 +12663,10 @@
           <w:bCs/>
           <w:b/>
         </w:rPr>
-        <w:t xml:space="preserve">但其构念（集体隐喻多样性）、域（人类写作）与主体（多 Agent 工作流）均与本文不同 ⇒ 不构成对本本文结论的外部复现</w:t>
-      </w:r>
-      <w:r>
-        <w:t xml:space="preserve">。」★ 且</w:t>
+        <w:t xml:space="preserve">但其构念（集体隐喻多样性）、域（人类写作）与主体（多 Agent 工作流）均与本文不同，不构成对本本文结论的外部复现</w:t>
+      </w:r>
+      <w:r>
+        <w:t xml:space="preserve">。」且</w:t>
       </w:r>
       <w:r>
         <w:rPr>
@@ -13374,7 +12727,7 @@
         <w:pStyle w:val="Heading3"/>
       </w:pPr>
       <w:r>
-        <w:t xml:space="preserve">5.3 ★★ 必须保留的"出处与定性"标注清单（逐条）</w:t>
+        <w:t xml:space="preserve">5.3 必须保留的"出处与定性"标注清单（逐条）</w:t>
       </w:r>
     </w:p>
     <w:tbl>
@@ -13550,7 +12903,7 @@
               <w:jc w:val="left"/>
             </w:pPr>
             <w:r>
-              <w:t xml:space="preserve">★ 已有（</w:t>
+              <w:t xml:space="preserve">已有（</w:t>
             </w:r>
             <w:r>
               <w:rPr>
@@ -13562,7 +12915,7 @@
               <w:t xml:space="preserve"> </w:t>
             </w:r>
             <w:r>
-              <w:t xml:space="preserve">第 4 行）★ 提纲</w:t>
+              <w:t xml:space="preserve">第 4 行）提纲</w:t>
             </w:r>
             <w:r>
               <w:t xml:space="preserve"> </w:t>
@@ -13684,7 +13037,7 @@
               <w:jc w:val="left"/>
             </w:pPr>
             <w:r>
-              <w:t xml:space="preserve">★ 已有（</w:t>
+              <w:t xml:space="preserve">已有（</w:t>
             </w:r>
             <w:r>
               <w:rPr>
@@ -13723,12 +13076,6 @@
               <w:jc w:val="left"/>
             </w:pPr>
             <w:r>
-              <w:t xml:space="preserve">★</w:t>
-            </w:r>
-            <w:r>
-              <w:t xml:space="preserve"> </w:t>
-            </w:r>
-            <w:r>
               <w:rPr>
                 <w:bCs/>
                 <w:b/>
@@ -13774,17 +13121,17 @@
               <w:t xml:space="preserve">新条件性结论</w:t>
             </w:r>
             <w:r>
-              <w:t xml:space="preserve">；★</w:t>
-            </w:r>
-            <w:r>
-              <w:t xml:space="preserve"> </w:t>
-            </w:r>
-            <w:r>
-              <w:rPr>
-                <w:bCs/>
-                <w:b/>
-              </w:rPr>
-              <w:t xml:space="preserve">但无事前预注册 ⇒ 探索性，不作判决</w:t>
+              <w:t xml:space="preserve">；</w:t>
+            </w:r>
+            <w:r>
+              <w:t xml:space="preserve"> </w:t>
+            </w:r>
+            <w:r>
+              <w:rPr>
+                <w:bCs/>
+                <w:b/>
+              </w:rPr>
+              <w:t xml:space="preserve">但无事前预注册，探索性，不作判决</w:t>
             </w:r>
             <w:r>
               <w:t xml:space="preserve">"</w:t>
@@ -13799,7 +13146,7 @@
               <w:jc w:val="left"/>
             </w:pPr>
             <w:r>
-              <w:t xml:space="preserve">★ 归属有（</w:t>
+              <w:t xml:space="preserve">归属有（</w:t>
             </w:r>
             <w:r>
               <w:rPr>
@@ -13808,7 +13155,7 @@
               <w:t xml:space="preserve">:409</w:t>
             </w:r>
             <w:r>
-              <w:t xml:space="preserve">）★★</w:t>
+              <w:t xml:space="preserve">）</w:t>
             </w:r>
             <w:r>
               <w:t xml:space="preserve"> </w:t>
@@ -13886,10 +13233,7 @@
               <w:t xml:space="preserve">前人已发表</w:t>
             </w:r>
             <w:r>
-              <w:t xml:space="preserve">；本文只测 prompt 级 ⇒</w:t>
-            </w:r>
-            <w:r>
-              <w:t xml:space="preserve"> </w:t>
+              <w:t xml:space="preserve">；本文只测 prompt 级，</w:t>
             </w:r>
             <w:r>
               <w:rPr>
@@ -13911,7 +13255,7 @@
               <w:jc w:val="left"/>
             </w:pPr>
             <w:r>
-              <w:t xml:space="preserve">★ 已有（</w:t>
+              <w:t xml:space="preserve">已有（</w:t>
             </w:r>
             <w:r>
               <w:rPr>
@@ -13959,12 +13303,6 @@
               <w:jc w:val="left"/>
             </w:pPr>
             <w:r>
-              <w:t xml:space="preserve">★</w:t>
-            </w:r>
-            <w:r>
-              <w:t xml:space="preserve"> </w:t>
-            </w:r>
-            <w:r>
               <w:rPr>
                 <w:bCs/>
                 <w:b/>
@@ -13997,12 +13335,6 @@
               <w:jc w:val="left"/>
             </w:pPr>
             <w:r>
-              <w:t xml:space="preserve">★</w:t>
-            </w:r>
-            <w:r>
-              <w:t xml:space="preserve"> </w:t>
-            </w:r>
-            <w:r>
               <w:rPr>
                 <w:bCs/>
                 <w:b/>
@@ -14010,10 +13342,7 @@
               <w:t xml:space="preserve">必须改</w:t>
             </w:r>
             <w:r>
-              <w:t xml:space="preserve">：非逐字 + 方向判错 + 跨域 + 无原文 ⇒</w:t>
-            </w:r>
-            <w:r>
-              <w:t xml:space="preserve"> </w:t>
+              <w:t xml:space="preserve">：非逐字 + 方向判错 + 跨域 + 无原文，</w:t>
             </w:r>
             <w:r>
               <w:rPr>
@@ -14122,7 +13451,7 @@
                 <w:bCs/>
                 <w:b/>
               </w:rPr>
-              <w:t xml:space="preserve">三次均在同一研究簇内、同一套仪器上 ⇒ 不构成外部独立复现</w:t>
+              <w:t xml:space="preserve">三次均在同一研究簇内、同一套仪器上，不构成外部独立复现</w:t>
             </w:r>
             <w:r>
               <w:t xml:space="preserve">"</w:t>
@@ -14137,7 +13466,7 @@
               <w:jc w:val="left"/>
             </w:pPr>
             <w:r>
-              <w:t xml:space="preserve">★ 已有（</w:t>
+              <w:t xml:space="preserve">已有（</w:t>
             </w:r>
             <w:r>
               <w:rPr>
@@ -14176,12 +13505,6 @@
               <w:jc w:val="left"/>
             </w:pPr>
             <w:r>
-              <w:t xml:space="preserve">★</w:t>
-            </w:r>
-            <w:r>
-              <w:t xml:space="preserve"> </w:t>
-            </w:r>
-            <w:r>
               <w:rPr>
                 <w:bCs/>
                 <w:b/>
@@ -14214,12 +13537,6 @@
               <w:jc w:val="left"/>
             </w:pPr>
             <w:r>
-              <w:t xml:space="preserve">★</w:t>
-            </w:r>
-            <w:r>
-              <w:t xml:space="preserve"> </w:t>
-            </w:r>
-            <w:r>
               <w:rPr>
                 <w:bCs/>
                 <w:b/>
@@ -14240,10 +13557,7 @@
               <w:t xml:space="preserve">p=0.2500</w:t>
             </w:r>
             <w:r>
-              <w:t xml:space="preserve"> </w:t>
-            </w:r>
-            <w:r>
-              <w:t xml:space="preserve">⇒ 不构成因果升级</w:t>
+              <w:t xml:space="preserve">，不构成因果升级</w:t>
             </w:r>
           </w:p>
         </w:tc>
@@ -14307,12 +13621,6 @@
               <w:jc w:val="left"/>
             </w:pPr>
             <w:r>
-              <w:t xml:space="preserve">★</w:t>
-            </w:r>
-            <w:r>
-              <w:t xml:space="preserve"> </w:t>
-            </w:r>
-            <w:r>
               <w:rPr>
                 <w:bCs/>
                 <w:b/>
@@ -14329,12 +13637,6 @@
               <w:jc w:val="left"/>
             </w:pPr>
             <w:r>
-              <w:t xml:space="preserve">★</w:t>
-            </w:r>
-            <w:r>
-              <w:t xml:space="preserve"> </w:t>
-            </w:r>
-            <w:r>
               <w:rPr>
                 <w:bCs/>
                 <w:b/>
@@ -14350,12 +13652,6 @@
               <w:pStyle w:val="Compact"/>
               <w:jc w:val="left"/>
             </w:pPr>
-            <w:r>
-              <w:t xml:space="preserve">★</w:t>
-            </w:r>
-            <w:r>
-              <w:t xml:space="preserve"> </w:t>
-            </w:r>
             <w:r>
               <w:rPr>
                 <w:bCs/>
@@ -14438,12 +13734,6 @@
               <w:jc w:val="left"/>
             </w:pPr>
             <w:r>
-              <w:t xml:space="preserve">★</w:t>
-            </w:r>
-            <w:r>
-              <w:t xml:space="preserve"> </w:t>
-            </w:r>
-            <w:r>
               <w:rPr>
                 <w:bCs/>
                 <w:b/>
@@ -14475,12 +13765,6 @@
               <w:pStyle w:val="Compact"/>
               <w:jc w:val="left"/>
             </w:pPr>
-            <w:r>
-              <w:t xml:space="preserve">★</w:t>
-            </w:r>
-            <w:r>
-              <w:t xml:space="preserve"> </w:t>
-            </w:r>
             <w:r>
               <w:rPr>
                 <w:bCs/>
@@ -14550,7 +13834,7 @@
               <w:jc w:val="left"/>
             </w:pPr>
             <w:r>
-              <w:t xml:space="preserve">"m 是唯一上下文通道 / 触发器多样性=1 ⇒ 退化"</w:t>
+              <w:t xml:space="preserve">"m 是唯一上下文通道 / 触发器多样性=1，退化"</w:t>
             </w:r>
           </w:p>
         </w:tc>
@@ -14578,7 +13862,7 @@
               <w:jc w:val="left"/>
             </w:pPr>
             <w:r>
-              <w:t xml:space="preserve">"★</w:t>
+              <w:t xml:space="preserve">"</w:t>
             </w:r>
             <w:r>
               <w:t xml:space="preserve"> </w:t>
@@ -14603,7 +13887,7 @@
               <w:t xml:space="preserve"> </w:t>
             </w:r>
             <w:r>
-              <w:t xml:space="preserve">六行逐值相同 ⇒ 完全退化"</w:t>
+              <w:t xml:space="preserve">六行逐值相同，完全退化"</w:t>
             </w:r>
           </w:p>
         </w:tc>
@@ -14632,13 +13916,13 @@
       </w:tr>
     </w:tbl>
     <w:bookmarkEnd w:id="44"/>
-    <w:bookmarkStart w:id="45" w:name="归属纪律的结构性缺口建议一并修"/>
+    <w:bookmarkStart w:id="45" w:name="归属要求的结构性缺口建议一并修"/>
     <w:p>
       <w:pPr>
         <w:pStyle w:val="Heading3"/>
       </w:pPr>
       <w:r>
-        <w:t xml:space="preserve">5.4 ★★ 归属纪律的</w:t>
+        <w:t xml:space="preserve">5.4 归属要求的</w:t>
       </w:r>
       <w:r>
         <w:rPr>
@@ -14655,17 +13939,11 @@
       <w:pPr>
         <w:numPr>
           <w:ilvl w:val="0"/>
-          <w:numId w:val="1003"/>
+          <w:numId w:val="1004"/>
         </w:numPr>
         <w:pStyle w:val="Compact"/>
       </w:pPr>
       <w:r>
-        <w:t xml:space="preserve">★★</w:t>
-      </w:r>
-      <w:r>
-        <w:t xml:space="preserve"> </w:t>
-      </w:r>
-      <w:r>
         <w:rPr>
           <w:rStyle w:val="VerbatimChar"/>
           <w:bCs/>
@@ -14713,7 +13991,7 @@
         <w:t xml:space="preserve">所有外部文献零条目</w:t>
       </w:r>
       <w:r>
-        <w:t xml:space="preserve">（Chen 2026 / 2604.18005 / 2607.11250 / 2607.26899 / ToT / PSFA / Novelty Search / POET / Typicality bias）⇒ 提纲</w:t>
+        <w:t xml:space="preserve">（Chen 2026 / 2604.18005 / 2607.11250 / 2607.26899 / ToT / PSFA / Novelty Search / POET / Typicality bias），提纲</w:t>
       </w:r>
       <w:r>
         <w:t xml:space="preserve"> </w:t>
@@ -14745,17 +14023,11 @@
       <w:pPr>
         <w:numPr>
           <w:ilvl w:val="0"/>
-          <w:numId w:val="1003"/>
+          <w:numId w:val="1004"/>
         </w:numPr>
         <w:pStyle w:val="Compact"/>
       </w:pPr>
       <w:r>
-        <w:t xml:space="preserve">★★</w:t>
-      </w:r>
-      <w:r>
-        <w:t xml:space="preserve"> </w:t>
-      </w:r>
-      <w:r>
         <w:rPr>
           <w:bCs/>
           <w:b/>
@@ -14776,10 +14048,7 @@
         <w:t xml:space="preserve">无此机制</w:t>
       </w:r>
       <w:r>
-        <w:t xml:space="preserve"> </w:t>
-      </w:r>
-      <w:r>
-        <w:t xml:space="preserve">⇒ 提纲要求四篇统一主张，但</w:t>
+        <w:t xml:space="preserve">，提纲要求四篇统一主张，但</w:t>
       </w:r>
       <w:r>
         <w:rPr>
@@ -14789,10 +14058,7 @@
         <w:t xml:space="preserve">没有给三篇补归属栏的模板</w:t>
       </w:r>
       <w:r>
-        <w:t xml:space="preserve"> </w:t>
-      </w:r>
-      <w:r>
-        <w:t xml:space="preserve">⇒ ★ 建议在</w:t>
+        <w:t xml:space="preserve">，建议在</w:t>
       </w:r>
       <w:r>
         <w:t xml:space="preserve"> </w:t>
@@ -14838,7 +14104,7 @@
         <w:pStyle w:val="Heading2"/>
       </w:pPr>
       <w:r>
-        <w:t xml:space="preserve">6 · ★★ 取证清单（每篇一张表）</w:t>
+        <w:t xml:space="preserve">6 · 取证清单（每篇一张表）</w:t>
       </w:r>
     </w:p>
     <w:p>
@@ -14890,12 +14156,6 @@
         <w:t xml:space="preserve"> </w:t>
       </w:r>
       <w:r>
-        <w:t xml:space="preserve">★</w:t>
-      </w:r>
-      <w:r>
-        <w:t xml:space="preserve"> </w:t>
-      </w:r>
-      <w:r>
         <w:rPr>
           <w:bCs/>
           <w:b/>
@@ -14946,17 +14206,11 @@
         <w:t xml:space="preserve"> </w:t>
       </w:r>
       <w:r>
-        <w:t xml:space="preserve">★</w:t>
-      </w:r>
-      <w:r>
-        <w:t xml:space="preserve"> </w:t>
-      </w:r>
-      <w:r>
         <w:rPr>
           <w:bCs/>
           <w:b/>
         </w:rPr>
-        <w:t xml:space="preserve">纪律</w:t>
+        <w:t xml:space="preserve">要求</w:t>
       </w:r>
       <w:r>
         <w:t xml:space="preserve">：本清单里的复算类条目，</w:t>
@@ -15097,12 +14351,6 @@
               <w:jc w:val="left"/>
             </w:pPr>
             <w:r>
-              <w:t xml:space="preserve">★</w:t>
-            </w:r>
-            <w:r>
-              <w:t xml:space="preserve"> </w:t>
-            </w:r>
-            <w:r>
               <w:rPr>
                 <w:bCs/>
                 <w:b/>
@@ -15182,7 +14430,7 @@
               <w:t xml:space="preserve">来源与底稿/来源_L1判决表.md:3-4</w:t>
             </w:r>
             <w:r>
-              <w:t xml:space="preserve">）—— ★</w:t>
+              <w:t xml:space="preserve">）——</w:t>
             </w:r>
             <w:r>
               <w:t xml:space="preserve"> </w:t>
@@ -15233,17 +14481,17 @@
               <w:jc w:val="left"/>
             </w:pPr>
             <w:r>
-              <w:t xml:space="preserve">第三方用同实现复算 0.886 / 0.944 与 CI；★</w:t>
-            </w:r>
-            <w:r>
-              <w:t xml:space="preserve"> </w:t>
-            </w:r>
-            <w:r>
-              <w:rPr>
-                <w:bCs/>
-                <w:b/>
-              </w:rPr>
-              <w:t xml:space="preserve">复算值与稿内相差 &gt; 1 个 CI 宽度 ⇒ §5.1 第 3 行判决须重述</w:t>
+              <w:t xml:space="preserve">第三方用同实现复算 0.886 / 0.944 与 CI；</w:t>
+            </w:r>
+            <w:r>
+              <w:t xml:space="preserve"> </w:t>
+            </w:r>
+            <w:r>
+              <w:rPr>
+                <w:bCs/>
+                <w:b/>
+              </w:rPr>
+              <w:t xml:space="preserve">复算值与稿内相差 &gt; 1 个 CI 宽度，§5.1 第 3 行判决须重述</w:t>
             </w:r>
             <w:r>
               <w:t xml:space="preserve">（</w:t>
@@ -15269,12 +14517,6 @@
               <w:pStyle w:val="Compact"/>
               <w:jc w:val="left"/>
             </w:pPr>
-            <w:r>
-              <w:t xml:space="preserve">★</w:t>
-            </w:r>
-            <w:r>
-              <w:t xml:space="preserve"> </w:t>
-            </w:r>
             <w:r>
               <w:rPr>
                 <w:bCs/>
@@ -15322,12 +14564,6 @@
               <w:jc w:val="left"/>
             </w:pPr>
             <w:r>
-              <w:t xml:space="preserve">★</w:t>
-            </w:r>
-            <w:r>
-              <w:t xml:space="preserve"> </w:t>
-            </w:r>
-            <w:r>
               <w:rPr>
                 <w:bCs/>
                 <w:b/>
@@ -15372,10 +14608,7 @@
               <w:t xml:space="preserve">papers/07_待填审计_判据定版状态.md:44</w:t>
             </w:r>
             <w:r>
-              <w:t xml:space="preserve">（"已跑 1094（差 442 次）"）⇒ ★</w:t>
-            </w:r>
-            <w:r>
-              <w:t xml:space="preserve"> </w:t>
+              <w:t xml:space="preserve">（"已跑 1094（差 442 次）"），</w:t>
             </w:r>
             <w:r>
               <w:rPr>
@@ -15405,12 +14638,6 @@
               <w:pStyle w:val="Compact"/>
               <w:jc w:val="left"/>
             </w:pPr>
-            <w:r>
-              <w:t xml:space="preserve">★</w:t>
-            </w:r>
-            <w:r>
-              <w:t xml:space="preserve"> </w:t>
-            </w:r>
             <w:r>
               <w:rPr>
                 <w:bCs/>
@@ -15461,12 +14688,6 @@
               <w:jc w:val="left"/>
             </w:pPr>
             <w:r>
-              <w:t xml:space="preserve">★</w:t>
-            </w:r>
-            <w:r>
-              <w:t xml:space="preserve"> </w:t>
-            </w:r>
-            <w:r>
               <w:rPr>
                 <w:bCs/>
                 <w:b/>
@@ -15553,7 +14774,7 @@
               <w:t xml:space="preserve">本地开放权重 + CPU 探针</w:t>
             </w:r>
             <w:r>
-              <w:t xml:space="preserve">（如 Qwen3-0.6B）；★</w:t>
+              <w:t xml:space="preserve">（如 Qwen3-0.6B）；</w:t>
             </w:r>
             <w:r>
               <w:t xml:space="preserve"> </w:t>
@@ -15599,12 +14820,6 @@
               <w:jc w:val="left"/>
             </w:pPr>
             <w:r>
-              <w:t xml:space="preserve">★</w:t>
-            </w:r>
-            <w:r>
-              <w:t xml:space="preserve"> </w:t>
-            </w:r>
-            <w:r>
               <w:rPr>
                 <w:bCs/>
                 <w:b/>
@@ -15612,7 +14827,7 @@
               <w:t xml:space="preserve">决定"根源在注意力"这条主张成立/不成立</w:t>
             </w:r>
             <w:r>
-              <w:t xml:space="preserve">；★</w:t>
+              <w:t xml:space="preserve">；</w:t>
             </w:r>
             <w:r>
               <w:t xml:space="preserve"> </w:t>
@@ -15641,7 +14856,7 @@
               <w:t xml:space="preserve">需付费/需人</w:t>
             </w:r>
             <w:r>
-              <w:t xml:space="preserve">（下载权重 + 跑探针）★</w:t>
+              <w:t xml:space="preserve">（下载权重 + 跑探针）</w:t>
             </w:r>
             <w:r>
               <w:t xml:space="preserve"> </w:t>
@@ -15681,12 +14896,6 @@
               <w:jc w:val="left"/>
             </w:pPr>
             <w:r>
-              <w:t xml:space="preserve">★</w:t>
-            </w:r>
-            <w:r>
-              <w:t xml:space="preserve"> </w:t>
-            </w:r>
-            <w:r>
               <w:rPr>
                 <w:bCs/>
                 <w:b/>
@@ -15758,7 +14967,7 @@
               <w:jc w:val="left"/>
             </w:pPr>
             <w:r>
-              <w:t xml:space="preserve">★ 同 T-L1-01</w:t>
+              <w:t xml:space="preserve">同 T-L1-01</w:t>
             </w:r>
           </w:p>
         </w:tc>
@@ -15800,12 +15009,6 @@
               <w:jc w:val="left"/>
             </w:pPr>
             <w:r>
-              <w:t xml:space="preserve">★</w:t>
-            </w:r>
-            <w:r>
-              <w:t xml:space="preserve"> </w:t>
-            </w:r>
-            <w:r>
               <w:rPr>
                 <w:bCs/>
                 <w:b/>
@@ -15852,19 +15055,19 @@
               <w:jc w:val="left"/>
             </w:pPr>
             <w:r>
-              <w:t xml:space="preserve">翻倍后有效维度上升 ⇒ "同质化"归因须改写为"分支数不足"</w:t>
-            </w:r>
-          </w:p>
-        </w:tc>
-        <w:tc>
-          <w:tcPr/>
-          <w:p>
-            <w:pPr>
-              <w:pStyle w:val="Compact"/>
-              <w:jc w:val="left"/>
-            </w:pPr>
-            <w:r>
-              <w:t xml:space="preserve">★ 决定"闭合 = 分支同质化"这条</w:t>
+              <w:t xml:space="preserve">翻倍后有效维度上升，"同质化"归因须改写为"分支数不足"</w:t>
+            </w:r>
+          </w:p>
+        </w:tc>
+        <w:tc>
+          <w:tcPr/>
+          <w:p>
+            <w:pPr>
+              <w:pStyle w:val="Compact"/>
+              <w:jc w:val="left"/>
+            </w:pPr>
+            <w:r>
+              <w:t xml:space="preserve">决定"闭合 = 分支同质化"这条</w:t>
             </w:r>
             <w:r>
               <w:rPr>
@@ -15923,12 +15126,6 @@
               <w:jc w:val="left"/>
             </w:pPr>
             <w:r>
-              <w:t xml:space="preserve">★</w:t>
-            </w:r>
-            <w:r>
-              <w:t xml:space="preserve"> </w:t>
-            </w:r>
-            <w:r>
               <w:rPr>
                 <w:bCs/>
                 <w:b/>
@@ -15966,19 +15163,19 @@
               <w:jc w:val="left"/>
             </w:pPr>
             <w:r>
-              <w:t xml:space="preserve">人工加一个改变决策的维度该指标仍不检出 ⇒ "没有产生新维度"须撤回</w:t>
-            </w:r>
-          </w:p>
-        </w:tc>
-        <w:tc>
-          <w:tcPr/>
-          <w:p>
-            <w:pPr>
-              <w:pStyle w:val="Compact"/>
-              <w:jc w:val="left"/>
-            </w:pPr>
-            <w:r>
-              <w:t xml:space="preserve">★ 决定 §5.1 第 1、2 行能否脱离"条件性证据"</w:t>
+              <w:t xml:space="preserve">人工加一个改变决策的维度该指标仍不检出，"没有产生新维度"须撤回</w:t>
+            </w:r>
+          </w:p>
+        </w:tc>
+        <w:tc>
+          <w:tcPr/>
+          <w:p>
+            <w:pPr>
+              <w:pStyle w:val="Compact"/>
+              <w:jc w:val="left"/>
+            </w:pPr>
+            <w:r>
+              <w:t xml:space="preserve">决定 §5.1 第 1、2 行能否脱离"条件性证据"</w:t>
             </w:r>
           </w:p>
         </w:tc>
@@ -16027,12 +15224,6 @@
               <w:jc w:val="left"/>
             </w:pPr>
             <w:r>
-              <w:t xml:space="preserve">★</w:t>
-            </w:r>
-            <w:r>
-              <w:t xml:space="preserve"> </w:t>
-            </w:r>
-            <w:r>
               <w:rPr>
                 <w:bCs/>
                 <w:b/>
@@ -16106,7 +15297,7 @@
               <w:jc w:val="left"/>
             </w:pPr>
             <w:r>
-              <w:t xml:space="preserve">★ 决定交差版内部是否自相矛盾（G5）</w:t>
+              <w:t xml:space="preserve">决定交差版内部是否自相矛盾（G5）</w:t>
             </w:r>
           </w:p>
         </w:tc>
@@ -16250,12 +15441,6 @@
               <w:jc w:val="left"/>
             </w:pPr>
             <w:r>
-              <w:t xml:space="preserve">★</w:t>
-            </w:r>
-            <w:r>
-              <w:t xml:space="preserve"> </w:t>
-            </w:r>
-            <w:r>
               <w:rPr>
                 <w:bCs/>
                 <w:b/>
@@ -16357,7 +15542,7 @@
               <w:t xml:space="preserve">绝对分母</w:t>
             </w:r>
             <w:r>
-              <w:t xml:space="preserve">；★</w:t>
+              <w:t xml:space="preserve">；</w:t>
             </w:r>
             <w:r>
               <w:t xml:space="preserve"> </w:t>
@@ -16370,23 +15555,17 @@
               <w:t xml:space="preserve">承重分层必须分开报</w:t>
             </w:r>
             <w:r>
-              <w:t xml:space="preserve">（高承重新增/丢失、低承重新增/丢失）⇒ 4 个分母</w:t>
-            </w:r>
-          </w:p>
-        </w:tc>
-        <w:tc>
-          <w:tcPr/>
-          <w:p>
-            <w:pPr>
-              <w:pStyle w:val="Compact"/>
-              <w:jc w:val="left"/>
-            </w:pPr>
-            <w:r>
-              <w:t xml:space="preserve">★</w:t>
-            </w:r>
-            <w:r>
-              <w:t xml:space="preserve"> </w:t>
-            </w:r>
+              <w:t xml:space="preserve">（高承重新增/丢失、低承重新增/丢失），4 个分母</w:t>
+            </w:r>
+          </w:p>
+        </w:tc>
+        <w:tc>
+          <w:tcPr/>
+          <w:p>
+            <w:pPr>
+              <w:pStyle w:val="Compact"/>
+              <w:jc w:val="left"/>
+            </w:pPr>
             <w:r>
               <w:rPr>
                 <w:bCs/>
@@ -16458,13 +15637,7 @@
               <w:t xml:space="preserve">−2 / −4</w:t>
             </w:r>
             <w:r>
-              <w:t xml:space="preserve"> </w:t>
-            </w:r>
-            <w:r>
-              <w:t xml:space="preserve">⇒</w:t>
-            </w:r>
-            <w:r>
-              <w:t xml:space="preserve"> </w:t>
+              <w:t xml:space="preserve">，</w:t>
             </w:r>
             <w:r>
               <w:rPr>
@@ -16474,10 +15647,7 @@
               <w:t xml:space="preserve">两层方向相反</w:t>
             </w:r>
             <w:r>
-              <w:t xml:space="preserve"> </w:t>
-            </w:r>
-            <w:r>
-              <w:t xml:space="preserve">⇒ R2 证伪条件</w:t>
+              <w:t xml:space="preserve">，R2 证伪条件</w:t>
             </w:r>
             <w:r>
               <w:rPr>
@@ -16534,12 +15704,6 @@
               <w:jc w:val="left"/>
             </w:pPr>
             <w:r>
-              <w:t xml:space="preserve">★★</w:t>
-            </w:r>
-            <w:r>
-              <w:t xml:space="preserve"> </w:t>
-            </w:r>
-            <w:r>
               <w:rPr>
                 <w:bCs/>
                 <w:b/>
@@ -16547,10 +15711,7 @@
               <w:t xml:space="preserve">"净增益"的口径定版</w:t>
             </w:r>
             <w:r>
-              <w:t xml:space="preserve">（★</w:t>
-            </w:r>
-            <w:r>
-              <w:t xml:space="preserve"> </w:t>
+              <w:t xml:space="preserve">（</w:t>
             </w:r>
             <w:r>
               <w:rPr>
@@ -16560,10 +15721,7 @@
               <w:t xml:space="preserve">E1 实测：仓内有三种口径</w:t>
             </w:r>
             <w:r>
-              <w:t xml:space="preserve"> </w:t>
-            </w:r>
-            <w:r>
-              <w:t xml:space="preserve">⇒ 这是阻塞项）</w:t>
+              <w:t xml:space="preserve">，这是阻塞项）</w:t>
             </w:r>
           </w:p>
         </w:tc>
@@ -16650,10 +15808,7 @@
               <w:t xml:space="preserve">cards[].claim</w:t>
             </w:r>
             <w:r>
-              <w:t xml:space="preserve">）⇒</w:t>
-            </w:r>
-            <w:r>
-              <w:t xml:space="preserve"> </w:t>
+              <w:t xml:space="preserve">），</w:t>
             </w:r>
             <w:r>
               <w:rPr>
@@ -16685,19 +15840,19 @@
               <w:t xml:space="preserve">三个口径同时报</w:t>
             </w:r>
             <w:r>
-              <w:t xml:space="preserve">（不许只报一个）；★ 归一化规则（NFKC / 删汉字间空格 / 删千分位逗号）随数字一起公布</w:t>
-            </w:r>
-          </w:p>
-        </w:tc>
-        <w:tc>
-          <w:tcPr/>
-          <w:p>
-            <w:pPr>
-              <w:pStyle w:val="Compact"/>
-              <w:jc w:val="left"/>
-            </w:pPr>
-            <w:r>
-              <w:t xml:space="preserve">★ 决定 T-A-01 的数字是否可用；★</w:t>
+              <w:t xml:space="preserve">（不许只报一个）；归一化规则（NFKC / 删汉字间空格 / 删千分位逗号）随数字一起公布</w:t>
+            </w:r>
+          </w:p>
+        </w:tc>
+        <w:tc>
+          <w:tcPr/>
+          <w:p>
+            <w:pPr>
+              <w:pStyle w:val="Compact"/>
+              <w:jc w:val="left"/>
+            </w:pPr>
+            <w:r>
+              <w:t xml:space="preserve">决定 T-A-01 的数字是否可用；</w:t>
             </w:r>
             <w:r>
               <w:t xml:space="preserve"> </w:t>
@@ -16719,10 +15874,7 @@
               <w:jc w:val="left"/>
             </w:pPr>
             <w:r>
-              <w:t xml:space="preserve">0 API（★</w:t>
-            </w:r>
-            <w:r>
-              <w:t xml:space="preserve"> </w:t>
+              <w:t xml:space="preserve">0 API（</w:t>
             </w:r>
             <w:r>
               <w:rPr>
@@ -16762,12 +15914,6 @@
               <w:jc w:val="left"/>
             </w:pPr>
             <w:r>
-              <w:t xml:space="preserve">★</w:t>
-            </w:r>
-            <w:r>
-              <w:t xml:space="preserve"> </w:t>
-            </w:r>
-            <w:r>
               <w:rPr>
                 <w:bCs/>
                 <w:b/>
@@ -16784,12 +15930,6 @@
               <w:jc w:val="left"/>
             </w:pPr>
             <w:r>
-              <w:t xml:space="preserve">★</w:t>
-            </w:r>
-            <w:r>
-              <w:t xml:space="preserve"> </w:t>
-            </w:r>
-            <w:r>
               <w:rPr>
                 <w:bCs/>
                 <w:b/>
@@ -16932,10 +16072,7 @@
               <w:t xml:space="preserve"> </w:t>
             </w:r>
             <w:r>
-              <w:t xml:space="preserve">被 gitignore ⇒ ★</w:t>
-            </w:r>
-            <w:r>
-              <w:t xml:space="preserve"> </w:t>
+              <w:t xml:space="preserve">被 gitignore，</w:t>
             </w:r>
             <w:r>
               <w:rPr>
@@ -16957,7 +16094,7 @@
                 <w:bCs/>
                 <w:b/>
               </w:rPr>
-              <w:t xml:space="preserve">，阈值 0.75）⇒ 即使捞回也</w:t>
+              <w:t xml:space="preserve">，阈值 0.75），即使捞回也</w:t>
             </w:r>
             <w:r>
               <w:t xml:space="preserve">不是零 API**</w:t>
@@ -16972,12 +16109,6 @@
               <w:jc w:val="left"/>
             </w:pPr>
             <w:r>
-              <w:t xml:space="preserve">★</w:t>
-            </w:r>
-            <w:r>
-              <w:t xml:space="preserve"> </w:t>
-            </w:r>
-            <w:r>
               <w:rPr>
                 <w:bCs/>
                 <w:b/>
@@ -16985,54 +16116,35 @@
               <w:t xml:space="preserve">已判定为不可达</w:t>
             </w:r>
             <w:r>
-              <w:t xml:space="preserve"> </w:t>
-            </w:r>
-            <w:r>
-              <w:t xml:space="preserve">⇒</w:t>
-            </w:r>
-            <w:r>
-              <w:t xml:space="preserve"> </w:t>
-            </w:r>
-            <w:r>
-              <w:rPr>
-                <w:bCs/>
-                <w:b/>
-              </w:rPr>
-              <w:t xml:space="preserve">该路作废</w:t>
-            </w:r>
-          </w:p>
-        </w:tc>
-        <w:tc>
-          <w:tcPr/>
-          <w:p>
-            <w:pPr>
-              <w:pStyle w:val="Compact"/>
-              <w:jc w:val="left"/>
-            </w:pPr>
-            <w:r>
-              <w:t xml:space="preserve">★ 决定 ② 的 plan-B 走 B1/B2/B3</w:t>
-            </w:r>
-          </w:p>
-        </w:tc>
-        <w:tc>
-          <w:tcPr/>
-          <w:p>
-            <w:pPr>
-              <w:pStyle w:val="Compact"/>
-              <w:jc w:val="left"/>
-            </w:pPr>
-            <w:r>
-              <w:t xml:space="preserve">★</w:t>
-            </w:r>
-            <w:r>
-              <w:t xml:space="preserve"> </w:t>
-            </w:r>
-            <w:r>
-              <w:rPr>
-                <w:bCs/>
-                <w:b/>
-              </w:rPr>
-              <w:t xml:space="preserve">不可达（已证）⇒ 不要���派工重试</w:t>
+              <w:t xml:space="preserve">该路作废**</w:t>
+            </w:r>
+          </w:p>
+        </w:tc>
+        <w:tc>
+          <w:tcPr/>
+          <w:p>
+            <w:pPr>
+              <w:pStyle w:val="Compact"/>
+              <w:jc w:val="left"/>
+            </w:pPr>
+            <w:r>
+              <w:t xml:space="preserve">决定 ② 的 plan-B 走 B1/B2/B3</w:t>
+            </w:r>
+          </w:p>
+        </w:tc>
+        <w:tc>
+          <w:tcPr/>
+          <w:p>
+            <w:pPr>
+              <w:pStyle w:val="Compact"/>
+              <w:jc w:val="left"/>
+            </w:pPr>
+            <w:r>
+              <w:rPr>
+                <w:bCs/>
+                <w:b/>
+              </w:rPr>
+              <w:t xml:space="preserve">不可达（已证），不要���派工重试</w:t>
             </w:r>
           </w:p>
         </w:tc>
@@ -17062,12 +16174,6 @@
               <w:jc w:val="left"/>
             </w:pPr>
             <w:r>
-              <w:t xml:space="preserve">★</w:t>
-            </w:r>
-            <w:r>
-              <w:t xml:space="preserve"> </w:t>
-            </w:r>
-            <w:r>
               <w:rPr>
                 <w:bCs/>
                 <w:b/>
@@ -17123,12 +16229,6 @@
               <w:jc w:val="left"/>
             </w:pPr>
             <w:r>
-              <w:t xml:space="preserve">★</w:t>
-            </w:r>
-            <w:r>
-              <w:t xml:space="preserve"> </w:t>
-            </w:r>
-            <w:r>
               <w:rPr>
                 <w:bCs/>
                 <w:b/>
@@ -17136,23 +16236,17 @@
               <w:t xml:space="preserve">必须事前预注册</w:t>
             </w:r>
             <w:r>
-              <w:t xml:space="preserve">（二组自陈本批无预注册 ⇒ 探索性）</w:t>
-            </w:r>
-          </w:p>
-        </w:tc>
-        <w:tc>
-          <w:tcPr/>
-          <w:p>
-            <w:pPr>
-              <w:pStyle w:val="Compact"/>
-              <w:jc w:val="left"/>
-            </w:pPr>
-            <w:r>
-              <w:t xml:space="preserve">★</w:t>
-            </w:r>
-            <w:r>
-              <w:t xml:space="preserve"> </w:t>
-            </w:r>
+              <w:t xml:space="preserve">（二组自陈本批无预注册，探索性）</w:t>
+            </w:r>
+          </w:p>
+        </w:tc>
+        <w:tc>
+          <w:tcPr/>
+          <w:p>
+            <w:pPr>
+              <w:pStyle w:val="Compact"/>
+              <w:jc w:val="left"/>
+            </w:pPr>
             <w:r>
               <w:rPr>
                 <w:bCs/>
@@ -17193,7 +16287,7 @@
               <w:t xml:space="preserve">216+ 次调用</w:t>
             </w:r>
             <w:r>
-              <w:t xml:space="preserve">）｜★</w:t>
+              <w:t xml:space="preserve">）｜</w:t>
             </w:r>
             <w:r>
               <w:t xml:space="preserve"> </w:t>
@@ -17233,12 +16327,6 @@
               <w:jc w:val="left"/>
             </w:pPr>
             <w:r>
-              <w:t xml:space="preserve">★</w:t>
-            </w:r>
-            <w:r>
-              <w:t xml:space="preserve"> </w:t>
-            </w:r>
-            <w:r>
               <w:rPr>
                 <w:bCs/>
                 <w:b/>
@@ -17264,31 +16352,31 @@
               <w:t xml:space="preserve">02_A:715-723</w:t>
             </w:r>
             <w:r>
-              <w:t xml:space="preserve">（V2 = 由被依据支持的断言机械装配 ⇒ 矛盾被剔除）</w:t>
-            </w:r>
-          </w:p>
-        </w:tc>
-        <w:tc>
-          <w:tcPr/>
-          <w:p>
-            <w:pPr>
-              <w:pStyle w:val="Compact"/>
-              <w:jc w:val="left"/>
-            </w:pPr>
-            <w:r>
-              <w:t xml:space="preserve">报"若不做装配、只做筛选"的对照臂 ⇒ 才能说"筛选带来低错误率"</w:t>
-            </w:r>
-          </w:p>
-        </w:tc>
-        <w:tc>
-          <w:tcPr/>
-          <w:p>
-            <w:pPr>
-              <w:pStyle w:val="Compact"/>
-              <w:jc w:val="left"/>
-            </w:pPr>
-            <w:r>
-              <w:t xml:space="preserve">★ 决定原则三能否提到主张层（</w:t>
+              <w:t xml:space="preserve">（V2 = 由被依据支持的断言机械装配，矛盾被剔除）</w:t>
+            </w:r>
+          </w:p>
+        </w:tc>
+        <w:tc>
+          <w:tcPr/>
+          <w:p>
+            <w:pPr>
+              <w:pStyle w:val="Compact"/>
+              <w:jc w:val="left"/>
+            </w:pPr>
+            <w:r>
+              <w:t xml:space="preserve">报"若不做装配、只做筛选"的对照臂，才能说"筛选带来低错误率"</w:t>
+            </w:r>
+          </w:p>
+        </w:tc>
+        <w:tc>
+          <w:tcPr/>
+          <w:p>
+            <w:pPr>
+              <w:pStyle w:val="Compact"/>
+              <w:jc w:val="left"/>
+            </w:pPr>
+            <w:r>
+              <w:t xml:space="preserve">决定原则三能否提到主张层（</w:t>
             </w:r>
             <w:r>
               <w:rPr>
@@ -17316,7 +16404,7 @@
               <w:t xml:space="preserve">需额度</w:t>
             </w:r>
             <w:r>
-              <w:t xml:space="preserve">（新增 1 个对照臂）｜★ 需 owner 批准</w:t>
+              <w:t xml:space="preserve">（新增 1 个对照臂）｜ 需 owner 批准</w:t>
             </w:r>
           </w:p>
         </w:tc>
@@ -17346,12 +16434,6 @@
               <w:jc w:val="left"/>
             </w:pPr>
             <w:r>
-              <w:t xml:space="preserve">★</w:t>
-            </w:r>
-            <w:r>
-              <w:t xml:space="preserve"> </w:t>
-            </w:r>
-            <w:r>
               <w:rPr>
                 <w:bCs/>
                 <w:b/>
@@ -17413,7 +16495,7 @@
               <w:jc w:val="left"/>
             </w:pPr>
             <w:r>
-              <w:t xml:space="preserve">★ 决定 §5 R2–R4 的 dual 臂数字能否定稿</w:t>
+              <w:t xml:space="preserve">决定 §5 R2–R4 的 dual 臂数字能否定稿</w:t>
             </w:r>
           </w:p>
         </w:tc>
@@ -17557,12 +16639,6 @@
               <w:jc w:val="left"/>
             </w:pPr>
             <w:r>
-              <w:t xml:space="preserve">★</w:t>
-            </w:r>
-            <w:r>
-              <w:t xml:space="preserve"> </w:t>
-            </w:r>
-            <w:r>
               <w:rPr>
                 <w:bCs/>
                 <w:b/>
@@ -17591,12 +16667,6 @@
               <w:jc w:val="left"/>
             </w:pPr>
             <w:r>
-              <w:t xml:space="preserve">★</w:t>
-            </w:r>
-            <w:r>
-              <w:t xml:space="preserve"> </w:t>
-            </w:r>
-            <w:r>
               <w:rPr>
                 <w:bCs/>
                 <w:b/>
@@ -17616,7 +16686,7 @@
               <w:t xml:space="preserve">docs/REPORT-ARCHLEARN-2026-10-19.md:136</w:t>
             </w:r>
             <w:r>
-              <w:t xml:space="preserve">，★</w:t>
+              <w:t xml:space="preserve">，</w:t>
             </w:r>
             <w:r>
               <w:t xml:space="preserve"> </w:t>
@@ -17689,12 +16759,6 @@
               <w:jc w:val="left"/>
             </w:pPr>
             <w:r>
-              <w:t xml:space="preserve">★</w:t>
-            </w:r>
-            <w:r>
-              <w:t xml:space="preserve"> </w:t>
-            </w:r>
-            <w:r>
               <w:rPr>
                 <w:bCs/>
                 <w:b/>
@@ -17702,19 +16766,19 @@
               <w:t xml:space="preserve">决定第 4 章能否成立</w:t>
             </w:r>
             <w:r>
-              <w:t xml:space="preserve">（无复现 ⇒ 只能写"我们在一次外部审计中发现过"，不能写"致命 bug"）</w:t>
-            </w:r>
-          </w:p>
-        </w:tc>
-        <w:tc>
-          <w:tcPr/>
-          <w:p>
-            <w:pPr>
-              <w:pStyle w:val="Compact"/>
-              <w:jc w:val="left"/>
-            </w:pPr>
-            <w:r>
-              <w:t xml:space="preserve">0 API（最小复现）｜★</w:t>
+              <w:t xml:space="preserve">（无复现，只能写"我们在一次外部审计中发现过"，不能写"致命 bug"）</w:t>
+            </w:r>
+          </w:p>
+        </w:tc>
+        <w:tc>
+          <w:tcPr/>
+          <w:p>
+            <w:pPr>
+              <w:pStyle w:val="Compact"/>
+              <w:jc w:val="left"/>
+            </w:pPr>
+            <w:r>
+              <w:t xml:space="preserve">0 API（最小复现）｜</w:t>
             </w:r>
             <w:r>
               <w:t xml:space="preserve"> </w:t>
@@ -17757,12 +16821,6 @@
               <w:jc w:val="left"/>
             </w:pPr>
             <w:r>
-              <w:t xml:space="preserve">★</w:t>
-            </w:r>
-            <w:r>
-              <w:t xml:space="preserve"> </w:t>
-            </w:r>
-            <w:r>
               <w:rPr>
                 <w:bCs/>
                 <w:b/>
@@ -17803,7 +16861,7 @@
               <w:t xml:space="preserve">tools/verify_l3_code_facts.py</w:t>
             </w:r>
             <w:r>
-              <w:t xml:space="preserve">（★ 实跑 EXIT=0，但</w:t>
+              <w:t xml:space="preserve">（实跑 EXIT=0，但</w:t>
             </w:r>
             <w:r>
               <w:rPr>
@@ -17838,19 +16896,19 @@
               <w:t xml:space="preserve">一个变异注入</w:t>
             </w:r>
             <w:r>
-              <w:t xml:space="preserve">（改权重 ⇒ 断言必须红）</w:t>
-            </w:r>
-          </w:p>
-        </w:tc>
-        <w:tc>
-          <w:tcPr/>
-          <w:p>
-            <w:pPr>
-              <w:pStyle w:val="Compact"/>
-              <w:jc w:val="left"/>
-            </w:pPr>
-            <w:r>
-              <w:t xml:space="preserve">★ 决定"可分辨'在学 vs 没在学'的观测规范"是不是</w:t>
+              <w:t xml:space="preserve">（改权重，断言必须红）</w:t>
+            </w:r>
+          </w:p>
+        </w:tc>
+        <w:tc>
+          <w:tcPr/>
+          <w:p>
+            <w:pPr>
+              <w:pStyle w:val="Compact"/>
+              <w:jc w:val="left"/>
+            </w:pPr>
+            <w:r>
+              <w:t xml:space="preserve">决定"可分辨'在学 vs 没在学'的观测规范"是不是</w:t>
             </w:r>
             <w:r>
               <w:rPr>
@@ -17902,12 +16960,6 @@
               <w:jc w:val="left"/>
             </w:pPr>
             <w:r>
-              <w:t xml:space="preserve">★</w:t>
-            </w:r>
-            <w:r>
-              <w:t xml:space="preserve"> </w:t>
-            </w:r>
-            <w:r>
               <w:rPr>
                 <w:bCs/>
                 <w:b/>
@@ -17979,7 +17031,7 @@
               <w:t xml:space="preserve">runs/pl_2026110*</w:t>
             </w:r>
             <w:r>
-              <w:t xml:space="preserve">；★</w:t>
+              <w:t xml:space="preserve">；</w:t>
             </w:r>
             <w:r>
               <w:t xml:space="preserve"> </w:t>
@@ -18049,7 +17101,7 @@
               <w:jc w:val="left"/>
             </w:pPr>
             <w:r>
-              <w:t xml:space="preserve">★ 决定"旧奖励为什么失败"这条方法论内核是否可复算（</w:t>
+              <w:t xml:space="preserve">决定"旧奖励为什么失败"这条方法论内核是否可复算（</w:t>
             </w:r>
             <w:r>
               <w:rPr>
@@ -18116,12 +17168,6 @@
               <w:jc w:val="left"/>
             </w:pPr>
             <w:r>
-              <w:t xml:space="preserve">★</w:t>
-            </w:r>
-            <w:r>
-              <w:t xml:space="preserve"> </w:t>
-            </w:r>
-            <w:r>
               <w:rPr>
                 <w:rStyle w:val="VerbatimChar"/>
                 <w:bCs/>
@@ -18240,10 +17286,7 @@
               <w:jc w:val="left"/>
             </w:pPr>
             <w:r>
-              <w:t xml:space="preserve">★ 决定"当前实现是加权奖励"这句是否成立（★</w:t>
-            </w:r>
-            <w:r>
-              <w:t xml:space="preserve"> </w:t>
+              <w:t xml:space="preserve">决定"当前实现是加权奖励"这句是否成立（</w:t>
             </w:r>
             <w:r>
               <w:rPr>
@@ -18295,12 +17338,6 @@
               <w:jc w:val="left"/>
             </w:pPr>
             <w:r>
-              <w:t xml:space="preserve">★</w:t>
-            </w:r>
-            <w:r>
-              <w:t xml:space="preserve"> </w:t>
-            </w:r>
-            <w:r>
               <w:rPr>
                 <w:bCs/>
                 <w:b/>
@@ -18381,7 +17418,7 @@
               <w:jc w:val="left"/>
             </w:pPr>
             <w:r>
-              <w:t xml:space="preserve">★ 决定核心公式表会不会带着一个假数进正文</w:t>
+              <w:t xml:space="preserve">决定核心公式表会不会带着一个假数进正文</w:t>
             </w:r>
           </w:p>
         </w:tc>
@@ -18423,12 +17460,6 @@
               <w:jc w:val="left"/>
             </w:pPr>
             <w:r>
-              <w:t xml:space="preserve">★</w:t>
-            </w:r>
-            <w:r>
-              <w:t xml:space="preserve"> </w:t>
-            </w:r>
-            <w:r>
               <w:rPr>
                 <w:bCs/>
                 <w:b/>
@@ -18515,7 +17546,7 @@
               <w:jc w:val="left"/>
             </w:pPr>
             <w:r>
-              <w:t xml:space="preserve">★ 决定主命题的证据强度（</w:t>
+              <w:t xml:space="preserve">决定主命题的证据强度（</w:t>
             </w:r>
             <w:r>
               <w:rPr>
@@ -18567,12 +17598,6 @@
               <w:jc w:val="left"/>
             </w:pPr>
             <w:r>
-              <w:t xml:space="preserve">★</w:t>
-            </w:r>
-            <w:r>
-              <w:t xml:space="preserve"> </w:t>
-            </w:r>
-            <w:r>
               <w:rPr>
                 <w:bCs/>
                 <w:b/>
@@ -18616,7 +17641,7 @@
               <w:jc w:val="left"/>
             </w:pPr>
             <w:r>
-              <w:t xml:space="preserve">★ 决定读者能否按公式复算</w:t>
+              <w:t xml:space="preserve">决定读者能否按公式复算</w:t>
             </w:r>
           </w:p>
         </w:tc>
@@ -18658,12 +17683,6 @@
               <w:jc w:val="left"/>
             </w:pPr>
             <w:r>
-              <w:t xml:space="preserve">★</w:t>
-            </w:r>
-            <w:r>
-              <w:t xml:space="preserve"> </w:t>
-            </w:r>
-            <w:r>
               <w:rPr>
                 <w:bCs/>
                 <w:b/>
@@ -18719,19 +17738,19 @@
               <w:jc w:val="left"/>
             </w:pPr>
             <w:r>
-              <w:t xml:space="preserve">同 seed、同批题、同采样，只换权重来源 ⇒ 差只可能来自权重</w:t>
-            </w:r>
-          </w:p>
-        </w:tc>
-        <w:tc>
-          <w:tcPr/>
-          <w:p>
-            <w:pPr>
-              <w:pStyle w:val="Compact"/>
-              <w:jc w:val="left"/>
-            </w:pPr>
-            <w:r>
-              <w:t xml:space="preserve">★ 决定"本篇最有用的消融装置"是</w:t>
+              <w:t xml:space="preserve">同 seed、同批题、同采样，只换权重来源，差只可能来自权重</w:t>
+            </w:r>
+          </w:p>
+        </w:tc>
+        <w:tc>
+          <w:tcPr/>
+          <w:p>
+            <w:pPr>
+              <w:pStyle w:val="Compact"/>
+              <w:jc w:val="left"/>
+            </w:pPr>
+            <w:r>
+              <w:t xml:space="preserve">决定"本篇最有用的消融装置"是</w:t>
             </w:r>
             <w:r>
               <w:rPr>
@@ -18767,7 +17786,7 @@
               <w:t xml:space="preserve">需额度</w:t>
             </w:r>
             <w:r>
-              <w:t xml:space="preserve">（跑批）｜★ 需 owner 批准</w:t>
+              <w:t xml:space="preserve">（跑批）｜ 需 owner 批准</w:t>
             </w:r>
           </w:p>
         </w:tc>
@@ -18797,12 +17816,6 @@
               <w:jc w:val="left"/>
             </w:pPr>
             <w:r>
-              <w:t xml:space="preserve">★</w:t>
-            </w:r>
-            <w:r>
-              <w:t xml:space="preserve"> </w:t>
-            </w:r>
-            <w:r>
               <w:rPr>
                 <w:bCs/>
                 <w:b/>
@@ -18858,7 +17871,7 @@
               <w:jc w:val="left"/>
             </w:pPr>
             <w:r>
-              <w:t xml:space="preserve">★ 决定该条能不能作为"三条代码级发现"引用</w:t>
+              <w:t xml:space="preserve">决定该条能不能作为"三条代码级发现"引用</w:t>
             </w:r>
           </w:p>
         </w:tc>
@@ -19002,12 +18015,6 @@
               <w:jc w:val="left"/>
             </w:pPr>
             <w:r>
-              <w:t xml:space="preserve">★</w:t>
-            </w:r>
-            <w:r>
-              <w:t xml:space="preserve"> </w:t>
-            </w:r>
-            <w:r>
               <w:rPr>
                 <w:bCs/>
                 <w:b/>
@@ -19027,12 +18034,6 @@
               <w:jc w:val="left"/>
             </w:pPr>
             <w:r>
-              <w:t xml:space="preserve">★</w:t>
-            </w:r>
-            <w:r>
-              <w:t xml:space="preserve"> </w:t>
-            </w:r>
-            <w:r>
               <w:rPr>
                 <w:bCs/>
                 <w:b/>
@@ -19053,7 +18054,7 @@
               <w:t xml:space="preserve">p=0.2500</w:t>
             </w:r>
             <w:r>
-              <w:t xml:space="preserve">（n_disc=3）⇒ 原文未报此数</w:t>
+              <w:t xml:space="preserve">（n_disc=3），原文未报此数</w:t>
             </w:r>
           </w:p>
         </w:tc>
@@ -19087,12 +18088,6 @@
               <w:jc w:val="left"/>
             </w:pPr>
             <w:r>
-              <w:t xml:space="preserve">★</w:t>
-            </w:r>
-            <w:r>
-              <w:t xml:space="preserve"> </w:t>
-            </w:r>
-            <w:r>
               <w:rPr>
                 <w:bCs/>
                 <w:b/>
@@ -19112,7 +18107,7 @@
               <w:jc w:val="left"/>
             </w:pPr>
             <w:r>
-              <w:t xml:space="preserve">0 API（复算已做）｜★</w:t>
+              <w:t xml:space="preserve">0 API（复算已做）｜</w:t>
             </w:r>
             <w:r>
               <w:t xml:space="preserve"> </w:t>
@@ -19152,12 +18147,6 @@
               <w:jc w:val="left"/>
             </w:pPr>
             <w:r>
-              <w:t xml:space="preserve">★</w:t>
-            </w:r>
-            <w:r>
-              <w:t xml:space="preserve"> </w:t>
-            </w:r>
-            <w:r>
               <w:rPr>
                 <w:bCs/>
                 <w:b/>
@@ -19208,19 +18197,19 @@
               <w:jc w:val="left"/>
             </w:pPr>
             <w:r>
-              <w:t xml:space="preserve">补一个"只加事实层"的第三臂 ⇒ 单因子对照</w:t>
-            </w:r>
-          </w:p>
-        </w:tc>
-        <w:tc>
-          <w:tcPr/>
-          <w:p>
-            <w:pPr>
-              <w:pStyle w:val="Compact"/>
-              <w:jc w:val="left"/>
-            </w:pPr>
-            <w:r>
-              <w:t xml:space="preserve">★ 决定归因能否落在事实层（现为推断，非受控对比）</w:t>
+              <w:t xml:space="preserve">补一个"只加事实层"的第三臂，单因子对照</w:t>
+            </w:r>
+          </w:p>
+        </w:tc>
+        <w:tc>
+          <w:tcPr/>
+          <w:p>
+            <w:pPr>
+              <w:pStyle w:val="Compact"/>
+              <w:jc w:val="left"/>
+            </w:pPr>
+            <w:r>
+              <w:t xml:space="preserve">决定归因能否落在事实层（现为推断，非受控对比）</w:t>
             </w:r>
           </w:p>
         </w:tc>
@@ -19239,7 +18228,7 @@
               <w:t xml:space="preserve">需额度</w:t>
             </w:r>
             <w:r>
-              <w:t xml:space="preserve">（第三臂）｜★ 需 owner 批准</w:t>
+              <w:t xml:space="preserve">（第三臂）｜ 需 owner 批准</w:t>
             </w:r>
           </w:p>
         </w:tc>
@@ -19269,12 +18258,6 @@
               <w:jc w:val="left"/>
             </w:pPr>
             <w:r>
-              <w:t xml:space="preserve">★</w:t>
-            </w:r>
-            <w:r>
-              <w:t xml:space="preserve"> </w:t>
-            </w:r>
-            <w:r>
               <w:rPr>
                 <w:bCs/>
                 <w:b/>
@@ -19292,7 +18275,7 @@
               <w:t xml:space="preserve">定版</w:t>
             </w:r>
             <w:r>
-              <w:t xml:space="preserve">（★ 不是缺数据）</w:t>
+              <w:t xml:space="preserve">（不是缺数据）</w:t>
             </w:r>
           </w:p>
         </w:tc>
@@ -19322,7 +18305,7 @@
               <w:t xml:space="preserve">REPORT_arch2.md:199</w:t>
             </w:r>
             <w:r>
-              <w:t xml:space="preserve">（v2 表）—— ★</w:t>
+              <w:t xml:space="preserve">（v2 表）——</w:t>
             </w:r>
             <w:r>
               <w:t xml:space="preserve"> </w:t>
@@ -19344,7 +18327,7 @@
               <w:jc w:val="left"/>
             </w:pPr>
             <w:r>
-              <w:t xml:space="preserve">★ 统一用</w:t>
+              <w:t xml:space="preserve">统一用</w:t>
             </w:r>
             <w:r>
               <w:t xml:space="preserve"> </w:t>
@@ -19370,7 +18353,7 @@
               <w:t xml:space="preserve">1.98×</w:t>
             </w:r>
             <w:r>
-              <w:t xml:space="preserve">（报告原写 2.0×，同值）、括号给逆数 0.51×；★</w:t>
+              <w:t xml:space="preserve">（报告原写 2.0×，同值）、括号给逆数 0.51×；</w:t>
             </w:r>
             <w:r>
               <w:t xml:space="preserve"> </w:t>
@@ -19392,7 +18375,7 @@
               <w:jc w:val="left"/>
             </w:pPr>
             <w:r>
-              <w:t xml:space="preserve">★ 决定"干净 ≠ 有力"这条方法论收获能否写（</w:t>
+              <w:t xml:space="preserve">决定"干净 ≠ 有力"这条方法论收获能否写（</w:t>
             </w:r>
             <w:r>
               <w:rPr>
@@ -19402,17 +18385,17 @@
               <w:t xml:space="preserve">它承载"候选集更像关键词约束"的结论</w:t>
             </w:r>
             <w:r>
-              <w:t xml:space="preserve">）；★ ★</w:t>
-            </w:r>
-            <w:r>
-              <w:t xml:space="preserve"> </w:t>
-            </w:r>
-            <w:r>
-              <w:rPr>
-                <w:bCs/>
-                <w:b/>
-              </w:rPr>
-              <w:t xml:space="preserve">已核：承重句是 D2 0.0717 vs D3 0.0703（差 0.0014）⇒ 不经 D1 ⇒ 收窄比值口径不改变该条收获</w:t>
+              <w:t xml:space="preserve">）；</w:t>
+            </w:r>
+            <w:r>
+              <w:t xml:space="preserve"> </w:t>
+            </w:r>
+            <w:r>
+              <w:rPr>
+                <w:bCs/>
+                <w:b/>
+              </w:rPr>
+              <w:t xml:space="preserve">已核：承重句是 D2 0.0717 vs D3 0.0703（差 0.0014），不经 D1，收窄比值口径不改变该条收获</w:t>
             </w:r>
           </w:p>
         </w:tc>
@@ -19454,12 +18437,6 @@
               <w:jc w:val="left"/>
             </w:pPr>
             <w:r>
-              <w:t xml:space="preserve">★</w:t>
-            </w:r>
-            <w:r>
-              <w:t xml:space="preserve"> </w:t>
-            </w:r>
-            <w:r>
               <w:rPr>
                 <w:bCs/>
                 <w:b/>
@@ -19540,10 +18517,7 @@
               <w:jc w:val="left"/>
             </w:pPr>
             <w:r>
-              <w:t xml:space="preserve">★ 决定 Phase 1 的"全 0 错误"能不能写（★</w:t>
-            </w:r>
-            <w:r>
-              <w:t xml:space="preserve"> </w:t>
+              <w:t xml:space="preserve">决定 Phase 1 的"全 0 错误"能不能写（</w:t>
             </w:r>
             <w:r>
               <w:rPr>
@@ -19595,12 +18569,6 @@
               <w:jc w:val="left"/>
             </w:pPr>
             <w:r>
-              <w:t xml:space="preserve">★</w:t>
-            </w:r>
-            <w:r>
-              <w:t xml:space="preserve"> </w:t>
-            </w:r>
-            <w:r>
               <w:rPr>
                 <w:bCs/>
                 <w:b/>
@@ -19642,7 +18610,7 @@
               <w:t xml:space="preserve">观点型</w:t>
             </w:r>
             <w:r>
-              <w:t xml:space="preserve">状态，情感型状态一次都没进过实验 ⇒ 我们的结论不可外推到情感"</w:t>
+              <w:t xml:space="preserve">状态，情感型状态一次都没进过实验，我们的结论不可外推到情感"</w:t>
             </w:r>
           </w:p>
         </w:tc>
@@ -19665,12 +18633,6 @@
               <w:pStyle w:val="Compact"/>
               <w:jc w:val="left"/>
             </w:pPr>
-            <w:r>
-              <w:t xml:space="preserve">★</w:t>
-            </w:r>
-            <w:r>
-              <w:t xml:space="preserve"> </w:t>
-            </w:r>
             <w:r>
               <w:rPr>
                 <w:bCs/>
@@ -19731,12 +18693,6 @@
               <w:jc w:val="left"/>
             </w:pPr>
             <w:r>
-              <w:t xml:space="preserve">★</w:t>
-            </w:r>
-            <w:r>
-              <w:t xml:space="preserve"> </w:t>
-            </w:r>
-            <w:r>
               <w:rPr>
                 <w:bCs/>
                 <w:b/>
@@ -19777,7 +18733,7 @@
               <w:jc w:val="left"/>
             </w:pPr>
             <w:r>
-              <w:t xml:space="preserve">★ 决定方法论收获①能否写</w:t>
+              <w:t xml:space="preserve">决定方法论收获①能否写</w:t>
             </w:r>
           </w:p>
         </w:tc>
@@ -19819,12 +18775,6 @@
               <w:jc w:val="left"/>
             </w:pPr>
             <w:r>
-              <w:t xml:space="preserve">★</w:t>
-            </w:r>
-            <w:r>
-              <w:t xml:space="preserve"> </w:t>
-            </w:r>
-            <w:r>
               <w:rPr>
                 <w:bCs/>
                 <w:b/>
@@ -19856,10 +18806,7 @@
               <w:t xml:space="preserve"> </w:t>
             </w:r>
             <w:r>
-              <w:t xml:space="preserve">块标记 ⇒</w:t>
-            </w:r>
-            <w:r>
-              <w:t xml:space="preserve"> </w:t>
+              <w:t xml:space="preserve">块标记，</w:t>
             </w:r>
             <w:r>
               <w:rPr>
@@ -19890,10 +18837,7 @@
               <w:jc w:val="left"/>
             </w:pPr>
             <w:r>
-              <w:t xml:space="preserve">★ 决定"防伪"是已实现的机制还是声明（★</w:t>
-            </w:r>
-            <w:r>
-              <w:t xml:space="preserve"> </w:t>
+              <w:t xml:space="preserve">决定"防伪"是已实现的机制还是声明（</w:t>
             </w:r>
             <w:r>
               <w:rPr>
@@ -19947,12 +18891,6 @@
               <w:jc w:val="left"/>
             </w:pPr>
             <w:r>
-              <w:t xml:space="preserve">★</w:t>
-            </w:r>
-            <w:r>
-              <w:t xml:space="preserve"> </w:t>
-            </w:r>
-            <w:r>
               <w:rPr>
                 <w:bCs/>
                 <w:b/>
@@ -19975,7 +18913,7 @@
               <w:t xml:space="preserve">04_D:594</w:t>
             </w:r>
             <w:r>
-              <w:t xml:space="preserve">（跨厂商只覆盖 G01 单题）⇒ "多题证据依赖同源判官"是 ④ 最大效度缺口</w:t>
+              <w:t xml:space="preserve">（跨厂商只覆盖 G01 单题），"多题证据依赖同源判官"是 ④ 最大效度缺口</w:t>
             </w:r>
           </w:p>
         </w:tc>
@@ -19999,12 +18937,6 @@
               <w:jc w:val="left"/>
             </w:pPr>
             <w:r>
-              <w:t xml:space="preserve">★</w:t>
-            </w:r>
-            <w:r>
-              <w:t xml:space="preserve"> </w:t>
-            </w:r>
-            <w:r>
               <w:rPr>
                 <w:bCs/>
                 <w:b/>
@@ -20031,7 +18963,7 @@
               <w:t xml:space="preserve">需额度 + 可能需付费</w:t>
             </w:r>
             <w:r>
-              <w:t xml:space="preserve">（跨厂商）｜★ 需 owner 批准</w:t>
+              <w:t xml:space="preserve">（跨厂商）｜ 需 owner 批准</w:t>
             </w:r>
           </w:p>
         </w:tc>
@@ -20061,12 +18993,6 @@
               <w:jc w:val="left"/>
             </w:pPr>
             <w:r>
-              <w:t xml:space="preserve">★</w:t>
-            </w:r>
-            <w:r>
-              <w:t xml:space="preserve"> </w:t>
-            </w:r>
-            <w:r>
               <w:rPr>
                 <w:bCs/>
                 <w:b/>
@@ -20089,7 +19015,7 @@
               <w:t xml:space="preserve">第四组论证_交付.zip</w:t>
             </w:r>
             <w:r>
-              <w:t xml:space="preserve">（2.89MB / 64 文件）★</w:t>
+              <w:t xml:space="preserve">（2.89MB / 64 文件）</w:t>
             </w:r>
             <w:r>
               <w:t xml:space="preserve"> </w:t>
@@ -20105,7 +19031,7 @@
               <w:t xml:space="preserve"> </w:t>
             </w:r>
             <w:r>
-              <w:t xml:space="preserve">⇒ 已解压至</w:t>
+              <w:t xml:space="preserve">已解压至</w:t>
             </w:r>
             <w:r>
               <w:t xml:space="preserve"> </w:t>
@@ -20159,12 +19085,6 @@
               <w:jc w:val="left"/>
             </w:pPr>
             <w:r>
-              <w:t xml:space="preserve">★</w:t>
-            </w:r>
-            <w:r>
-              <w:t xml:space="preserve"> </w:t>
-            </w:r>
-            <w:r>
               <w:rPr>
                 <w:bCs/>
                 <w:b/>
@@ -20184,17 +19104,17 @@
               <w:jc w:val="left"/>
             </w:pPr>
             <w:r>
-              <w:t xml:space="preserve">0 API（复制进仓）★</w:t>
-            </w:r>
-            <w:r>
-              <w:t xml:space="preserve"> </w:t>
-            </w:r>
-            <w:r>
-              <w:rPr>
-                <w:bCs/>
-                <w:b/>
-              </w:rPr>
-              <w:t xml:space="preserve">但会改仓 ⇒ 需 owner 批准</w:t>
+              <w:t xml:space="preserve">0 API（复制进仓）</w:t>
+            </w:r>
+            <w:r>
+              <w:t xml:space="preserve"> </w:t>
+            </w:r>
+            <w:r>
+              <w:rPr>
+                <w:bCs/>
+                <w:b/>
+              </w:rPr>
+              <w:t xml:space="preserve">但会改仓，需 owner 批准</w:t>
             </w:r>
           </w:p>
         </w:tc>
@@ -20215,7 +19135,7 @@
         <w:pStyle w:val="Heading2"/>
       </w:pPr>
       <w:r>
-        <w:t xml:space="preserve">7 · ★ 补实验方案（三档）</w:t>
+        <w:t xml:space="preserve">7 · 补实验方案（三档）</w:t>
       </w:r>
     </w:p>
     <w:p>
@@ -20223,12 +19143,6 @@
         <w:pStyle w:val="BlockText"/>
       </w:pPr>
       <w:r>
-        <w:t xml:space="preserve">★</w:t>
-      </w:r>
-      <w:r>
-        <w:t xml:space="preserve"> </w:t>
-      </w:r>
-      <w:r>
         <w:rPr>
           <w:bCs/>
           <w:b/>
@@ -20252,12 +19166,6 @@
         <w:t xml:space="preserve"> </w:t>
       </w:r>
       <w:r>
-        <w:t xml:space="preserve">★</w:t>
-      </w:r>
-      <w:r>
-        <w:t xml:space="preserve"> </w:t>
-      </w:r>
-      <w:r>
         <w:rPr>
           <w:bCs/>
           <w:b/>
@@ -20268,13 +19176,13 @@
         <w:t xml:space="preserve">：零 API = 只用仓内已有数据/已归档产出复算；需额度 = 调 API（估调用数与 ¥）；需付费/需人 = 需外部资源或人工。</w:t>
       </w:r>
     </w:p>
-    <w:bookmarkStart w:id="52" w:name="Xf52900c151383e628a09d388e987522f2eaf8d5"/>
+    <w:bookmarkStart w:id="52" w:name="Xb43e33a5dc498e4d0fce9b2015e902a6e4df8b1"/>
     <w:p>
       <w:pPr>
         <w:pStyle w:val="Heading3"/>
       </w:pPr>
       <w:r>
-        <w:t xml:space="preserve">7.1 档一 · 零 API 可做（★ 现在就能做；★</w:t>
+        <w:t xml:space="preserve">7.1 档一 · 零 API 可做（现在就能做；</w:t>
       </w:r>
       <w:r>
         <w:t xml:space="preserve"> </w:t>
@@ -20393,12 +19301,6 @@
               <w:jc w:val="left"/>
             </w:pPr>
             <w:r>
-              <w:t xml:space="preserve">★</w:t>
-            </w:r>
-            <w:r>
-              <w:t xml:space="preserve"> </w:t>
-            </w:r>
-            <w:r>
               <w:rPr>
                 <w:bCs/>
                 <w:b/>
@@ -20472,10 +19374,7 @@
               <w:t xml:space="preserve">\|丢失\|</w:t>
             </w:r>
             <w:r>
-              <w:t xml:space="preserve">/净增益 + 4 个承重分层分母 ⇒ ★</w:t>
-            </w:r>
-            <w:r>
-              <w:t xml:space="preserve"> </w:t>
+              <w:t xml:space="preserve">/净增益 + 4 个承重分层分母，</w:t>
             </w:r>
             <w:r>
               <w:rPr>
@@ -20514,33 +19413,24 @@
               <w:t xml:space="preserve">−2、−4</w:t>
             </w:r>
             <w:r>
-              <w:t xml:space="preserve"> </w:t>
-            </w:r>
-            <w:r>
-              <w:t xml:space="preserve">⇒</w:t>
-            </w:r>
-            <w:r>
-              <w:t xml:space="preserve"> </w:t>
-            </w:r>
-            <w:r>
-              <w:rPr>
-                <w:bCs/>
-                <w:b/>
-              </w:rPr>
               <w:t xml:space="preserve">两层方向相反</w:t>
             </w:r>
             <w:r>
-              <w:t xml:space="preserve">；★</w:t>
-            </w:r>
-            <w:r>
-              <w:t xml:space="preserve"> </w:t>
-            </w:r>
-            <w:r>
-              <w:rPr>
-                <w:bCs/>
-                <w:b/>
-              </w:rPr>
-              <w:t xml:space="preserve">且 944 批三路不可达 ⇒ 该路的数字是"代数推导"不是"重算"</w:t>
+              <w:rPr>
+                <w:bCs/>
+                <w:b/>
+              </w:rPr>
+              <w:t xml:space="preserve">；</w:t>
+            </w:r>
+            <w:r>
+              <w:rPr>
+                <w:bCs/>
+                <w:b/>
+              </w:rPr>
+              <w:t xml:space="preserve"> </w:t>
+            </w:r>
+            <w:r>
+              <w:t xml:space="preserve">且 944 批三路不可达，该路的数字是"代数推导"不是"重算"**</w:t>
             </w:r>
           </w:p>
         </w:tc>
@@ -20582,12 +19472,6 @@
               <w:jc w:val="left"/>
             </w:pPr>
             <w:r>
-              <w:t xml:space="preserve">★</w:t>
-            </w:r>
-            <w:r>
-              <w:t xml:space="preserve"> </w:t>
-            </w:r>
-            <w:r>
               <w:rPr>
                 <w:bCs/>
                 <w:b/>
@@ -20652,10 +19536,7 @@
               <w:jc w:val="left"/>
             </w:pPr>
             <w:r>
-              <w:t xml:space="preserve">0 API（★</w:t>
-            </w:r>
-            <w:r>
-              <w:t xml:space="preserve"> </w:t>
+              <w:t xml:space="preserve">0 API（</w:t>
             </w:r>
             <w:r>
               <w:rPr>
@@ -20710,12 +19591,6 @@
               <w:jc w:val="left"/>
             </w:pPr>
             <w:r>
-              <w:t xml:space="preserve">★</w:t>
-            </w:r>
-            <w:r>
-              <w:t xml:space="preserve"> </w:t>
-            </w:r>
-            <w:r>
               <w:rPr>
                 <w:rStyle w:val="VerbatimChar"/>
                 <w:bCs/>
@@ -20789,10 +19664,7 @@
               <w:jc w:val="left"/>
             </w:pPr>
             <w:r>
-              <w:t xml:space="preserve">0 API（★</w:t>
-            </w:r>
-            <w:r>
-              <w:t xml:space="preserve"> </w:t>
+              <w:t xml:space="preserve">0 API（</w:t>
             </w:r>
             <w:r>
               <w:rPr>
@@ -21020,12 +19892,6 @@
               <w:jc w:val="left"/>
             </w:pPr>
             <w:r>
-              <w:t xml:space="preserve">★</w:t>
-            </w:r>
-            <w:r>
-              <w:t xml:space="preserve"> </w:t>
-            </w:r>
-            <w:r>
               <w:rPr>
                 <w:bCs/>
                 <w:b/>
@@ -21146,12 +20012,6 @@
               <w:pStyle w:val="Compact"/>
               <w:jc w:val="left"/>
             </w:pPr>
-            <w:r>
-              <w:t xml:space="preserve">★</w:t>
-            </w:r>
-            <w:r>
-              <w:t xml:space="preserve"> </w:t>
-            </w:r>
             <w:r>
               <w:rPr>
                 <w:rStyle w:val="VerbatimChar"/>
@@ -21324,13 +20184,13 @@
       </w:tr>
     </w:tbl>
     <w:bookmarkEnd w:id="52"/>
-    <w:bookmarkStart w:id="53" w:name="档二-需额度调-api-估调用数与-等-owner-批"/>
+    <w:bookmarkStart w:id="53" w:name="档二-需额度调-api估调用数与-等-owner-批"/>
     <w:p>
       <w:pPr>
         <w:pStyle w:val="Heading3"/>
       </w:pPr>
       <w:r>
-        <w:t xml:space="preserve">7.2 档二 · 需额度（调 API；★ 估调用数与 ¥，★</w:t>
+        <w:t xml:space="preserve">7.2 档二 · 需额度（调 API；估调用数与 ¥，</w:t>
       </w:r>
       <w:r>
         <w:t xml:space="preserve"> </w:t>
@@ -21462,12 +20322,6 @@
               <w:jc w:val="left"/>
             </w:pPr>
             <w:r>
-              <w:t xml:space="preserve">★</w:t>
-            </w:r>
-            <w:r>
-              <w:t xml:space="preserve"> </w:t>
-            </w:r>
-            <w:r>
               <w:rPr>
                 <w:bCs/>
                 <w:b/>
@@ -21570,12 +20424,6 @@
               <w:jc w:val="left"/>
             </w:pPr>
             <w:r>
-              <w:t xml:space="preserve">★</w:t>
-            </w:r>
-            <w:r>
-              <w:t xml:space="preserve"> </w:t>
-            </w:r>
-            <w:r>
               <w:rPr>
                 <w:bCs/>
                 <w:b/>
@@ -21635,12 +20483,6 @@
               <w:pStyle w:val="Compact"/>
               <w:jc w:val="left"/>
             </w:pPr>
-            <w:r>
-              <w:t xml:space="preserve">★</w:t>
-            </w:r>
-            <w:r>
-              <w:t xml:space="preserve"> </w:t>
-            </w:r>
             <w:r>
               <w:rPr>
                 <w:bCs/>
@@ -21688,12 +20530,6 @@
               <w:jc w:val="left"/>
             </w:pPr>
             <w:r>
-              <w:t xml:space="preserve">★</w:t>
-            </w:r>
-            <w:r>
-              <w:t xml:space="preserve"> </w:t>
-            </w:r>
-            <w:r>
               <w:rPr>
                 <w:bCs/>
                 <w:b/>
@@ -21796,12 +20632,6 @@
               <w:jc w:val="left"/>
             </w:pPr>
             <w:r>
-              <w:t xml:space="preserve">★</w:t>
-            </w:r>
-            <w:r>
-              <w:t xml:space="preserve"> </w:t>
-            </w:r>
-            <w:r>
               <w:rPr>
                 <w:bCs/>
                 <w:b/>
@@ -21861,12 +20691,6 @@
               <w:pStyle w:val="Compact"/>
               <w:jc w:val="left"/>
             </w:pPr>
-            <w:r>
-              <w:t xml:space="preserve">★</w:t>
-            </w:r>
-            <w:r>
-              <w:t xml:space="preserve"> </w:t>
-            </w:r>
             <w:r>
               <w:rPr>
                 <w:bCs/>
@@ -21917,12 +20741,6 @@
               <w:jc w:val="left"/>
             </w:pPr>
             <w:r>
-              <w:t xml:space="preserve">★</w:t>
-            </w:r>
-            <w:r>
-              <w:t xml:space="preserve"> </w:t>
-            </w:r>
-            <w:r>
               <w:rPr>
                 <w:bCs/>
                 <w:b/>
@@ -22057,7 +20875,7 @@
                 <w:bCs/>
                 <w:b/>
               </w:rPr>
-              <w:t xml:space="preserve">≥20 题 ⇒ 60 次</w:t>
+              <w:t xml:space="preserve">≥20 题，60 次</w:t>
             </w:r>
           </w:p>
         </w:tc>
@@ -22111,12 +20929,6 @@
               <w:jc w:val="left"/>
             </w:pPr>
             <w:r>
-              <w:t xml:space="preserve">★</w:t>
-            </w:r>
-            <w:r>
-              <w:t xml:space="preserve"> </w:t>
-            </w:r>
-            <w:r>
               <w:rPr>
                 <w:bCs/>
                 <w:b/>
@@ -22161,22 +20973,19 @@
               <w:jc w:val="left"/>
             </w:pPr>
             <w:r>
-              <w:t xml:space="preserve">★ 需 owner 提供机器/存储</w:t>
-            </w:r>
-          </w:p>
-        </w:tc>
-        <w:tc>
-          <w:tcPr/>
-          <w:p>
-            <w:pPr>
-              <w:pStyle w:val="Compact"/>
-              <w:jc w:val="left"/>
-            </w:pPr>
-            <w:r>
-              <w:t xml:space="preserve">决定"根源在注意力"成立与否（★</w:t>
-            </w:r>
-            <w:r>
-              <w:t xml:space="preserve"> </w:t>
+              <w:t xml:space="preserve">需 owner 提供机器/存储</w:t>
+            </w:r>
+          </w:p>
+        </w:tc>
+        <w:tc>
+          <w:tcPr/>
+          <w:p>
+            <w:pPr>
+              <w:pStyle w:val="Compact"/>
+              <w:jc w:val="left"/>
+            </w:pPr>
+            <w:r>
+              <w:t xml:space="preserve">决定"根源在注意力"成立与否（</w:t>
             </w:r>
             <w:r>
               <w:rPr>
@@ -22197,12 +21006,6 @@
         <w:pStyle w:val="BodyText"/>
       </w:pPr>
       <w:r>
-        <w:t xml:space="preserve">★</w:t>
-      </w:r>
-      <w:r>
-        <w:t xml:space="preserve"> </w:t>
-      </w:r>
-      <w:r>
         <w:rPr>
           <w:bCs/>
           <w:b/>
@@ -22210,7 +21013,7 @@
         <w:t xml:space="preserve">成本口径说明</w:t>
       </w:r>
       <w:r>
-        <w:t xml:space="preserve">：¥ 估算按托管 API 单次调用 0.02–0.10 元量级、含 prompt 长度系数；★</w:t>
+        <w:t xml:space="preserve">：¥ 估算按托管 API 单次调用 0.02–0.10 元量级、含 prompt 长度系数；</w:t>
       </w:r>
       <w:r>
         <w:t xml:space="preserve"> </w:t>
@@ -22223,7 +21026,7 @@
         <w:t xml:space="preserve">仅供量级判断，不作报价</w:t>
       </w:r>
       <w:r>
-        <w:t xml:space="preserve">；★</w:t>
+        <w:t xml:space="preserve">；</w:t>
       </w:r>
       <w:r>
         <w:t xml:space="preserve"> </w:t>
@@ -22240,16 +21043,13 @@
       </w:r>
     </w:p>
     <w:bookmarkEnd w:id="53"/>
-    <w:bookmarkStart w:id="54" w:name="档三-需付费或需人-列出来不自作主张跑"/>
+    <w:bookmarkStart w:id="54" w:name="档三-需付费或需人列出来不自作主张跑"/>
     <w:p>
       <w:pPr>
         <w:pStyle w:val="Heading3"/>
       </w:pPr>
       <w:r>
-        <w:t xml:space="preserve">7.3 档三 · 需付费或需人（★</w:t>
-      </w:r>
-      <w:r>
-        <w:t xml:space="preserve"> </w:t>
+        <w:t xml:space="preserve">7.3 档三 · 需付费或需人（</w:t>
       </w:r>
       <w:r>
         <w:rPr>
@@ -22365,12 +21165,6 @@
               <w:jc w:val="left"/>
             </w:pPr>
             <w:r>
-              <w:t xml:space="preserve">★</w:t>
-            </w:r>
-            <w:r>
-              <w:t xml:space="preserve"> </w:t>
-            </w:r>
-            <w:r>
               <w:rPr>
                 <w:bCs/>
                 <w:b/>
@@ -22445,12 +21239,6 @@
               <w:jc w:val="left"/>
             </w:pPr>
             <w:r>
-              <w:t xml:space="preserve">★</w:t>
-            </w:r>
-            <w:r>
-              <w:t xml:space="preserve"> </w:t>
-            </w:r>
-            <w:r>
               <w:rPr>
                 <w:bCs/>
                 <w:b/>
@@ -22495,10 +21283,7 @@
               <w:jc w:val="left"/>
             </w:pPr>
             <w:r>
-              <w:t xml:space="preserve">★ 04_D 已因"跨厂商额度耗尽只覆盖 G01"留缺口 ⇒</w:t>
-            </w:r>
-            <w:r>
-              <w:t xml:space="preserve"> </w:t>
+              <w:t xml:space="preserve">04_D 已因"跨厂商额度耗尽只覆盖 G01"留缺口，</w:t>
             </w:r>
             <w:r>
               <w:rPr>
@@ -22535,12 +21320,6 @@
               <w:jc w:val="left"/>
             </w:pPr>
             <w:r>
-              <w:t xml:space="preserve">★</w:t>
-            </w:r>
-            <w:r>
-              <w:t xml:space="preserve"> </w:t>
-            </w:r>
-            <w:r>
               <w:rPr>
                 <w:bCs/>
                 <w:b/>
@@ -22588,7 +21367,7 @@
               <w:jc w:val="left"/>
             </w:pPr>
             <w:r>
-              <w:t xml:space="preserve">★ 进仓后</w:t>
+              <w:t xml:space="preserve">进仓后</w:t>
             </w:r>
             <w:r>
               <w:t xml:space="preserve"> </w:t>
@@ -22616,7 +21395,7 @@
               <w:t xml:space="preserve"> </w:t>
             </w:r>
             <w:r>
-              <w:t xml:space="preserve">⇒ 必须与收口批次一起做</w:t>
+              <w:t xml:space="preserve">必须与收口批次一起做</w:t>
             </w:r>
           </w:p>
         </w:tc>
@@ -22646,12 +21425,6 @@
               <w:jc w:val="left"/>
             </w:pPr>
             <w:r>
-              <w:t xml:space="preserve">★</w:t>
-            </w:r>
-            <w:r>
-              <w:t xml:space="preserve"> </w:t>
-            </w:r>
-            <w:r>
               <w:rPr>
                 <w:bCs/>
                 <w:b/>
@@ -22668,10 +21441,7 @@
               <w:jc w:val="left"/>
             </w:pPr>
             <w:r>
-              <w:t xml:space="preserve">drive 访问（★</w:t>
-            </w:r>
-            <w:r>
-              <w:t xml:space="preserve"> </w:t>
+              <w:t xml:space="preserve">drive 访问（</w:t>
             </w:r>
             <w:r>
               <w:rPr>
@@ -22711,17 +21481,11 @@
               <w:jc w:val="left"/>
             </w:pPr>
             <w:r>
-              <w:t xml:space="preserve">★</w:t>
-            </w:r>
-            <w:r>
-              <w:t xml:space="preserve"> </w:t>
-            </w:r>
-            <w:r>
-              <w:rPr>
-                <w:bCs/>
-                <w:b/>
-              </w:rPr>
-              <w:t xml:space="preserve">捞不回来 ⇒ ② 必须走 plan-B</w:t>
+              <w:rPr>
+                <w:bCs/>
+                <w:b/>
+              </w:rPr>
+              <w:t xml:space="preserve">捞不回来，② 必须走 plan-B</w:t>
             </w:r>
             <w:r>
               <w:t xml:space="preserve">（见下）</w:t>
@@ -22820,10 +21584,7 @@
               <w:jc w:val="left"/>
             </w:pPr>
             <w:r>
-              <w:t xml:space="preserve">外部仓只有 1 个 commit ⇒</w:t>
-            </w:r>
-            <w:r>
-              <w:t xml:space="preserve"> </w:t>
+              <w:t xml:space="preserve">外部仓只有 1 个 commit，</w:t>
             </w:r>
             <w:r>
               <w:rPr>
@@ -22917,7 +21678,7 @@
         <w:pStyle w:val="Heading3"/>
       </w:pPr>
       <w:r>
-        <w:t xml:space="preserve">7.4 ★★ 必须补的</w:t>
+        <w:t xml:space="preserve">7.4 必须补的</w:t>
       </w:r>
       <w:r>
         <w:t xml:space="preserve"> </w:t>
@@ -22945,7 +21706,7 @@
         <w:t xml:space="preserve">② 的净增益重算若捞不回 944 批</w:t>
       </w:r>
       <w:r>
-        <w:t xml:space="preserve">，方案不能停在"待补算"（那会变成 F6 的空头承诺）。★</w:t>
+        <w:t xml:space="preserve">，方案不能停在"待补算"（那会变成 F6 的空头承诺）。</w:t>
       </w:r>
       <w:r>
         <w:t xml:space="preserve"> </w:t>
@@ -23100,7 +21861,7 @@
               <w:t xml:space="preserve">每个净增益数字都带覆盖范围</w:t>
             </w:r>
             <w:r>
-              <w:t xml:space="preserve">；★ 全文</w:t>
+              <w:t xml:space="preserve">；全文</w:t>
             </w:r>
             <w:r>
               <w:rPr>
@@ -23252,7 +22013,7 @@
               <w:t xml:space="preserve"> </w:t>
             </w:r>
             <w:r>
-              <w:t xml:space="preserve">⇒ 一次性解决</w:t>
+              <w:t xml:space="preserve">一次性解决</w:t>
             </w:r>
           </w:p>
         </w:tc>
@@ -23274,12 +22035,6 @@
       <w:pPr>
         <w:pStyle w:val="BodyText"/>
       </w:pPr>
-      <w:r>
-        <w:t xml:space="preserve">⇒ ★★★</w:t>
-      </w:r>
-      <w:r>
-        <w:t xml:space="preserve"> </w:t>
-      </w:r>
       <w:r>
         <w:rPr>
           <w:bCs/>
@@ -23316,19 +22071,13 @@
         <w:pStyle w:val="Heading2"/>
       </w:pPr>
       <w:r>
-        <w:t xml:space="preserve">8 · ★★ 交付态的坑（收口时必须重跑的验收项）</w:t>
+        <w:t xml:space="preserve">8 · 交付态的坑（收口时必须重跑的验收项）</w:t>
       </w:r>
     </w:p>
     <w:p>
       <w:pPr>
         <w:pStyle w:val="BlockText"/>
       </w:pPr>
-      <w:r>
-        <w:t xml:space="preserve">★</w:t>
-      </w:r>
-      <w:r>
-        <w:t xml:space="preserve"> </w:t>
-      </w:r>
       <w:r>
         <w:rPr>
           <w:bCs/>
@@ -23385,7 +22134,7 @@
         <w:pStyle w:val="Heading3"/>
       </w:pPr>
       <w:r>
-        <w:t xml:space="preserve">8.1 ★★★ 五个必炸的坑（按炸裂概率排序）</w:t>
+        <w:t xml:space="preserve">8.1 五个必炸的坑（按炸裂概率排序）</w:t>
       </w:r>
     </w:p>
     <w:tbl>
@@ -23478,12 +22227,6 @@
               <w:jc w:val="left"/>
             </w:pPr>
             <w:r>
-              <w:t xml:space="preserve">★★★</w:t>
-            </w:r>
-            <w:r>
-              <w:t xml:space="preserve"> </w:t>
-            </w:r>
-            <w:r>
               <w:rPr>
                 <w:bCs/>
                 <w:b/>
@@ -23544,7 +22287,7 @@
               <w:t xml:space="preserve"> </w:t>
             </w:r>
             <w:r>
-              <w:t xml:space="preserve">当"改前"基线（docstring 自称"基线随 commit 走 ⇒ 永远是'改前'的那一版"——</w:t>
+              <w:t xml:space="preserve">当"改前"基线（docstring 自称"基线随 commit 走，永远是'改前'的那一版"——</w:t>
             </w:r>
             <w:r>
               <w:t xml:space="preserve"> </w:t>
@@ -23557,7 +22300,7 @@
               <w:t xml:space="preserve">这句是错的</w:t>
             </w:r>
             <w:r>
-              <w:t xml:space="preserve">）。★</w:t>
+              <w:t xml:space="preserve">）。</w:t>
             </w:r>
             <w:r>
               <w:t xml:space="preserve"> </w:t>
@@ -23589,23 +22332,17 @@
                 <w:bCs/>
                 <w:b/>
               </w:rPr>
-              <w:t xml:space="preserve">全部 SAME）⇒ S1（数字零改动）/S2（标记不减）现为平凡绿</w:t>
-            </w:r>
-          </w:p>
-        </w:tc>
-        <w:tc>
-          <w:tcPr/>
-          <w:p>
-            <w:pPr>
-              <w:pStyle w:val="Compact"/>
-              <w:jc w:val="left"/>
-            </w:pPr>
-            <w:r>
-              <w:t xml:space="preserve">★</w:t>
-            </w:r>
-            <w:r>
-              <w:t xml:space="preserve"> </w:t>
-            </w:r>
+              <w:t xml:space="preserve">全部 SAME），S1（数字零改动）/S2（标记不减）现为平凡绿</w:t>
+            </w:r>
+          </w:p>
+        </w:tc>
+        <w:tc>
+          <w:tcPr/>
+          <w:p>
+            <w:pPr>
+              <w:pStyle w:val="Compact"/>
+              <w:jc w:val="left"/>
+            </w:pPr>
             <w:r>
               <w:rPr>
                 <w:bCs/>
@@ -23636,7 +22373,7 @@
               <w:t xml:space="preserve">（或另存改前快照文件）</w:t>
             </w:r>
             <w:r>
-              <w:t xml:space="preserve">；★ 且</w:t>
+              <w:t xml:space="preserve">；且</w:t>
             </w:r>
             <w:r>
               <w:t xml:space="preserve"> </w:t>
@@ -23691,12 +22428,6 @@
               <w:jc w:val="left"/>
             </w:pPr>
             <w:r>
-              <w:t xml:space="preserve">★★★</w:t>
-            </w:r>
-            <w:r>
-              <w:t xml:space="preserve"> </w:t>
-            </w:r>
-            <w:r>
               <w:rPr>
                 <w:bCs/>
                 <w:b/>
@@ -23749,13 +22480,7 @@
               <w:t xml:space="preserve">git ls-files</w:t>
             </w:r>
             <w:r>
-              <w:t xml:space="preserve"> </w:t>
-            </w:r>
-            <w:r>
-              <w:t xml:space="preserve">⇒</w:t>
-            </w:r>
-            <w:r>
-              <w:t xml:space="preserve"> </w:t>
+              <w:t xml:space="preserve">，</w:t>
             </w:r>
             <w:r>
               <w:rPr>
@@ -23826,12 +22551,6 @@
               <w:jc w:val="left"/>
             </w:pPr>
             <w:r>
-              <w:t xml:space="preserve">★</w:t>
-            </w:r>
-            <w:r>
-              <w:t xml:space="preserve"> </w:t>
-            </w:r>
-            <w:r>
               <w:rPr>
                 <w:bCs/>
                 <w:b/>
@@ -23883,7 +22602,7 @@
               <w:t xml:space="preserve">check_cluster_consistency.py</w:t>
             </w:r>
             <w:r>
-              <w:t xml:space="preserve">，再打包；★ 否则</w:t>
+              <w:t xml:space="preserve">，再打包；否则</w:t>
             </w:r>
             <w:r>
               <w:rPr>
@@ -23920,12 +22639,6 @@
               <w:jc w:val="left"/>
             </w:pPr>
             <w:r>
-              <w:t xml:space="preserve">★★</w:t>
-            </w:r>
-            <w:r>
-              <w:t xml:space="preserve"> </w:t>
-            </w:r>
-            <w:r>
               <w:rPr>
                 <w:bCs/>
                 <w:b/>
@@ -23963,13 +22676,7 @@
               <w:t xml:space="preserve">tools/check_readable_marks.py</w:t>
             </w:r>
             <w:r>
-              <w:t xml:space="preserve"> </w:t>
-            </w:r>
-            <w:r>
-              <w:t xml:space="preserve">⇒ ★</w:t>
-            </w:r>
-            <w:r>
-              <w:t xml:space="preserve"> </w:t>
+              <w:t xml:space="preserve">，</w:t>
             </w:r>
             <w:r>
               <w:rPr>
@@ -23991,7 +22698,7 @@
               <w:t xml:space="preserve"> </w:t>
             </w:r>
             <w:r>
-              <w:t xml:space="preserve">实测 9 个脚本）⇒ H1/H2/S1–S6</w:t>
+              <w:t xml:space="preserve">实测 9 个脚本），H1/H2/S1–S6</w:t>
             </w:r>
             <w:r>
               <w:t xml:space="preserve"> </w:t>
@@ -24013,12 +22720,6 @@
               <w:jc w:val="left"/>
             </w:pPr>
             <w:r>
-              <w:t xml:space="preserve">★</w:t>
-            </w:r>
-            <w:r>
-              <w:t xml:space="preserve"> </w:t>
-            </w:r>
-            <w:r>
               <w:rPr>
                 <w:bCs/>
                 <w:b/>
@@ -24055,7 +22756,7 @@
               <w:t xml:space="preserve">改名/扩成它</w:t>
             </w:r>
             <w:r>
-              <w:t xml:space="preserve">（★ 建议：把 N1–N12 并入同一脚本，避免两套口径）</w:t>
+              <w:t xml:space="preserve">（建议：把 N1–N12 并入同一脚本，避免两套口径）</w:t>
             </w:r>
           </w:p>
         </w:tc>
@@ -24085,17 +22786,11 @@
               <w:jc w:val="left"/>
             </w:pPr>
             <w:r>
-              <w:t xml:space="preserve">★★</w:t>
-            </w:r>
-            <w:r>
-              <w:t xml:space="preserve"> </w:t>
-            </w:r>
-            <w:r>
-              <w:rPr>
-                <w:bCs/>
-                <w:b/>
-              </w:rPr>
-              <w:t xml:space="preserve">每次 md 改 ⇒ 对应 docx 指纹失效 ⇒ 必须全量重建</w:t>
+              <w:rPr>
+                <w:bCs/>
+                <w:b/>
+              </w:rPr>
+              <w:t xml:space="preserve">每次 md 改，对应 docx 指纹失效，必须全量重建</w:t>
             </w:r>
           </w:p>
         </w:tc>
@@ -24119,13 +22814,7 @@
               <w:t xml:space="preserve">check_docx.py papers</w:t>
             </w:r>
             <w:r>
-              <w:t xml:space="preserve"> </w:t>
-            </w:r>
-            <w:r>
-              <w:t xml:space="preserve">⇒</w:t>
-            </w:r>
-            <w:r>
-              <w:t xml:space="preserve"> </w:t>
+              <w:t xml:space="preserve">，</w:t>
             </w:r>
             <w:r>
               <w:rPr>
@@ -24226,13 +22915,7 @@
               <w:t xml:space="preserve">sha256sum -c SHA256SUMS.txt</w:t>
             </w:r>
             <w:r>
-              <w:t xml:space="preserve"> </w:t>
-            </w:r>
-            <w:r>
-              <w:t xml:space="preserve">⇒</w:t>
-            </w:r>
-            <w:r>
-              <w:t xml:space="preserve"> </w:t>
+              <w:t xml:space="preserve">，</w:t>
             </w:r>
             <w:r>
               <w:rPr>
@@ -24251,7 +22934,7 @@
               <w:jc w:val="left"/>
             </w:pPr>
             <w:r>
-              <w:t xml:space="preserve">★ 收口顺序固定为：</w:t>
+              <w:t xml:space="preserve">收口顺序固定为：</w:t>
             </w:r>
             <w:r>
               <w:rPr>
@@ -24371,29 +23054,23 @@
               <w:jc w:val="left"/>
             </w:pPr>
             <w:r>
-              <w:t xml:space="preserve">★★</w:t>
-            </w:r>
-            <w:r>
-              <w:t xml:space="preserve"> </w:t>
-            </w:r>
-            <w:r>
-              <w:rPr>
-                <w:bCs/>
-                <w:b/>
-              </w:rPr>
-              <w:t xml:space="preserve">docx 重建不是逐字节可复现 ⇒ 包 sha 每次都变</w:t>
-            </w:r>
-          </w:p>
-        </w:tc>
-        <w:tc>
-          <w:tcPr/>
-          <w:p>
-            <w:pPr>
-              <w:pStyle w:val="Compact"/>
-              <w:jc w:val="left"/>
-            </w:pPr>
-            <w:r>
-              <w:t xml:space="preserve">我在副本上间隔 3 秒重建同一 md 两次 ⇒ sha256</w:t>
+              <w:rPr>
+                <w:bCs/>
+                <w:b/>
+              </w:rPr>
+              <w:t xml:space="preserve">docx 重建不是逐字节可复现，包 sha 每次都变</w:t>
+            </w:r>
+          </w:p>
+        </w:tc>
+        <w:tc>
+          <w:tcPr/>
+          <w:p>
+            <w:pPr>
+              <w:pStyle w:val="Compact"/>
+              <w:jc w:val="left"/>
+            </w:pPr>
+            <w:r>
+              <w:t xml:space="preserve">我在副本上间隔 3 秒重建同一 md 两次，sha256</w:t>
             </w:r>
             <w:r>
               <w:t xml:space="preserve"> </w:t>
@@ -24475,12 +23152,6 @@
               <w:jc w:val="left"/>
             </w:pPr>
             <w:r>
-              <w:t xml:space="preserve">★</w:t>
-            </w:r>
-            <w:r>
-              <w:t xml:space="preserve"> </w:t>
-            </w:r>
-            <w:r>
               <w:rPr>
                 <w:bCs/>
                 <w:b/>
@@ -24488,7 +23159,7 @@
               <w:t xml:space="preserve">任何"包 sha 不变"的承诺必须写明前提</w:t>
             </w:r>
             <w:r>
-              <w:t xml:space="preserve">（内容集不变 ⇒ 包 sha 变）★</w:t>
+              <w:t xml:space="preserve">（内容集不变，包 sha 变）</w:t>
             </w:r>
             <w:r>
               <w:t xml:space="preserve"> </w:t>
@@ -24501,10 +23172,7 @@
               <w:t xml:space="preserve">包 sha 只能靠外部台账记录</w:t>
             </w:r>
             <w:r>
-              <w:t xml:space="preserve">（★</w:t>
-            </w:r>
-            <w:r>
-              <w:t xml:space="preserve"> </w:t>
+              <w:t xml:space="preserve">（</w:t>
             </w:r>
             <w:r>
               <w:rPr>
@@ -24531,10 +23199,7 @@
               <w:t xml:space="preserve"> </w:t>
             </w:r>
             <w:r>
-              <w:t xml:space="preserve">里 ⇒</w:t>
-            </w:r>
-            <w:r>
-              <w:t xml:space="preserve"> </w:t>
+              <w:t xml:space="preserve">里，</w:t>
             </w:r>
             <w:r>
               <w:rPr>
@@ -24551,13 +23216,13 @@
       </w:tr>
     </w:tbl>
     <w:bookmarkEnd w:id="57"/>
-    <w:bookmarkStart w:id="58" w:name="收口验收清单-必须逐项跑全部在打包后的交付态上跑-g6"/>
+    <w:bookmarkStart w:id="58" w:name="收口验收清单必须逐项跑全部在打包后的交付态上跑-g6"/>
     <w:p>
       <w:pPr>
         <w:pStyle w:val="Heading3"/>
       </w:pPr>
       <w:r>
-        <w:t xml:space="preserve">8.2 ★★ 收口验收清单（★ 必须逐项跑，全部在</w:t>
+        <w:t xml:space="preserve">8.2 收口验收清单（必须逐项跑，全部在</w:t>
       </w:r>
       <w:r>
         <w:rPr>
@@ -24880,17 +23545,14 @@
               <w:t xml:space="preserve">EXIT=0 ✔</w:t>
             </w:r>
             <w:r>
-              <w:t xml:space="preserve">（⚠️ 计数断言：⚠️68 /【待完成】14 /📌17 ⇒ ★</w:t>
-            </w:r>
-            <w:r>
-              <w:t xml:space="preserve"> </w:t>
-            </w:r>
-            <w:r>
-              <w:rPr>
-                <w:bCs/>
-                <w:b/>
-              </w:rPr>
-              <w:t xml:space="preserve">改稿必然改变这三个数 ⇒ 收口报告必须写"为什么变、变了多少"</w:t>
+              <w:t xml:space="preserve">（⚠️ 计数断言：⚠️68 /【待完成】14 /📌17，</w:t>
+            </w:r>
+            <w:r>
+              <w:rPr>
+                <w:bCs/>
+                <w:b/>
+              </w:rPr>
+              <w:t xml:space="preserve">改稿必然改变这三个数，收口报告必须写"为什么变、变了多少"</w:t>
             </w:r>
             <w:r>
               <w:t xml:space="preserve">，</w:t>
@@ -25011,12 +23673,6 @@
               <w:jc w:val="left"/>
             </w:pPr>
             <w:r>
-              <w:t xml:space="preserve">★</w:t>
-            </w:r>
-            <w:r>
-              <w:t xml:space="preserve"> </w:t>
-            </w:r>
-            <w:r>
               <w:rPr>
                 <w:bCs/>
                 <w:b/>
@@ -25069,12 +23725,6 @@
               <w:pStyle w:val="Compact"/>
               <w:jc w:val="left"/>
             </w:pPr>
-            <w:r>
-              <w:t xml:space="preserve">★</w:t>
-            </w:r>
-            <w:r>
-              <w:t xml:space="preserve"> </w:t>
-            </w:r>
             <w:r>
               <w:rPr>
                 <w:bCs/>
@@ -25113,12 +23763,6 @@
               <w:jc w:val="left"/>
             </w:pPr>
             <w:r>
-              <w:t xml:space="preserve">★</w:t>
-            </w:r>
-            <w:r>
-              <w:t xml:space="preserve"> </w:t>
-            </w:r>
-            <w:r>
               <w:rPr>
                 <w:bCs/>
                 <w:b/>
@@ -25161,12 +23805,6 @@
               <w:pStyle w:val="Compact"/>
               <w:jc w:val="left"/>
             </w:pPr>
-            <w:r>
-              <w:t xml:space="preserve">★</w:t>
-            </w:r>
-            <w:r>
-              <w:t xml:space="preserve"> </w:t>
-            </w:r>
             <w:r>
               <w:rPr>
                 <w:bCs/>
@@ -25205,12 +23843,6 @@
               <w:jc w:val="left"/>
             </w:pPr>
             <w:r>
-              <w:t xml:space="preserve">★</w:t>
-            </w:r>
-            <w:r>
-              <w:t xml:space="preserve"> </w:t>
-            </w:r>
-            <w:r>
               <w:rPr>
                 <w:bCs/>
                 <w:b/>
@@ -25257,7 +23889,7 @@
               <w:jc w:val="left"/>
             </w:pPr>
             <w:r>
-              <w:t xml:space="preserve">★ 现不在（决定 ④ 的外部可核验性）</w:t>
+              <w:t xml:space="preserve">现不在（决定 ④ 的外部可核验性）</w:t>
             </w:r>
           </w:p>
         </w:tc>
@@ -25287,12 +23919,6 @@
               <w:jc w:val="left"/>
             </w:pPr>
             <w:r>
-              <w:t xml:space="preserve">★</w:t>
-            </w:r>
-            <w:r>
-              <w:t xml:space="preserve"> </w:t>
-            </w:r>
-            <w:r>
               <w:rPr>
                 <w:bCs/>
                 <w:b/>
@@ -25340,10 +23966,7 @@
               <w:jc w:val="left"/>
             </w:pPr>
             <w:r>
-              <w:t xml:space="preserve">★ 见 F1：现 ① 稿写的是"与注意力机制相容但本文未检验"（✔ 合规）⇒</w:t>
-            </w:r>
-            <w:r>
-              <w:t xml:space="preserve"> </w:t>
+              <w:t xml:space="preserve">见 F1：现 ① 稿写的是"与注意力机制相容但本文未检验"（✔ 合规），</w:t>
             </w:r>
             <w:r>
               <w:rPr>
@@ -25380,12 +24003,6 @@
               <w:jc w:val="left"/>
             </w:pPr>
             <w:r>
-              <w:t xml:space="preserve">★</w:t>
-            </w:r>
-            <w:r>
-              <w:t xml:space="preserve"> </w:t>
-            </w:r>
-            <w:r>
               <w:rPr>
                 <w:bCs/>
                 <w:b/>
@@ -25478,12 +24095,6 @@
               <w:jc w:val="left"/>
             </w:pPr>
             <w:r>
-              <w:t xml:space="preserve">★</w:t>
-            </w:r>
-            <w:r>
-              <w:t xml:space="preserve"> </w:t>
-            </w:r>
-            <w:r>
               <w:rPr>
                 <w:bCs/>
                 <w:b/>
@@ -25531,7 +24142,7 @@
               <w:jc w:val="left"/>
             </w:pPr>
             <w:r>
-              <w:t xml:space="preserve">★ 现 0，但</w:t>
+              <w:t xml:space="preserve">现 0，但</w:t>
             </w:r>
             <w:r>
               <w:rPr>
@@ -25544,10 +24155,7 @@
               <w:t xml:space="preserve"> </w:t>
             </w:r>
             <w:r>
-              <w:t xml:space="preserve">⇒ 改稿时极易被抄进正文 ⇒</w:t>
-            </w:r>
-            <w:r>
-              <w:t xml:space="preserve"> </w:t>
+              <w:t xml:space="preserve">改稿时极易被抄进正文，</w:t>
             </w:r>
             <w:r>
               <w:rPr>
@@ -25582,24 +24190,18 @@
         <w:pStyle w:val="Heading3"/>
       </w:pPr>
       <w:r>
-        <w:t xml:space="preserve">8.3 ★★ 三条"整仓全变"的连锁（收口顺序不能乱）</w:t>
+        <w:t xml:space="preserve">8.3 三条"整仓全变"的连锁（收口顺序不能乱）</w:t>
       </w:r>
     </w:p>
     <w:p>
       <w:pPr>
         <w:numPr>
           <w:ilvl w:val="0"/>
-          <w:numId w:val="1004"/>
+          <w:numId w:val="1005"/>
         </w:numPr>
         <w:pStyle w:val="Compact"/>
       </w:pPr>
       <w:r>
-        <w:t xml:space="preserve">★</w:t>
-      </w:r>
-      <w:r>
-        <w:t xml:space="preserve"> </w:t>
-      </w:r>
-      <w:r>
         <w:rPr>
           <w:bCs/>
           <w:b/>
@@ -25639,7 +24241,7 @@
         <w:t xml:space="preserve"> </w:t>
       </w:r>
       <w:r>
-        <w:t xml:space="preserve">⇒ 对应</w:t>
+        <w:t xml:space="preserve">对应</w:t>
       </w:r>
       <w:r>
         <w:t xml:space="preserve"> </w:t>
@@ -25654,10 +24256,7 @@
         <w:t xml:space="preserve"> </w:t>
       </w:r>
       <w:r>
-        <w:t xml:space="preserve">指纹失效 ⇒</w:t>
-      </w:r>
-      <w:r>
-        <w:t xml:space="preserve"> </w:t>
+        <w:t xml:space="preserve">指纹失效，</w:t>
       </w:r>
       <w:r>
         <w:rPr>
@@ -25667,7 +24266,7 @@
         <w:t xml:space="preserve">必须全量重建</w:t>
       </w:r>
       <w:r>
-        <w:t xml:space="preserve">（不是只重建被改的那几个 ⇒ 重建会改</w:t>
+        <w:t xml:space="preserve">（不是只重建被改的那几个，重建会改</w:t>
       </w:r>
       <w:r>
         <w:t xml:space="preserve"> </w:t>
@@ -25679,13 +24278,7 @@
         <w:t xml:space="preserve">dcterms:created</w:t>
       </w:r>
       <w:r>
-        <w:t xml:space="preserve"> </w:t>
-      </w:r>
-      <w:r>
-        <w:t xml:space="preserve">⇒</w:t>
-      </w:r>
-      <w:r>
-        <w:t xml:space="preserve"> </w:t>
+        <w:t xml:space="preserve">，</w:t>
       </w:r>
       <w:r>
         <w:rPr>
@@ -25702,17 +24295,11 @@
       <w:pPr>
         <w:numPr>
           <w:ilvl w:val="0"/>
-          <w:numId w:val="1004"/>
+          <w:numId w:val="1005"/>
         </w:numPr>
         <w:pStyle w:val="Compact"/>
       </w:pPr>
       <w:r>
-        <w:t xml:space="preserve">★</w:t>
-      </w:r>
-      <w:r>
-        <w:t xml:space="preserve"> </w:t>
-      </w:r>
-      <w:r>
         <w:rPr>
           <w:bCs/>
           <w:b/>
@@ -25723,25 +24310,16 @@
         <w:t xml:space="preserve"> </w:t>
       </w:r>
       <w:r>
-        <w:t xml:space="preserve">⇒</w:t>
+        <w:rPr>
+          <w:rStyle w:val="VerbatimChar"/>
+        </w:rPr>
+        <w:t xml:space="preserve">SHA256SUMS.txt</w:t>
       </w:r>
       <w:r>
         <w:t xml:space="preserve"> </w:t>
       </w:r>
       <w:r>
-        <w:rPr>
-          <w:rStyle w:val="VerbatimChar"/>
-        </w:rPr>
-        <w:t xml:space="preserve">SHA256SUMS.txt</w:t>
-      </w:r>
-      <w:r>
-        <w:t xml:space="preserve"> </w:t>
-      </w:r>
-      <w:r>
-        <w:t xml:space="preserve">变 ⇒</w:t>
-      </w:r>
-      <w:r>
-        <w:t xml:space="preserve"> </w:t>
+        <w:t xml:space="preserve">变，</w:t>
       </w:r>
       <w:r>
         <w:rPr>
@@ -25751,40 +24329,18 @@
         <w:t xml:space="preserve">包 sha 变</w:t>
       </w:r>
       <w:r>
-        <w:t xml:space="preserve"> </w:t>
-      </w:r>
-      <w:r>
-        <w:t xml:space="preserve">⇒</w:t>
-      </w:r>
-      <w:r>
-        <w:t xml:space="preserve"> </w:t>
-      </w:r>
-      <w:r>
-        <w:rPr>
-          <w:bCs/>
-          <w:b/>
-        </w:rPr>
-        <w:t xml:space="preserve">对外台账里的旧 sha 全部作废</w:t>
-      </w:r>
-      <w:r>
-        <w:t xml:space="preserve">。</w:t>
+        <w:t xml:space="preserve">对外台账里的旧 sha 全部作废**。</w:t>
       </w:r>
     </w:p>
     <w:p>
       <w:pPr>
         <w:numPr>
           <w:ilvl w:val="0"/>
-          <w:numId w:val="1004"/>
+          <w:numId w:val="1005"/>
         </w:numPr>
         <w:pStyle w:val="Compact"/>
       </w:pPr>
       <w:r>
-        <w:t xml:space="preserve">★</w:t>
-      </w:r>
-      <w:r>
-        <w:t xml:space="preserve"> </w:t>
-      </w:r>
-      <w:r>
         <w:rPr>
           <w:rStyle w:val="VerbatimChar"/>
           <w:bCs/>
@@ -25810,25 +24366,16 @@
         <w:t xml:space="preserve"> </w:t>
       </w:r>
       <w:r>
-        <w:t xml:space="preserve">⇒</w:t>
+        <w:rPr>
+          <w:rStyle w:val="VerbatimChar"/>
+        </w:rPr>
+        <w:t xml:space="preserve">git ls-files</w:t>
       </w:r>
       <w:r>
         <w:t xml:space="preserve"> </w:t>
       </w:r>
       <w:r>
-        <w:rPr>
-          <w:rStyle w:val="VerbatimChar"/>
-        </w:rPr>
-        <w:t xml:space="preserve">git ls-files</w:t>
-      </w:r>
-      <w:r>
-        <w:t xml:space="preserve"> </w:t>
-      </w:r>
-      <w:r>
-        <w:t xml:space="preserve">变 ⇒</w:t>
-      </w:r>
-      <w:r>
-        <w:t xml:space="preserve"> </w:t>
+        <w:t xml:space="preserve">变，</w:t>
       </w:r>
       <w:r>
         <w:rPr>
@@ -25838,10 +24385,7 @@
         <w:t xml:space="preserve">包成员集变</w:t>
       </w:r>
       <w:r>
-        <w:t xml:space="preserve">（+4）⇒</w:t>
-      </w:r>
-      <w:r>
-        <w:t xml:space="preserve"> </w:t>
+        <w:t xml:space="preserve">（+4），</w:t>
       </w:r>
       <w:r>
         <w:rPr>
@@ -25858,12 +24402,6 @@
       <w:pPr>
         <w:pStyle w:val="FirstParagraph"/>
       </w:pPr>
-      <w:r>
-        <w:t xml:space="preserve">⇒ ★★★</w:t>
-      </w:r>
-      <w:r>
-        <w:t xml:space="preserve"> </w:t>
-      </w:r>
       <w:r>
         <w:rPr>
           <w:bCs/>
@@ -25978,7 +24516,7 @@
         <w:pStyle w:val="Heading3"/>
       </w:pPr>
       <w:r>
-        <w:t xml:space="preserve">9.1 ★ 建议对方案做的 13 处修改（按优先级）</w:t>
+        <w:t xml:space="preserve">9.1 建议对方案做的 13 处修改（按优先级）</w:t>
       </w:r>
     </w:p>
     <w:tbl>
@@ -26124,7 +24662,7 @@
               <w:t xml:space="preserve">本批数据排除的是解码层；注意力层本批未测（§7 给出三条仪器原因）</w:t>
             </w:r>
             <w:r>
-              <w:t xml:space="preserve">」⇒ ★ 同时删</w:t>
+              <w:t xml:space="preserve">」，同时删</w:t>
             </w:r>
             <w:r>
               <w:t xml:space="preserve"> </w:t>
@@ -26231,7 +24769,7 @@
               <w:jc w:val="left"/>
             </w:pPr>
             <w:r>
-              <w:t xml:space="preserve">「47 权重而非 36×36 ⇒ 更少参数」</w:t>
+              <w:t xml:space="preserve">「47 权重而非 36×36，更少参数」</w:t>
             </w:r>
           </w:p>
         </w:tc>
@@ -26298,17 +24836,17 @@
               <w:t xml:space="preserve">46</w:t>
             </w:r>
             <w:r>
-              <w:t xml:space="preserve">；★</w:t>
-            </w:r>
-            <w:r>
-              <w:t xml:space="preserve"> </w:t>
-            </w:r>
-            <w:r>
-              <w:rPr>
-                <w:bCs/>
-                <w:b/>
-              </w:rPr>
-              <w:t xml:space="preserve">若要求全失败类型交互，扁平需 36×6=216 ⇒ 因子化 47 才是更少参数</w:t>
+              <w:t xml:space="preserve">；</w:t>
+            </w:r>
+            <w:r>
+              <w:t xml:space="preserve"> </w:t>
+            </w:r>
+            <w:r>
+              <w:rPr>
+                <w:bCs/>
+                <w:b/>
+              </w:rPr>
+              <w:t xml:space="preserve">若要求全失败类型交互，扁平需 36×6=216，因子化 47 才是更少参数</w:t>
             </w:r>
             <w:r>
               <w:t xml:space="preserve">」</w:t>
@@ -26371,7 +24909,7 @@
                 <w:bCs/>
                 <w:b/>
               </w:rPr>
-              <w:t xml:space="preserve">取舍层单独存在时事实守恒率低（6.7% vs 无状态提示词 26.7%），但该差异未达显著（McNemar p=0.2500, n_disc=3）⇒ 只能写方向性，不能写因果</w:t>
+              <w:t xml:space="preserve">取舍层单独存在时事实守恒率低（6.7% vs 无状态提示词 26.7%），但该差异未达显著（McNemar p=0.2500, n_disc=3），只能写方向性，不能写因果</w:t>
             </w:r>
             <w:r>
               <w:t xml:space="preserve">」</w:t>
@@ -26437,17 +24975,17 @@
               <w:jc w:val="left"/>
             </w:pPr>
             <w:r>
-              <w:t xml:space="preserve">「…；★</w:t>
-            </w:r>
-            <w:r>
-              <w:t xml:space="preserve"> </w:t>
-            </w:r>
-            <w:r>
-              <w:rPr>
-                <w:bCs/>
-                <w:b/>
-              </w:rPr>
-              <w:t xml:space="preserve">1 个 DEGENERATE/EMPTY 产出被记为 ok、1 条管线只跑 1/4 步 ⇒ 有效单元数须逐臂标注；已发表的 p 值对该坏记录稳健</w:t>
+              <w:t xml:space="preserve">「…；</w:t>
+            </w:r>
+            <w:r>
+              <w:t xml:space="preserve"> </w:t>
+            </w:r>
+            <w:r>
+              <w:rPr>
+                <w:bCs/>
+                <w:b/>
+              </w:rPr>
+              <w:t xml:space="preserve">1 个 DEGENERATE/EMPTY 产出被记为 ok、1 条管线只跑 1/4 步，有效单元数须逐臂标注；已发表的 p 值对该坏记录稳健</w:t>
             </w:r>
             <w:r>
               <w:t xml:space="preserve">」</w:t>
@@ -26503,49 +25041,37 @@
               <w:jc w:val="left"/>
             </w:pPr>
             <w:r>
-              <w:t xml:space="preserve">「★</w:t>
-            </w:r>
-            <w:r>
-              <w:t xml:space="preserve"> </w:t>
-            </w:r>
-            <w:r>
-              <w:rPr>
-                <w:bCs/>
-                <w:b/>
-              </w:rPr>
-              <w:t xml:space="preserve">该比值的列标题（D2/D1）与算式方向（D1/D2）不一致 ⇒ 同一批数字两个读法、方向相反</w:t>
-            </w:r>
-            <w:r>
-              <w:t xml:space="preserve"> </w:t>
-            </w:r>
-            <w:r>
-              <w:t xml:space="preserve">⇒ ★</w:t>
-            </w:r>
-            <w:r>
-              <w:t xml:space="preserve"> </w:t>
-            </w:r>
-            <w:r>
-              <w:rPr>
-                <w:bCs/>
-                <w:b/>
-              </w:rPr>
+              <w:t xml:space="preserve">「</w:t>
+            </w:r>
+            <w:r>
+              <w:t xml:space="preserve"> </w:t>
+            </w:r>
+            <w:r>
+              <w:rPr>
+                <w:bCs/>
+                <w:b/>
+              </w:rPr>
+              <w:t xml:space="preserve">该比值的列标题（D2/D1）与算式方向（D1/D2）不一致，同一批数字两个读法、方向相反</w:t>
+            </w:r>
+            <w:r>
               <w:t xml:space="preserve">统一用 D1/D2（地板÷信号）并把分子分母写进表头</w:t>
             </w:r>
             <w:r>
-              <w:t xml:space="preserve">；★</w:t>
-            </w:r>
-            <w:r>
-              <w:t xml:space="preserve"> </w:t>
-            </w:r>
-            <w:r>
-              <w:rPr>
-                <w:bCs/>
-                <w:b/>
-              </w:rPr>
-              <w:t xml:space="preserve">v2 = 1.98×（原写 2.0× 同值），括号给逆数 0.51×</w:t>
-            </w:r>
-            <w:r>
-              <w:t xml:space="preserve">」</w:t>
+              <w:rPr>
+                <w:bCs/>
+                <w:b/>
+              </w:rPr>
+              <w:t xml:space="preserve">；</w:t>
+            </w:r>
+            <w:r>
+              <w:rPr>
+                <w:bCs/>
+                <w:b/>
+              </w:rPr>
+              <w:t xml:space="preserve"> </w:t>
+            </w:r>
+            <w:r>
+              <w:t xml:space="preserve">v2 = 1.98×（原写 2.0× 同值），括号给逆数 0.51×**」</w:t>
             </w:r>
           </w:p>
         </w:tc>
@@ -26598,12 +25124,6 @@
               <w:jc w:val="left"/>
             </w:pPr>
             <w:r>
-              <w:t xml:space="preserve">★</w:t>
-            </w:r>
-            <w:r>
-              <w:t xml:space="preserve"> </w:t>
-            </w:r>
-            <w:r>
               <w:rPr>
                 <w:bCs/>
                 <w:b/>
@@ -26611,10 +25131,7 @@
               <w:t xml:space="preserve">与 v6 自陈冲突</w:t>
             </w:r>
             <w:r>
-              <w:t xml:space="preserve">（"v1–v5 测的全部是观点型状态 ⇒ 不可外推到情感"）⇒</w:t>
-            </w:r>
-            <w:r>
-              <w:t xml:space="preserve"> </w:t>
+              <w:t xml:space="preserve">（"v1–v5 测的全部是观点型状态，不可外推到情感"），</w:t>
             </w:r>
             <w:r>
               <w:rPr>
@@ -26674,10 +25191,7 @@
               <w:jc w:val="left"/>
             </w:pPr>
             <w:r>
-              <w:t xml:space="preserve">⇒</w:t>
-            </w:r>
-            <w:r>
-              <w:t xml:space="preserve"> </w:t>
+              <w:t xml:space="preserve">，</w:t>
             </w:r>
             <w:r>
               <w:rPr>
@@ -26753,10 +25267,7 @@
               <w:jc w:val="left"/>
             </w:pPr>
             <w:r>
-              <w:t xml:space="preserve">⇒</w:t>
-            </w:r>
-            <w:r>
-              <w:t xml:space="preserve"> </w:t>
+              <w:t xml:space="preserve">，</w:t>
             </w:r>
             <w:r>
               <w:rPr>
@@ -26766,20 +25277,20 @@
               <w:t xml:space="preserve">主句须与标题一致</w:t>
             </w:r>
             <w:r>
-              <w:t xml:space="preserve">：写「C2 显著优于 C1（p=0.0063）⇒ 事实层是必需的；★</w:t>
-            </w:r>
-            <w:r>
-              <w:t xml:space="preserve"> </w:t>
-            </w:r>
-            <w:r>
-              <w:rPr>
-                <w:bCs/>
-                <w:b/>
-              </w:rPr>
-              <w:t xml:space="preserve">但 C2 vs C0 未达阈值（p=0.0923）⇒ 本文尚不证明'状态机 ≠ 提示词'</w:t>
-            </w:r>
-            <w:r>
-              <w:t xml:space="preserve">」⇒ 或</w:t>
+              <w:t xml:space="preserve">：写「C2 显著优于 C1（p=0.0063），事实层是必需的；</w:t>
+            </w:r>
+            <w:r>
+              <w:t xml:space="preserve"> </w:t>
+            </w:r>
+            <w:r>
+              <w:rPr>
+                <w:bCs/>
+                <w:b/>
+              </w:rPr>
+              <w:t xml:space="preserve">但 C2 vs C0 未达阈值（p=0.0923），本文尚不证明'状态机 ≠ 提示词'</w:t>
+            </w:r>
+            <w:r>
+              <w:t xml:space="preserve">」，或</w:t>
             </w:r>
             <w:r>
               <w:rPr>
@@ -26839,10 +25350,7 @@
               <w:jc w:val="left"/>
             </w:pPr>
             <w:r>
-              <w:t xml:space="preserve">⇒</w:t>
-            </w:r>
-            <w:r>
-              <w:t xml:space="preserve"> </w:t>
+              <w:t xml:space="preserve">，</w:t>
             </w:r>
             <w:r>
               <w:rPr>
@@ -26852,7 +25360,7 @@
               <w:t xml:space="preserve">拆两半</w:t>
             </w:r>
             <w:r>
-              <w:t xml:space="preserve">："装配 ⇒ 矛盾率 0"（定义性，写方法节）与"筛选 ⇒ 宽且准"（效果，需 T-A-05 对照臂）</w:t>
+              <w:t xml:space="preserve">："装配，矛盾率 0"（定义性，写方法节）与"筛选，宽且准"（效果，需 T-A-05 对照臂）</w:t>
             </w:r>
           </w:p>
         </w:tc>
@@ -26905,17 +25413,14 @@
               <w:jc w:val="left"/>
             </w:pPr>
             <w:r>
-              <w:t xml:space="preserve">⇒</w:t>
-            </w:r>
-            <w:r>
-              <w:t xml:space="preserve"> </w:t>
-            </w:r>
-            <w:r>
-              <w:rPr>
-                <w:bCs/>
-                <w:b/>
-              </w:rPr>
-              <w:t xml:space="preserve">补"本批无事前预注册 ⇒ 探索性、不作判决"</w:t>
+              <w:t xml:space="preserve">，</w:t>
+            </w:r>
+            <w:r>
+              <w:rPr>
+                <w:bCs/>
+                <w:b/>
+              </w:rPr>
+              <w:t xml:space="preserve">补"本批无事前预注册，探索性、不作判决"</w:t>
             </w:r>
             <w:r>
               <w:t xml:space="preserve">（二组报告</w:t>
@@ -26983,10 +25488,7 @@
               <w:jc w:val="left"/>
             </w:pPr>
             <w:r>
-              <w:t xml:space="preserve">⇒</w:t>
-            </w:r>
-            <w:r>
-              <w:t xml:space="preserve"> </w:t>
+              <w:t xml:space="preserve">，</w:t>
             </w:r>
             <w:r>
               <w:rPr>
@@ -27068,10 +25570,7 @@
               <w:jc w:val="left"/>
             </w:pPr>
             <w:r>
-              <w:t xml:space="preserve">⇒</w:t>
-            </w:r>
-            <w:r>
-              <w:t xml:space="preserve"> </w:t>
+              <w:t xml:space="preserve">，</w:t>
             </w:r>
             <w:r>
               <w:rPr>
@@ -27132,12 +25631,6 @@
               <w:jc w:val="left"/>
             </w:pPr>
             <w:r>
-              <w:t xml:space="preserve">★</w:t>
-            </w:r>
-            <w:r>
-              <w:t xml:space="preserve"> </w:t>
-            </w:r>
-            <w:r>
               <w:rPr>
                 <w:bCs/>
                 <w:b/>
@@ -27195,7 +25688,7 @@
               <w:jc w:val="left"/>
             </w:pPr>
             <w:r>
-              <w:t xml:space="preserve">⇒ ② 篇回填时</w:t>
+              <w:t xml:space="preserve">，② 篇回填时</w:t>
             </w:r>
             <w:r>
               <w:rPr>
@@ -27244,7 +25737,7 @@
               <w:t xml:space="preserve">主句写"覆盖了更多表述、覆盖的结论并不更多"</w:t>
             </w:r>
             <w:r>
-              <w:t xml:space="preserve">，★</w:t>
+              <w:t xml:space="preserve">，</w:t>
             </w:r>
             <w:r>
               <w:t xml:space="preserve"> </w:t>
@@ -27257,7 +25750,7 @@
               <w:t xml:space="preserve">不写"净收益为正"也不写"为负"</w:t>
             </w:r>
             <w:r>
-              <w:t xml:space="preserve">；(d) ★</w:t>
+              <w:t xml:space="preserve">；(d)</w:t>
             </w:r>
             <w:r>
               <w:t xml:space="preserve"> </w:t>
@@ -27270,7 +25763,7 @@
               <w:t xml:space="preserve">不许写"层2 优于层3"</w:t>
             </w:r>
             <w:r>
-              <w:t xml:space="preserve">（n=4 配对，逐配对符号不一致 ⇒ 不可分辨）</w:t>
+              <w:t xml:space="preserve">（n=4 配对，逐配对符号不一致，不可分辨）</w:t>
             </w:r>
           </w:p>
         </w:tc>
@@ -27283,7 +25776,7 @@
         <w:pStyle w:val="Heading3"/>
       </w:pPr>
       <w:r>
-        <w:t xml:space="preserve">9.2 ★ 本审计的证据文件索引</w:t>
+        <w:t xml:space="preserve">9.2 本审计的证据文件索引</w:t>
       </w:r>
     </w:p>
     <w:tbl>
@@ -27581,7 +26074,7 @@
               <w:jc w:val="left"/>
             </w:pPr>
             <w:r>
-              <w:t xml:space="preserve">公式③ 的 sandbox 执行副本（★ 仓内零污染）</w:t>
+              <w:t xml:space="preserve">公式③ 的 sandbox 执行副本（仓内零污染）</w:t>
             </w:r>
           </w:p>
         </w:tc>
@@ -27639,7 +26132,7 @@
               <w:jc w:val="left"/>
             </w:pPr>
             <w:r>
-              <w:t xml:space="preserve">★ D-1 独立复算输出（与生产者 0 处不符）</w:t>
+              <w:t xml:space="preserve">D-1 独立复算输出（与生产者 0 处不符）</w:t>
             </w:r>
           </w:p>
         </w:tc>
@@ -27705,13 +26198,13 @@
       </w:tr>
     </w:tbl>
     <w:bookmarkEnd w:id="62"/>
-    <w:bookmarkStart w:id="63" w:name="b-我方自己写的-d-1-独立复算-不复用子代理代码不复用生产者的-p-值"/>
+    <w:bookmarkStart w:id="63" w:name="b-我方自己写的-d-1-独立复算不复用子代理代码不复用生产者的-p-值"/>
     <w:p>
       <w:pPr>
         <w:pStyle w:val="Heading3"/>
       </w:pPr>
       <w:r>
-        <w:t xml:space="preserve">9.2b ★★ 我方</w:t>
+        <w:t xml:space="preserve">9.2b 我方</w:t>
       </w:r>
       <w:r>
         <w:rPr>
@@ -27724,7 +26217,7 @@
         <w:t xml:space="preserve"> </w:t>
       </w:r>
       <w:r>
-        <w:t xml:space="preserve">D-1 独立复算（★ 不复用子代理代码、不复用生产者的 p 值）</w:t>
+        <w:t xml:space="preserve">D-1 独立复算（不复用子代理代码、不复用生产者的 p 值）</w:t>
       </w:r>
     </w:p>
     <w:p>
@@ -27748,7 +26241,7 @@
         <w:t xml:space="preserve">evidence/my_own_d1.py</w:t>
       </w:r>
       <w:r>
-        <w:t xml:space="preserve">（★ 独立实现：从</w:t>
+        <w:t xml:space="preserve">（独立实现：从</w:t>
       </w:r>
       <w:r>
         <w:t xml:space="preserve"> </w:t>
@@ -27869,12 +26362,6 @@
         <w:pStyle w:val="FirstParagraph"/>
       </w:pPr>
       <w:r>
-        <w:t xml:space="preserve">⇒ ★★★</w:t>
-      </w:r>
-      <w:r>
-        <w:t xml:space="preserve"> </w:t>
-      </w:r>
-      <w:r>
         <w:rPr>
           <w:bCs/>
           <w:b/>
@@ -27893,12 +26380,6 @@
       </w:r>
       <w:r>
         <w:t xml:space="preserve">）。</w:t>
-      </w:r>
-      <w:r>
-        <w:t xml:space="preserve"> </w:t>
-      </w:r>
-      <w:r>
-        <w:t xml:space="preserve">★</w:t>
       </w:r>
       <w:r>
         <w:t xml:space="preserve"> </w:t>
@@ -27962,13 +26443,13 @@
       </w:r>
     </w:p>
     <w:bookmarkEnd w:id="63"/>
-    <w:bookmarkStart w:id="64" w:name="审计期间被审对象漂移登记-必读"/>
+    <w:bookmarkStart w:id="64" w:name="审计期间被审对象漂移登记必读"/>
     <w:p>
       <w:pPr>
         <w:pStyle w:val="Heading3"/>
       </w:pPr>
       <w:r>
-        <w:t xml:space="preserve">9.3 ★ 审计期间被审对象漂移登记（★ 必读）</w:t>
+        <w:t xml:space="preserve">9.3 审计期间被审对象漂移登记（必读）</w:t>
       </w:r>
     </w:p>
     <w:tbl>
@@ -28094,7 +26575,7 @@
               <w:jc w:val="left"/>
             </w:pPr>
             <w:r>
-              <w:t xml:space="preserve">★ 不影响本报告结论；</w:t>
+              <w:t xml:space="preserve">不影响本报告结论；</w:t>
             </w:r>
             <w:r>
               <w:rPr>
@@ -28176,7 +26657,7 @@
               <w:jc w:val="left"/>
             </w:pPr>
             <w:r>
-              <w:t xml:space="preserve">★ 该文件</w:t>
+              <w:t xml:space="preserve">该文件</w:t>
             </w:r>
             <w:r>
               <w:rPr>
@@ -28252,12 +26733,6 @@
               <w:jc w:val="left"/>
             </w:pPr>
             <w:r>
-              <w:t xml:space="preserve">★</w:t>
-            </w:r>
-            <w:r>
-              <w:t xml:space="preserve"> </w:t>
-            </w:r>
-            <w:r>
               <w:rPr>
                 <w:bCs/>
                 <w:b/>
@@ -28277,7 +26752,7 @@
               <w:jc w:val="left"/>
             </w:pPr>
             <w:r>
-              <w:t xml:space="preserve">★ 本报告 P1/F8</w:t>
+              <w:t xml:space="preserve">本报告 P1/F8</w:t>
             </w:r>
             <w:r>
               <w:t xml:space="preserve"> </w:t>
@@ -28297,13 +26772,13 @@
       </w:tr>
     </w:tbl>
     <w:bookmarkEnd w:id="64"/>
-    <w:bookmarkStart w:id="65" w:name="b-追加-重要四篇成稿已在审计期间被改写-阶段二务必重取基线"/>
+    <w:bookmarkStart w:id="65" w:name="b-追加-重要四篇成稿已在审计期间被改写阶段二务必重取基线"/>
     <w:p>
       <w:pPr>
         <w:pStyle w:val="Heading3"/>
       </w:pPr>
       <w:r>
-        <w:t xml:space="preserve">9.3b ★★★ 【追加 · 重要】</w:t>
+        <w:t xml:space="preserve">9.3b 【追加 · 重要】</w:t>
       </w:r>
       <w:r>
         <w:rPr>
@@ -28313,7 +26788,7 @@
         <w:t xml:space="preserve">四篇成稿已在审计期间被改写</w:t>
       </w:r>
       <w:r>
-        <w:t xml:space="preserve">（★ 阶段二务必重取基线）</w:t>
+        <w:t xml:space="preserve">（阶段二务必重取基线）</w:t>
       </w:r>
     </w:p>
     <w:p>
@@ -28321,12 +26796,6 @@
         <w:pStyle w:val="FirstParagraph"/>
       </w:pPr>
       <w:r>
-        <w:t xml:space="preserve">★</w:t>
-      </w:r>
-      <w:r>
-        <w:t xml:space="preserve"> </w:t>
-      </w:r>
-      <w:r>
         <w:rPr>
           <w:bCs/>
           <w:b/>
@@ -28347,23 +26816,7 @@
         <w:t xml:space="preserve">全部已变</w:t>
       </w:r>
       <w:r>
-        <w:t xml:space="preserve"> </w:t>
-      </w:r>
-      <w:r>
-        <w:t xml:space="preserve">⇒</w:t>
-      </w:r>
-      <w:r>
-        <w:t xml:space="preserve"> </w:t>
-      </w:r>
-      <w:r>
-        <w:rPr>
-          <w:bCs/>
-          <w:b/>
-        </w:rPr>
-        <w:t xml:space="preserve">writer 侧的改稿已落盘</w:t>
-      </w:r>
-      <w:r>
-        <w:t xml:space="preserve">：</w:t>
+        <w:t xml:space="preserve">writer 侧的改稿已落盘**：</w:t>
       </w:r>
     </w:p>
     <w:tbl>
@@ -28488,7 +26941,7 @@
               <w:jc w:val="left"/>
             </w:pPr>
             <w:r>
-              <w:t xml:space="preserve">★ 已改</w:t>
+              <w:t xml:space="preserve">已改</w:t>
             </w:r>
           </w:p>
         </w:tc>
@@ -28546,7 +26999,7 @@
               <w:jc w:val="left"/>
             </w:pPr>
             <w:r>
-              <w:t xml:space="preserve">★ 已改</w:t>
+              <w:t xml:space="preserve">已改</w:t>
             </w:r>
           </w:p>
         </w:tc>
@@ -28604,7 +27057,7 @@
               <w:jc w:val="left"/>
             </w:pPr>
             <w:r>
-              <w:t xml:space="preserve">★ 已改</w:t>
+              <w:t xml:space="preserve">已改</w:t>
             </w:r>
           </w:p>
         </w:tc>
@@ -28662,7 +27115,7 @@
               <w:jc w:val="left"/>
             </w:pPr>
             <w:r>
-              <w:t xml:space="preserve">★ 已改</w:t>
+              <w:t xml:space="preserve">已改</w:t>
             </w:r>
           </w:p>
         </w:tc>
@@ -28758,17 +27211,11 @@
               <w:jc w:val="left"/>
             </w:pPr>
             <w:r>
-              <w:t xml:space="preserve">★</w:t>
-            </w:r>
-            <w:r>
-              <w:t xml:space="preserve"> </w:t>
-            </w:r>
-            <w:r>
-              <w:rPr>
-                <w:bCs/>
-                <w:b/>
-              </w:rPr>
-              <w:t xml:space="preserve">本报告审的是这两个 ⇒ 结论仍成立</w:t>
+              <w:rPr>
+                <w:bCs/>
+                <w:b/>
+              </w:rPr>
+              <w:t xml:space="preserve">本报告审的是这两个，结论仍成立</w:t>
             </w:r>
           </w:p>
         </w:tc>
@@ -28779,12 +27226,6 @@
         <w:pStyle w:val="BodyText"/>
       </w:pPr>
       <w:r>
-        <w:t xml:space="preserve">★</w:t>
-      </w:r>
-      <w:r>
-        <w:t xml:space="preserve"> </w:t>
-      </w:r>
-      <w:r>
         <w:rPr>
           <w:bCs/>
           <w:b/>
@@ -28801,10 +27242,7 @@
         <w:t xml:space="preserve">papers/净增益双边重算_可粘贴段落_2026-10-25.md</w:t>
       </w:r>
       <w:r>
-        <w:t xml:space="preserve">（★</w:t>
-      </w:r>
-      <w:r>
-        <w:t xml:space="preserve"> </w:t>
+        <w:t xml:space="preserve">（</w:t>
       </w:r>
       <w:r>
         <w:rPr>
@@ -28832,10 +27270,7 @@
         <w:t xml:space="preserve">来源与底稿/第四组交付/</w:t>
       </w:r>
       <w:r>
-        <w:t xml:space="preserve">（★</w:t>
-      </w:r>
-      <w:r>
-        <w:t xml:space="preserve"> </w:t>
+        <w:t xml:space="preserve">（</w:t>
       </w:r>
       <w:r>
         <w:rPr>
@@ -28848,7 +27283,7 @@
         <w:t xml:space="preserve"> </w:t>
       </w:r>
       <w:r>
-        <w:t xml:space="preserve">⇒ 第四组材料正在进仓 ⇒ 该动作会再改</w:t>
+        <w:t xml:space="preserve">第四组材料正在进仓，该动作会再改</w:t>
       </w:r>
       <w:r>
         <w:t xml:space="preserve"> </w:t>
@@ -28863,10 +27298,7 @@
         <w:t xml:space="preserve"> </w:t>
       </w:r>
       <w:r>
-        <w:t xml:space="preserve">/ 交付包 / docx 指纹 ⇒</w:t>
-      </w:r>
-      <w:r>
-        <w:t xml:space="preserve"> </w:t>
+        <w:t xml:space="preserve">/ 交付包 / docx 指纹，</w:t>
       </w:r>
       <w:r>
         <w:rPr>
@@ -28885,10 +27317,7 @@
         <w:t xml:space="preserve">papers/仅剩余分歧_三项_可判定标准_2026-10-25.md</w:t>
       </w:r>
       <w:r>
-        <w:t xml:space="preserve">（★</w:t>
-      </w:r>
-      <w:r>
-        <w:t xml:space="preserve"> </w:t>
+        <w:t xml:space="preserve">（</w:t>
       </w:r>
       <w:r>
         <w:rPr>
@@ -28920,23 +27349,7 @@
         <w:t xml:space="preserve">，18:2x 再查已消失/改名</w:t>
       </w:r>
       <w:r>
-        <w:t xml:space="preserve"> </w:t>
-      </w:r>
-      <w:r>
-        <w:t xml:space="preserve">⇒</w:t>
-      </w:r>
-      <w:r>
-        <w:t xml:space="preserve"> </w:t>
-      </w:r>
-      <w:r>
-        <w:rPr>
-          <w:bCs/>
-          <w:b/>
-        </w:rPr>
-        <w:t xml:space="preserve">第五篇的存废在审计期间反复</w:t>
-      </w:r>
-      <w:r>
-        <w:t xml:space="preserve">）。</w:t>
+        <w:t xml:space="preserve">第五篇的存废在审计期间反复**）。</w:t>
       </w:r>
     </w:p>
     <w:p>
@@ -28944,12 +27357,6 @@
         <w:pStyle w:val="BodyText"/>
       </w:pPr>
       <w:r>
-        <w:t xml:space="preserve">⇒ ★★★</w:t>
-      </w:r>
-      <w:r>
-        <w:t xml:space="preserve"> </w:t>
-      </w:r>
-      <w:r>
         <w:rPr>
           <w:bCs/>
           <w:b/>
@@ -28957,7 +27364,7 @@
         <w:t xml:space="preserve">E1 的产出已实质改变本报告的 F6</w:t>
       </w:r>
       <w:r>
-        <w:t xml:space="preserve">（★ 这就是"审稿对象在审计期间被改"必须登记的原因）：</w:t>
+        <w:t xml:space="preserve">（这就是"审稿对象在审计期间被改"必须登记的原因）：</w:t>
       </w:r>
     </w:p>
     <w:tbl>
@@ -29040,23 +27447,17 @@
               <w:jc w:val="left"/>
             </w:pPr>
             <w:r>
-              <w:t xml:space="preserve">"不在仓内 ⇒ 捞不回来"</w:t>
-            </w:r>
-          </w:p>
-        </w:tc>
-        <w:tc>
-          <w:tcPr/>
-          <w:p>
-            <w:pPr>
-              <w:pStyle w:val="Compact"/>
-              <w:jc w:val="left"/>
-            </w:pPr>
-            <w:r>
-              <w:t xml:space="preserve">★</w:t>
-            </w:r>
-            <w:r>
-              <w:t xml:space="preserve"> </w:t>
-            </w:r>
+              <w:t xml:space="preserve">"不在仓内，捞不回来"</w:t>
+            </w:r>
+          </w:p>
+        </w:tc>
+        <w:tc>
+          <w:tcPr/>
+          <w:p>
+            <w:pPr>
+              <w:pStyle w:val="Compact"/>
+              <w:jc w:val="left"/>
+            </w:pPr>
             <w:r>
               <w:rPr>
                 <w:bCs/>
@@ -29129,10 +27530,7 @@
               <w:t xml:space="preserve"> </w:t>
             </w:r>
             <w:r>
-              <w:t xml:space="preserve">被 gitignore）⇒</w:t>
-            </w:r>
-            <w:r>
-              <w:t xml:space="preserve"> </w:t>
+              <w:t xml:space="preserve">被 gitignore），</w:t>
             </w:r>
             <w:r>
               <w:rPr>
@@ -29177,12 +27575,6 @@
               <w:jc w:val="left"/>
             </w:pPr>
             <w:r>
-              <w:t xml:space="preserve">★★★</w:t>
-            </w:r>
-            <w:r>
-              <w:t xml:space="preserve"> </w:t>
-            </w:r>
-            <w:r>
               <w:rPr>
                 <w:bCs/>
                 <w:b/>
@@ -29209,10 +27601,7 @@
               <w:t xml:space="preserve">qwen3-embedding-8b</w:t>
             </w:r>
             <w:r>
-              <w:t xml:space="preserve">，阈值 0.75）⇒</w:t>
-            </w:r>
-            <w:r>
-              <w:t xml:space="preserve"> </w:t>
+              <w:t xml:space="preserve">，阈值 0.75），</w:t>
             </w:r>
             <w:r>
               <w:rPr>
@@ -29225,7 +27614,7 @@
               <w:t xml:space="preserve"> </w:t>
             </w:r>
             <w:r>
-              <w:t xml:space="preserve">⇒ 提纲</w:t>
+              <w:t xml:space="preserve">提纲</w:t>
             </w:r>
             <w:r>
               <w:t xml:space="preserve"> </w:t>
@@ -29285,12 +27674,6 @@
               <w:jc w:val="left"/>
             </w:pPr>
             <w:r>
-              <w:t xml:space="preserve">★</w:t>
-            </w:r>
-            <w:r>
-              <w:t xml:space="preserve"> </w:t>
-            </w:r>
-            <w:r>
               <w:rPr>
                 <w:bCs/>
                 <w:b/>
@@ -29301,7 +27684,7 @@
               <w:t xml:space="preserve"> </w:t>
             </w:r>
             <w:r>
-              <w:t xml:space="preserve">⇒ 写进正文</w:t>
+              <w:t xml:space="preserve">写进正文</w:t>
             </w:r>
             <w:r>
               <w:rPr>
@@ -29388,26 +27771,7 @@
               <w:t xml:space="preserve">−2、−4</w:t>
             </w:r>
             <w:r>
-              <w:t xml:space="preserve"> </w:t>
-            </w:r>
-            <w:r>
-              <w:t xml:space="preserve">⇒ ★</w:t>
-            </w:r>
-            <w:r>
-              <w:t xml:space="preserve"> </w:t>
-            </w:r>
-            <w:r>
-              <w:rPr>
-                <w:bCs/>
-                <w:b/>
-              </w:rPr>
-              <w:t xml:space="preserve">两层方向相反</w:t>
-            </w:r>
-            <w:r>
-              <w:t xml:space="preserve"> </w:t>
-            </w:r>
-            <w:r>
-              <w:t xml:space="preserve">⇒ ② 正确写法是"</w:t>
+              <w:t xml:space="preserve">两层方向相反** ② 正确写法是"</w:t>
             </w:r>
             <w:r>
               <w:rPr>
@@ -29431,7 +27795,7 @@
               <w:jc w:val="left"/>
             </w:pPr>
             <w:r>
-              <w:t xml:space="preserve">★ 新增约束</w:t>
+              <w:t xml:space="preserve">新增约束</w:t>
             </w:r>
           </w:p>
         </w:tc>
@@ -29455,12 +27819,6 @@
               <w:jc w:val="left"/>
             </w:pPr>
             <w:r>
-              <w:t xml:space="preserve">★★</w:t>
-            </w:r>
-            <w:r>
-              <w:t xml:space="preserve"> </w:t>
-            </w:r>
-            <w:r>
               <w:rPr>
                 <w:bCs/>
                 <w:b/>
@@ -29468,10 +27826,7 @@
               <w:t xml:space="preserve">"净增益"在仓内有三种口径</w:t>
             </w:r>
             <w:r>
-              <w:t xml:space="preserve">（L1 结论 id 级 / L2 结论族层 / L3 断言措辞层）⇒</w:t>
-            </w:r>
-            <w:r>
-              <w:t xml:space="preserve"> </w:t>
+              <w:t xml:space="preserve">（L1 结论 id 级 / L2 结论族层 / L3 断言措辞层），</w:t>
             </w:r>
             <w:r>
               <w:rPr>
@@ -29481,20 +27836,7 @@
               <w:t xml:space="preserve">不分清会算出三个不同的数</w:t>
             </w:r>
             <w:r>
-              <w:t xml:space="preserve"> </w:t>
-            </w:r>
-            <w:r>
-              <w:t xml:space="preserve">⇒</w:t>
-            </w:r>
-            <w:r>
-              <w:t xml:space="preserve"> </w:t>
-            </w:r>
-            <w:r>
-              <w:rPr>
-                <w:bCs/>
-                <w:b/>
-              </w:rPr>
-              <w:t xml:space="preserve">T-A-02 从"待补"升级为"阻塞项"</w:t>
+              <w:t xml:space="preserve">T-A-02 从"待补"升级为"阻塞项"**</w:t>
             </w:r>
           </w:p>
         </w:tc>
@@ -29508,7 +27850,7 @@
               <w:jc w:val="left"/>
             </w:pPr>
             <w:r>
-              <w:t xml:space="preserve">★ 新增约束</w:t>
+              <w:t xml:space="preserve">新增约束</w:t>
             </w:r>
           </w:p>
         </w:tc>
@@ -29532,7 +27874,7 @@
               <w:jc w:val="left"/>
             </w:pPr>
             <w:r>
-              <w:t xml:space="preserve">★★ E1 实测：</w:t>
+              <w:t xml:space="preserve">E1 实测：</w:t>
             </w:r>
             <w:r>
               <w:rPr>
@@ -29542,10 +27884,7 @@
               <w:t xml:space="preserve">②方向与③方向在本批 20 条上不可分辨</w:t>
             </w:r>
             <w:r>
-              <w:t xml:space="preserve">（n=4 配对，逐配对符号不一致）⇒</w:t>
-            </w:r>
-            <w:r>
-              <w:t xml:space="preserve"> </w:t>
+              <w:t xml:space="preserve">（n=4 配对，逐配对符号不一致），</w:t>
             </w:r>
             <w:r>
               <w:rPr>
@@ -29558,7 +27897,7 @@
               <w:t xml:space="preserve"> </w:t>
             </w:r>
             <w:r>
-              <w:t xml:space="preserve">⇒ 这是对 ②③ 跨篇互引的硬约束</w:t>
+              <w:t xml:space="preserve">这是对 ②③ 跨篇互引的硬约束</w:t>
             </w:r>
           </w:p>
         </w:tc>
@@ -29569,12 +27908,6 @@
         <w:pStyle w:val="BodyText"/>
       </w:pPr>
       <w:r>
-        <w:t xml:space="preserve">⇒ ★★★</w:t>
-      </w:r>
-      <w:r>
-        <w:t xml:space="preserve"> </w:t>
-      </w:r>
-      <w:r>
         <w:rPr>
           <w:bCs/>
           <w:b/>
@@ -29601,7 +27934,7 @@
         <w:t xml:space="preserve">重取四篇 sha 基线</w:t>
       </w:r>
       <w:r>
-        <w:t xml:space="preserve">（本表"现在的 sha"列即为最新，但成稿可能继续变 ⇒ 阶段二开工时</w:t>
+        <w:t xml:space="preserve">（本表"现在的 sha"列即为最新，但成稿可能继续变，阶段二开工时</w:t>
       </w:r>
       <w:r>
         <w:rPr>
@@ -29681,7 +28014,7 @@
         <w:t xml:space="preserve"> </w:t>
       </w:r>
       <w:r>
-        <w:t xml:space="preserve">3. ★</w:t>
+        <w:t xml:space="preserve">3.</w:t>
       </w:r>
       <w:r>
         <w:t xml:space="preserve"> </w:t>
@@ -29694,10 +28027,7 @@
         <w:t xml:space="preserve">E1 报告须纳入 ② 篇的正文回填</w:t>
       </w:r>
       <w:r>
-        <w:t xml:space="preserve">（★</w:t>
-      </w:r>
-      <w:r>
-        <w:t xml:space="preserve"> </w:t>
+        <w:t xml:space="preserve">（</w:t>
       </w:r>
       <w:r>
         <w:rPr>
@@ -29755,7 +28085,7 @@
         <w:t xml:space="preserve"> </w:t>
       </w:r>
       <w:r>
-        <w:t xml:space="preserve">4. ★</w:t>
+        <w:t xml:space="preserve">4.</w:t>
       </w:r>
       <w:r>
         <w:t xml:space="preserve"> </w:t>
@@ -29783,7 +28113,7 @@
         <w:t xml:space="preserve">）的存废需 owner 裁决</w:t>
       </w:r>
       <w:r>
-        <w:t xml:space="preserve">（★ 它在审计期间出现又消失；★</w:t>
+        <w:t xml:space="preserve">（它在审计期间出现又消失；</w:t>
       </w:r>
       <w:r>
         <w:t xml:space="preserve"> </w:t>
@@ -29798,7 +28128,7 @@
         <w:t xml:space="preserve"> </w:t>
       </w:r>
       <w:r>
-        <w:t xml:space="preserve">明写"四方向不可加第五个"）⇒ 若保留，</w:t>
+        <w:t xml:space="preserve">明写"四方向不可加第五个"），若保留，</w:t>
       </w:r>
       <w:r>
         <w:rPr>
@@ -29812,13 +28142,13 @@
       </w:r>
     </w:p>
     <w:bookmarkEnd w:id="65"/>
-    <w:bookmarkStart w:id="66" w:name="给-owner-的-3-个决策请求-我不替-owner-裁决"/>
+    <w:bookmarkStart w:id="66" w:name="给-owner-的-3-个决策请求我不替-owner-裁决"/>
     <w:p>
       <w:pPr>
         <w:pStyle w:val="Heading3"/>
       </w:pPr>
       <w:r>
-        <w:t xml:space="preserve">9.4 ★ 给 owner 的 3 个决策请求（★ 我不替 owner 裁决）</w:t>
+        <w:t xml:space="preserve">9.4 给 owner 的 3 个决策请求（我不替 owner 裁决）</w:t>
       </w:r>
     </w:p>
     <w:tbl>
@@ -29911,12 +28241,6 @@
               <w:jc w:val="left"/>
             </w:pPr>
             <w:r>
-              <w:t xml:space="preserve">★</w:t>
-            </w:r>
-            <w:r>
-              <w:t xml:space="preserve"> </w:t>
-            </w:r>
-            <w:r>
               <w:rPr>
                 <w:bCs/>
                 <w:b/>
@@ -29953,7 +28277,7 @@
               <w:t xml:space="preserve">(a) 立即 + (b) 并行</w:t>
             </w:r>
             <w:r>
-              <w:t xml:space="preserve">；★</w:t>
+              <w:t xml:space="preserve">；</w:t>
             </w:r>
             <w:r>
               <w:t xml:space="preserve"> </w:t>
@@ -30004,10 +28328,7 @@
               <w:jc w:val="left"/>
             </w:pPr>
             <w:r>
-              <w:t xml:space="preserve">① 会在零注意力读数下写存在性断言 ⇒</w:t>
-            </w:r>
-            <w:r>
-              <w:t xml:space="preserve"> </w:t>
+              <w:t xml:space="preserve">① 会在零注意力读数下写存在性断言，</w:t>
             </w:r>
             <w:r>
               <w:rPr>
@@ -30044,12 +28365,6 @@
               <w:jc w:val="left"/>
             </w:pPr>
             <w:r>
-              <w:t xml:space="preserve">★</w:t>
-            </w:r>
-            <w:r>
-              <w:t xml:space="preserve"> </w:t>
-            </w:r>
-            <w:r>
               <w:rPr>
                 <w:bCs/>
                 <w:b/>
@@ -30104,7 +28419,7 @@
               <w:t xml:space="preserve"> </w:t>
             </w:r>
             <w:r>
-              <w:t xml:space="preserve">⇒ 违反新铁律三的对称性条款</w:t>
+              <w:t xml:space="preserve">违反新铁律三的对称性条款</w:t>
             </w:r>
           </w:p>
         </w:tc>
@@ -30134,12 +28449,6 @@
               <w:jc w:val="left"/>
             </w:pPr>
             <w:r>
-              <w:t xml:space="preserve">★</w:t>
-            </w:r>
-            <w:r>
-              <w:t xml:space="preserve"> </w:t>
-            </w:r>
-            <w:r>
               <w:rPr>
                 <w:bCs/>
                 <w:b/>
@@ -30163,10 +28472,7 @@
               <w:t xml:space="preserve">合并</w:t>
             </w:r>
             <w:r>
-              <w:t xml:space="preserve">：①②③ 都要"同批产出双边净增益 + 预注册重跑" ⇒</w:t>
-            </w:r>
-            <w:r>
-              <w:t xml:space="preserve"> </w:t>
+              <w:t xml:space="preserve">：①②③ 都要"同批产出双边净增益 + 预注册重跑"，</w:t>
             </w:r>
             <w:r>
               <w:rPr>
@@ -30211,7 +28517,7 @@
               <w:jc w:val="left"/>
             </w:pPr>
             <w:r>
-              <w:t xml:space="preserve">各篇各自跑 ⇒ 3 倍成本 + 3 次口径不一致风险</w:t>
+              <w:t xml:space="preserve">各篇各自跑，3 倍成本 + 3 次口径不一致风险</w:t>
             </w:r>
           </w:p>
         </w:tc>
@@ -30266,16 +28572,10 @@
       <w:pPr>
         <w:numPr>
           <w:ilvl w:val="0"/>
-          <w:numId w:val="1005"/>
+          <w:numId w:val="1006"/>
         </w:numPr>
       </w:pPr>
       <w:r>
-        <w:t xml:space="preserve">★★★</w:t>
-      </w:r>
-      <w:r>
-        <w:t xml:space="preserve"> </w:t>
-      </w:r>
-      <w:r>
         <w:rPr>
           <w:bCs/>
           <w:b/>
@@ -30369,10 +28669,7 @@
         <w:t xml:space="preserve">静默废掉</w:t>
       </w:r>
       <w:r>
-        <w:t xml:space="preserve">该红线。⇒</w:t>
-      </w:r>
-      <w:r>
-        <w:t xml:space="preserve"> </w:t>
+        <w:t xml:space="preserve">该红线。</w:t>
       </w:r>
       <w:r>
         <w:rPr>
@@ -30386,16 +28683,10 @@
       <w:pPr>
         <w:numPr>
           <w:ilvl w:val="0"/>
-          <w:numId w:val="1005"/>
+          <w:numId w:val="1006"/>
         </w:numPr>
       </w:pPr>
       <w:r>
-        <w:t xml:space="preserve">★★★</w:t>
-      </w:r>
-      <w:r>
-        <w:t xml:space="preserve"> </w:t>
-      </w:r>
-      <w:r>
         <w:rPr>
           <w:bCs/>
           <w:b/>
@@ -30425,7 +28716,7 @@
         <w:t xml:space="preserve">param_count()=57</w:t>
       </w:r>
       <w:r>
-        <w:t xml:space="preserve">，扁平 36 路 = 36 权重）；③ 的致命 bug 代码不在交付物且上游已修（F3）；④ 的"取舍丢事实"因果升级在我复算下 p=0.2500（F4）；④ 的 D2/D1 比值在包内不可复算（F7）；★★</w:t>
+        <w:t xml:space="preserve">，扁平 36 路 = 36 权重）；③ 的致命 bug 代码不在交付物且上游已修（F3）；④ 的"取舍丢事实"因果升级在我复算下 p=0.2500（F4）；④ 的 D2/D1 比值在包内不可复算（F7）；</w:t>
       </w:r>
       <w:r>
         <w:t xml:space="preserve"> </w:t>
@@ -30438,10 +28729,7 @@
         <w:t xml:space="preserve">② 的"零 API 可补算"已被 E1 实跑证伪</w:t>
       </w:r>
       <w:r>
-        <w:t xml:space="preserve">（944 批三路不可达，且其去重输入本身要调 embedding ⇒ 不是零 API；给出的数字是代数推导不是重算）（F6）。⇒</w:t>
-      </w:r>
-      <w:r>
-        <w:t xml:space="preserve"> </w:t>
+        <w:t xml:space="preserve">（944 批三路不可达，且其去重输入本身要调 embedding，不是零 API；给出的数字是代数推导不是重算）（F6）。</w:t>
       </w:r>
       <w:r>
         <w:rPr>
@@ -30455,16 +28743,10 @@
       <w:pPr>
         <w:numPr>
           <w:ilvl w:val="0"/>
-          <w:numId w:val="1005"/>
+          <w:numId w:val="1006"/>
         </w:numPr>
       </w:pPr>
       <w:r>
-        <w:t xml:space="preserve">★★★</w:t>
-      </w:r>
-      <w:r>
-        <w:t xml:space="preserve"> </w:t>
-      </w:r>
-      <w:r>
         <w:rPr>
           <w:bCs/>
           <w:b/>
@@ -30516,7 +28798,7 @@
           <w:bCs/>
           <w:b/>
         </w:rPr>
-        <w:t xml:space="preserve">当前 4 篇与 HEAD 逐字节相同 ⇒ S1/S2 现为平凡绿</w:t>
+        <w:t xml:space="preserve">当前 4 篇与 HEAD 逐字节相同，S1/S2 现为平凡绿</w:t>
       </w:r>
       <w:r>
         <w:t xml:space="preserve">，第一次 commit 即失效；</w:t>
@@ -30529,10 +28811,7 @@
         <w:t xml:space="preserve">writer 的任务书三份文档因 untracked 而结构上进不了交付包</w:t>
       </w:r>
       <w:r>
-        <w:t xml:space="preserve">。⇒</w:t>
-      </w:r>
-      <w:r>
-        <w:t xml:space="preserve"> </w:t>
+        <w:t xml:space="preserve">。</w:t>
       </w:r>
       <w:r>
         <w:rPr>
@@ -30551,7 +28830,7 @@
           <w:bCs/>
           <w:b/>
         </w:rPr>
-        <w:t xml:space="preserve">⇒ 阶段二（审四篇成稿）的前置条件</w:t>
+        <w:t xml:space="preserve">，阶段二（审四篇成稿）的前置条件</w:t>
       </w:r>
       <w:r>
         <w:t xml:space="preserve">：本报告 §9.1 的 13 处修改 + §9.4 的 3 个裁决</w:t>
@@ -30574,10 +28853,10 @@
           <w:bCs/>
           <w:b/>
         </w:rPr>
-        <w:t xml:space="preserve">⇒ 建议同时把 §7.1 的 E-2/E-3/E-5/E-6/E-7/E-8 派出去</w:t>
-      </w:r>
-      <w:r>
-        <w:t xml:space="preserve">（全部零 API；★</w:t>
+        <w:t xml:space="preserve">，建议同时把 §7.1 的 E-2/E-3/E-5/E-6/E-7/E-8 派出去</w:t>
+      </w:r>
+      <w:r>
+        <w:t xml:space="preserve">（全部零 API；</w:t>
       </w:r>
       <w:r>
         <w:t xml:space="preserve"> </w:t>
@@ -30590,7 +28869,7 @@
         <w:t xml:space="preserve">E-1 已由取证 Agent 跑完</w:t>
       </w:r>
       <w:r>
-        <w:t xml:space="preserve">，★</w:t>
+        <w:t xml:space="preserve">，</w:t>
       </w:r>
       <w:r>
         <w:t xml:space="preserve"> </w:t>
@@ -30912,34 +29191,7 @@
     <w:abstractNumId w:val="991"/>
   </w:num>
   <w:num w:numId="1003">
-    <w:abstractNumId w:val="99411"/>
-    <w:lvlOverride w:ilvl="0">
-      <w:startOverride w:val="1"/>
-    </w:lvlOverride>
-    <w:lvlOverride w:ilvl="1">
-      <w:startOverride w:val="1"/>
-    </w:lvlOverride>
-    <w:lvlOverride w:ilvl="2">
-      <w:startOverride w:val="1"/>
-    </w:lvlOverride>
-    <w:lvlOverride w:ilvl="3">
-      <w:startOverride w:val="1"/>
-    </w:lvlOverride>
-    <w:lvlOverride w:ilvl="4">
-      <w:startOverride w:val="1"/>
-    </w:lvlOverride>
-    <w:lvlOverride w:ilvl="5">
-      <w:startOverride w:val="1"/>
-    </w:lvlOverride>
-    <w:lvlOverride w:ilvl="6">
-      <w:startOverride w:val="1"/>
-    </w:lvlOverride>
-    <w:lvlOverride w:ilvl="7">
-      <w:startOverride w:val="1"/>
-    </w:lvlOverride>
-    <w:lvlOverride w:ilvl="8">
-      <w:startOverride w:val="1"/>
-    </w:lvlOverride>
+    <w:abstractNumId w:val="991"/>
   </w:num>
   <w:num w:numId="1004">
     <w:abstractNumId w:val="99411"/>
@@ -30972,6 +29224,36 @@
     </w:lvlOverride>
   </w:num>
   <w:num w:numId="1005">
+    <w:abstractNumId w:val="99411"/>
+    <w:lvlOverride w:ilvl="0">
+      <w:startOverride w:val="1"/>
+    </w:lvlOverride>
+    <w:lvlOverride w:ilvl="1">
+      <w:startOverride w:val="1"/>
+    </w:lvlOverride>
+    <w:lvlOverride w:ilvl="2">
+      <w:startOverride w:val="1"/>
+    </w:lvlOverride>
+    <w:lvlOverride w:ilvl="3">
+      <w:startOverride w:val="1"/>
+    </w:lvlOverride>
+    <w:lvlOverride w:ilvl="4">
+      <w:startOverride w:val="1"/>
+    </w:lvlOverride>
+    <w:lvlOverride w:ilvl="5">
+      <w:startOverride w:val="1"/>
+    </w:lvlOverride>
+    <w:lvlOverride w:ilvl="6">
+      <w:startOverride w:val="1"/>
+    </w:lvlOverride>
+    <w:lvlOverride w:ilvl="7">
+      <w:startOverride w:val="1"/>
+    </w:lvlOverride>
+    <w:lvlOverride w:ilvl="8">
+      <w:startOverride w:val="1"/>
+    </w:lvlOverride>
+  </w:num>
+  <w:num w:numId="1006">
     <w:abstractNumId w:val="99411"/>
     <w:lvlOverride w:ilvl="0">
       <w:startOverride w:val="1"/>

--- a/papers/复核链/审稿方案评审_2026-10-25.docx
+++ b/papers/复核链/审稿方案评审_2026-10-25.docx
@@ -370,13 +370,6 @@
           <w:b/>
         </w:rPr>
         <w:t xml:space="preserve">（见 §0 的 F7 行与 §4 公式④ 行）。</w:t>
-      </w:r>
-      <w:r>
-        <w:rPr>
-          <w:bCs/>
-          <w:b/>
-        </w:rPr>
-        <w:t xml:space="preserve"> </w:t>
       </w:r>
       <w:r>
         <w:t xml:space="preserve">本报告其余结论未变。** 阶段二的完整裁决见</w:t>
@@ -1893,9 +1886,6 @@
             </w:r>
             <w:r>
               <w:t xml:space="preserve">。</w:t>
-            </w:r>
-            <w:r>
-              <w:t xml:space="preserve"> </w:t>
             </w:r>
             <w:r>
               <w:rPr>
@@ -4683,9 +4673,6 @@
         <w:t xml:space="preserve">。</w:t>
       </w:r>
       <w:r>
-        <w:t xml:space="preserve"> </w:t>
-      </w:r>
-      <w:r>
         <w:rPr>
           <w:bCs/>
           <w:b/>
@@ -6035,7 +6022,7 @@
         <w:t xml:space="preserve"> </w:t>
       </w:r>
       <w:r>
-        <w:t xml:space="preserve">= 限定 ✔ 保留</w:t>
+        <w:t xml:space="preserve">= 限定 保留</w:t>
       </w:r>
       <w:r>
         <w:t xml:space="preserve"> </w:t>
@@ -6057,7 +6044,7 @@
         <w:t xml:space="preserve"> </w:t>
       </w:r>
       <w:r>
-        <w:t xml:space="preserve">= 自我设限 ✘ 删</w:t>
+        <w:t xml:space="preserve">= 自我设限 删</w:t>
       </w:r>
       <w:r>
         <w:t xml:space="preserve"> </w:t>
@@ -6496,7 +6483,7 @@
         <w:t xml:space="preserve">无判据、无条件、无下一步</w:t>
       </w:r>
       <w:r>
-        <w:t xml:space="preserve">，❌ 不合格。</w:t>
+        <w:t xml:space="preserve">，不合格。</w:t>
       </w:r>
     </w:p>
     <w:p>
@@ -6508,7 +6495,7 @@
         <w:pStyle w:val="Compact"/>
       </w:pPr>
       <w:r>
-        <w:t xml:space="preserve">正例（限定）：「α 的两个 95%CI 均含 1，数据并未证明增长率低于线性增长（§3.4）；K&gt;4 的采样曲线见 §9 第 1 项。」，有条件 + 有下一步，✔ 合格。</w:t>
+        <w:t xml:space="preserve">正例（限定）：「α 的两个 95%CI 均含 1，数据并未证明增长率低于线性增长（§3.4）；K&gt;4 的采样曲线见 §9 第 1 项。」，有条件 + 有下一步，合格。</w:t>
       </w:r>
     </w:p>
     <w:bookmarkEnd w:id="30"/>
@@ -6768,9 +6755,6 @@
       </w:r>
       <w:r>
         <w:t xml:space="preserve">（谁跑、成本、产在哪）；</w:t>
-      </w:r>
-      <w:r>
-        <w:t xml:space="preserve"> </w:t>
       </w:r>
       <w:r>
         <w:rPr>
@@ -6987,9 +6971,6 @@
               <w:t xml:space="preserve">"。</w:t>
             </w:r>
             <w:r>
-              <w:t xml:space="preserve"> </w:t>
-            </w:r>
-            <w:r>
               <w:rPr>
                 <w:bCs/>
                 <w:b/>
@@ -7205,7 +7186,7 @@
               <w:jc w:val="left"/>
             </w:pPr>
             <w:r>
-              <w:t xml:space="preserve">✔ 已核</w:t>
+              <w:t xml:space="preserve">已核</w:t>
             </w:r>
           </w:p>
         </w:tc>
@@ -7273,7 +7254,7 @@
               <w:jc w:val="left"/>
             </w:pPr>
             <w:r>
-              <w:t xml:space="preserve">✔ 文本层已核</w:t>
+              <w:t xml:space="preserve">文本层已核</w:t>
             </w:r>
           </w:p>
         </w:tc>
@@ -7330,12 +7311,6 @@
               <w:jc w:val="left"/>
             </w:pPr>
             <w:r>
-              <w:t xml:space="preserve">✘</w:t>
-            </w:r>
-            <w:r>
-              <w:t xml:space="preserve"> </w:t>
-            </w:r>
-            <w:r>
               <w:rPr>
                 <w:bCs/>
                 <w:b/>
@@ -7465,12 +7440,6 @@
               <w:jc w:val="left"/>
             </w:pPr>
             <w:r>
-              <w:t xml:space="preserve">✘</w:t>
-            </w:r>
-            <w:r>
-              <w:t xml:space="preserve"> </w:t>
-            </w:r>
-            <w:r>
               <w:rPr>
                 <w:bCs/>
                 <w:b/>
@@ -7567,7 +7536,7 @@
               <w:jc w:val="left"/>
             </w:pPr>
             <w:r>
-              <w:t xml:space="preserve">✔ 已核（是</w:t>
+              <w:t xml:space="preserve">已核（是</w:t>
             </w:r>
             <w:r>
               <w:rPr>
@@ -7595,10 +7564,7 @@
               <w:t xml:space="preserve">00_总纲:107</w:t>
             </w:r>
             <w:r>
-              <w:t xml:space="preserve"> </w:t>
-            </w:r>
-            <w:r>
-              <w:t xml:space="preserve">✔；但</w:t>
+              <w:t xml:space="preserve">；但</w:t>
             </w:r>
             <w:r>
               <w:t xml:space="preserve"> </w:t>
@@ -7663,11 +7629,7 @@
           <w:p>
             <w:pPr>
               <w:pStyle w:val="Compact"/>
-              <w:jc w:val="left"/>
-            </w:pPr>
-            <w:r>
-              <w:t xml:space="preserve">⚠</w:t>
-            </w:r>
+            </w:pPr>
           </w:p>
         </w:tc>
         <w:tc>
@@ -7758,7 +7720,7 @@
         <w:t xml:space="preserve"> </w:t>
       </w:r>
       <w:r>
-        <w:t xml:space="preserve">把它列为"✅ 已测"，</w:t>
+        <w:t xml:space="preserve">把它列为" 已测"，</w:t>
       </w:r>
       <w:r>
         <w:rPr>
@@ -7864,7 +7826,7 @@
               <w:jc w:val="left"/>
             </w:pPr>
             <w:r>
-              <w:t xml:space="preserve">✔ 已核</w:t>
+              <w:t xml:space="preserve">已核</w:t>
             </w:r>
           </w:p>
         </w:tc>
@@ -7895,9 +7857,6 @@
             </w:r>
             <w:r>
               <w:t xml:space="preserve">§5.8 机制链表第 5 行；</w:t>
-            </w:r>
-            <w:r>
-              <w:t xml:space="preserve"> </w:t>
             </w:r>
             <w:r>
               <w:rPr>
@@ -7947,7 +7906,7 @@
               <w:jc w:val="left"/>
             </w:pPr>
             <w:r>
-              <w:t xml:space="preserve">⚠ 无读数</w:t>
+              <w:t xml:space="preserve">无读数</w:t>
             </w:r>
           </w:p>
         </w:tc>
@@ -8040,7 +7999,7 @@
               <w:jc w:val="left"/>
             </w:pPr>
             <w:r>
-              <w:t xml:space="preserve">✔ 已核</w:t>
+              <w:t xml:space="preserve">已核</w:t>
             </w:r>
           </w:p>
         </w:tc>
@@ -8065,9 +8024,6 @@
             </w:r>
             <w:r>
               <w:t xml:space="preserve">；</w:t>
-            </w:r>
-            <w:r>
-              <w:t xml:space="preserve"> </w:t>
             </w:r>
             <w:r>
               <w:rPr>
@@ -8124,7 +8080,7 @@
               <w:jc w:val="left"/>
             </w:pPr>
             <w:r>
-              <w:t xml:space="preserve">⚠ 定义有、</w:t>
+              <w:t xml:space="preserve">定义有、</w:t>
             </w:r>
             <w:r>
               <w:rPr>
@@ -8185,12 +8141,6 @@
               <w:jc w:val="left"/>
             </w:pPr>
             <w:r>
-              <w:t xml:space="preserve">✘</w:t>
-            </w:r>
-            <w:r>
-              <w:t xml:space="preserve"> </w:t>
-            </w:r>
-            <w:r>
               <w:rPr>
                 <w:bCs/>
                 <w:b/>
@@ -8287,12 +8237,6 @@
               <w:jc w:val="left"/>
             </w:pPr>
             <w:r>
-              <w:t xml:space="preserve">⚠</w:t>
-            </w:r>
-            <w:r>
-              <w:t xml:space="preserve"> </w:t>
-            </w:r>
-            <w:r>
               <w:rPr>
                 <w:bCs/>
                 <w:b/>
@@ -8455,17 +8399,11 @@
               <w:jc w:val="left"/>
             </w:pPr>
             <w:r>
-              <w:t xml:space="preserve">⚠</w:t>
-            </w:r>
-            <w:r>
-              <w:t xml:space="preserve"> </w:t>
-            </w:r>
-            <w:r>
-              <w:rPr>
-                <w:bCs/>
-                <w:b/>
-              </w:rPr>
-              <w:t xml:space="preserve">提纲的 "✔" 不成立</w:t>
+              <w:rPr>
+                <w:bCs/>
+                <w:b/>
+              </w:rPr>
+              <w:t xml:space="preserve">提纲的 "" 不成立</w:t>
             </w:r>
           </w:p>
         </w:tc>
@@ -8624,7 +8562,7 @@
               <w:jc w:val="left"/>
             </w:pPr>
             <w:r>
-              <w:t xml:space="preserve">✘ 未定义</w:t>
+              <w:t xml:space="preserve">未定义</w:t>
             </w:r>
           </w:p>
         </w:tc>
@@ -8721,9 +8659,6 @@
       </w:r>
       <w:r>
         <w:t xml:space="preserve">（F6）。</w:t>
-      </w:r>
-      <w:r>
-        <w:t xml:space="preserve"> </w:t>
       </w:r>
       <w:r>
         <w:rPr>
@@ -8831,12 +8766,6 @@
               <w:jc w:val="left"/>
             </w:pPr>
             <w:r>
-              <w:t xml:space="preserve">✔</w:t>
-            </w:r>
-            <w:r>
-              <w:t xml:space="preserve"> </w:t>
-            </w:r>
-            <w:r>
               <w:rPr>
                 <w:bCs/>
                 <w:b/>
@@ -8889,7 +8818,7 @@
               <w:t xml:space="preserve">u6 v2 t3 m6×6 arb3 nf4 mm3</w:t>
             </w:r>
             <w:r>
-              <w:t xml:space="preserve">，6+2+3+36=47、3+4+3=10、47+10=57 ✔</w:t>
+              <w:t xml:space="preserve">，6+2+3+36=47、3+4+3=10、47+10=57</w:t>
             </w:r>
           </w:p>
         </w:tc>
@@ -8919,12 +8848,6 @@
               <w:jc w:val="left"/>
             </w:pPr>
             <w:r>
-              <w:t xml:space="preserve">⚠</w:t>
-            </w:r>
-            <w:r>
-              <w:t xml:space="preserve"> </w:t>
-            </w:r>
-            <w:r>
               <w:rPr>
                 <w:bCs/>
                 <w:b/>
@@ -8975,9 +8898,6 @@
             </w:r>
             <w:r>
               <w:t xml:space="preserve">；"更少参数"只在对照"全交互扁平"（36 动作 × 6 失败类型 = 216）时成立。</w:t>
-            </w:r>
-            <w:r>
-              <w:t xml:space="preserve"> </w:t>
             </w:r>
             <w:r>
               <w:rPr>
@@ -9097,7 +9017,7 @@
               <w:jc w:val="left"/>
             </w:pPr>
             <w:r>
-              <w:t xml:space="preserve">✔ 已核（sandbox 对抗探针）</w:t>
+              <w:t xml:space="preserve">已核（sandbox 对抗探针）</w:t>
             </w:r>
           </w:p>
         </w:tc>
@@ -9174,12 +9094,6 @@
               <w:jc w:val="left"/>
             </w:pPr>
             <w:r>
-              <w:t xml:space="preserve">✔</w:t>
-            </w:r>
-            <w:r>
-              <w:t xml:space="preserve"> </w:t>
-            </w:r>
-            <w:r>
               <w:rPr>
                 <w:bCs/>
                 <w:b/>
@@ -9291,12 +9205,6 @@
               <w:jc w:val="left"/>
             </w:pPr>
             <w:r>
-              <w:t xml:space="preserve">✘</w:t>
-            </w:r>
-            <w:r>
-              <w:t xml:space="preserve"> </w:t>
-            </w:r>
-            <w:r>
               <w:rPr>
                 <w:bCs/>
                 <w:b/>
@@ -9417,12 +9325,6 @@
               <w:jc w:val="left"/>
             </w:pPr>
             <w:r>
-              <w:t xml:space="preserve">⚠</w:t>
-            </w:r>
-            <w:r>
-              <w:t xml:space="preserve"> </w:t>
-            </w:r>
-            <w:r>
               <w:rPr>
                 <w:bCs/>
                 <w:b/>
@@ -9486,10 +9388,7 @@
               <w:t xml:space="preserve">resolve</w:t>
             </w:r>
             <w:r>
-              <w:t xml:space="preserve"> </w:t>
-            </w:r>
-            <w:r>
-              <w:t xml:space="preserve">✔；</w:t>
+              <w:t xml:space="preserve">；</w:t>
             </w:r>
             <w:r>
               <w:rPr>
@@ -9516,7 +9415,7 @@
               <w:t xml:space="preserve"> </w:t>
             </w:r>
             <w:r>
-              <w:t xml:space="preserve">输出 ✔；保留极性随出现顺序互换 ✔），</w:t>
+              <w:t xml:space="preserve">输出；保留极性随出现顺序互换），</w:t>
             </w:r>
             <w:r>
               <w:rPr>
@@ -9577,12 +9476,6 @@
               <w:jc w:val="left"/>
             </w:pPr>
             <w:r>
-              <w:t xml:space="preserve">✘</w:t>
-            </w:r>
-            <w:r>
-              <w:t xml:space="preserve"> </w:t>
-            </w:r>
-            <w:r>
               <w:rPr>
                 <w:bCs/>
                 <w:b/>
@@ -9703,7 +9596,7 @@
               <w:jc w:val="left"/>
             </w:pPr>
             <w:r>
-              <w:t xml:space="preserve">✔ 机制成立、</w:t>
+              <w:t xml:space="preserve">机制成立、</w:t>
             </w:r>
             <w:r>
               <w:rPr>
@@ -9763,12 +9656,6 @@
               <w:jc w:val="left"/>
             </w:pPr>
             <w:r>
-              <w:t xml:space="preserve">⚠</w:t>
-            </w:r>
-            <w:r>
-              <w:t xml:space="preserve"> </w:t>
-            </w:r>
-            <w:r>
               <w:rPr>
                 <w:bCs/>
                 <w:b/>
@@ -9794,7 +9681,7 @@
               <w:t xml:space="preserve"> </w:t>
             </w:r>
             <w:r>
-              <w:t xml:space="preserve">复算：新轮两文件中位 = 0 ✔，但</w:t>
+              <w:t xml:space="preserve">复算：新轮两文件中位 = 0，但</w:t>
             </w:r>
             <w:r>
               <w:rPr>
@@ -9865,7 +9752,7 @@
               <w:jc w:val="left"/>
             </w:pPr>
             <w:r>
-              <w:t xml:space="preserve">✔ 文本层 / ✘ 机读</w:t>
+              <w:t xml:space="preserve">文本层 / 机读</w:t>
             </w:r>
           </w:p>
         </w:tc>
@@ -9952,7 +9839,7 @@
               <w:jc w:val="left"/>
             </w:pPr>
             <w:r>
-              <w:t xml:space="preserve">✔ λ 全对上 / ⚠</w:t>
+              <w:t xml:space="preserve">λ 全对上 /</w:t>
             </w:r>
             <w:r>
               <w:t xml:space="preserve"> </w:t>
@@ -10019,12 +9906,6 @@
               <w:jc w:val="left"/>
             </w:pPr>
             <w:r>
-              <w:t xml:space="preserve">⚠</w:t>
-            </w:r>
-            <w:r>
-              <w:t xml:space="preserve"> </w:t>
-            </w:r>
-            <w:r>
               <w:rPr>
                 <w:bCs/>
                 <w:b/>
@@ -10100,9 +9981,6 @@
             </w:r>
             <w:r>
               <w:t xml:space="preserve">）；</w:t>
-            </w:r>
-            <w:r>
-              <w:t xml:space="preserve"> </w:t>
             </w:r>
             <w:r>
               <w:rPr>
@@ -10250,7 +10128,7 @@
               <w:jc w:val="left"/>
             </w:pPr>
             <w:r>
-              <w:t xml:space="preserve">✔ 已核</w:t>
+              <w:t xml:space="preserve">已核</w:t>
             </w:r>
           </w:p>
         </w:tc>
@@ -10328,7 +10206,7 @@
               <w:jc w:val="left"/>
             </w:pPr>
             <w:r>
-              <w:t xml:space="preserve">✔ 已核</w:t>
+              <w:t xml:space="preserve">已核</w:t>
             </w:r>
           </w:p>
         </w:tc>
@@ -10390,7 +10268,7 @@
               <w:jc w:val="left"/>
             </w:pPr>
             <w:r>
-              <w:t xml:space="preserve">✔ 已核</w:t>
+              <w:t xml:space="preserve">已核</w:t>
             </w:r>
           </w:p>
         </w:tc>
@@ -10480,12 +10358,6 @@
               <w:jc w:val="left"/>
             </w:pPr>
             <w:r>
-              <w:t xml:space="preserve">✔</w:t>
-            </w:r>
-            <w:r>
-              <w:t xml:space="preserve"> </w:t>
-            </w:r>
-            <w:r>
               <w:rPr>
                 <w:bCs/>
                 <w:b/>
@@ -10535,10 +10407,7 @@
               <w:t xml:space="preserve">p=0.0063</w:t>
             </w:r>
             <w:r>
-              <w:t xml:space="preserve"> </w:t>
-            </w:r>
-            <w:r>
-              <w:t xml:space="preserve">✔、</w:t>
+              <w:t xml:space="preserve">、</w:t>
             </w:r>
             <w:r>
               <w:rPr>
@@ -10548,10 +10417,7 @@
               <w:t xml:space="preserve">C2vsC0 p=0.0923</w:t>
             </w:r>
             <w:r>
-              <w:t xml:space="preserve"> </w:t>
-            </w:r>
-            <w:r>
-              <w:t xml:space="preserve">✔、</w:t>
+              <w:t xml:space="preserve">、</w:t>
             </w:r>
             <w:r>
               <w:rPr>
@@ -10597,7 +10463,7 @@
               <w:jc w:val="left"/>
             </w:pPr>
             <w:r>
-              <w:t xml:space="preserve">✔ 已核 + 复算一致</w:t>
+              <w:t xml:space="preserve">已核 + 复算一致</w:t>
             </w:r>
           </w:p>
         </w:tc>
@@ -10635,7 +10501,7 @@
               <w:jc w:val="left"/>
             </w:pPr>
             <w:r>
-              <w:t xml:space="preserve">✔ 已核 + 复算一致</w:t>
+              <w:t xml:space="preserve">已核 + 复算一致</w:t>
             </w:r>
           </w:p>
         </w:tc>
@@ -10669,7 +10535,7 @@
               <w:jc w:val="left"/>
             </w:pPr>
             <w:r>
-              <w:t xml:space="preserve">✔ 已核</w:t>
+              <w:t xml:space="preserve">已核</w:t>
             </w:r>
           </w:p>
         </w:tc>
@@ -10707,7 +10573,7 @@
               <w:jc w:val="left"/>
             </w:pPr>
             <w:r>
-              <w:t xml:space="preserve">✔ 已核 + 复算</w:t>
+              <w:t xml:space="preserve">已核 + 复算</w:t>
             </w:r>
           </w:p>
         </w:tc>
@@ -10736,12 +10602,6 @@
                 <w:b/>
               </w:rPr>
               <w:t xml:space="preserve">0.7229</w:t>
-            </w:r>
-            <w:r>
-              <w:t xml:space="preserve"> </w:t>
-            </w:r>
-            <w:r>
-              <w:t xml:space="preserve">✔</w:t>
             </w:r>
           </w:p>
         </w:tc>
@@ -10767,12 +10627,6 @@
               <w:jc w:val="left"/>
             </w:pPr>
             <w:r>
-              <w:t xml:space="preserve">⚠</w:t>
-            </w:r>
-            <w:r>
-              <w:t xml:space="preserve"> </w:t>
-            </w:r>
-            <w:r>
               <w:rPr>
                 <w:bCs/>
                 <w:b/>
@@ -10805,9 +10659,6 @@
             </w:r>
             <w:r>
               <w:t xml:space="preserve">+ 1 条管线只跑 1/4 步；</w:t>
-            </w:r>
-            <w:r>
-              <w:t xml:space="preserve"> </w:t>
             </w:r>
             <w:r>
               <w:rPr>
@@ -10843,12 +10694,6 @@
               <w:jc w:val="left"/>
             </w:pPr>
             <w:r>
-              <w:t xml:space="preserve">⚠</w:t>
-            </w:r>
-            <w:r>
-              <w:t xml:space="preserve"> </w:t>
-            </w:r>
-            <w:r>
               <w:rPr>
                 <w:bCs/>
                 <w:b/>
@@ -10951,7 +10796,7 @@
               <w:jc w:val="left"/>
             </w:pPr>
             <w:r>
-              <w:t xml:space="preserve">⚠ 与包内 §3.7 冲突</w:t>
+              <w:t xml:space="preserve">与包内 §3.7 冲突</w:t>
             </w:r>
           </w:p>
         </w:tc>
@@ -11008,7 +10853,7 @@
               <w:jc w:val="left"/>
             </w:pPr>
             <w:r>
-              <w:t xml:space="preserve">⚠ 定义不符</w:t>
+              <w:t xml:space="preserve">定义不符</w:t>
             </w:r>
           </w:p>
         </w:tc>
@@ -11053,12 +10898,6 @@
               <w:jc w:val="left"/>
             </w:pPr>
             <w:r>
-              <w:t xml:space="preserve">⚠</w:t>
-            </w:r>
-            <w:r>
-              <w:t xml:space="preserve"> </w:t>
-            </w:r>
-            <w:r>
               <w:rPr>
                 <w:bCs/>
                 <w:b/>
@@ -11123,12 +10962,6 @@
               <w:jc w:val="left"/>
             </w:pPr>
             <w:r>
-              <w:t xml:space="preserve">⚠</w:t>
-            </w:r>
-            <w:r>
-              <w:t xml:space="preserve"> </w:t>
-            </w:r>
-            <w:r>
               <w:rPr>
                 <w:bCs/>
                 <w:b/>
@@ -11197,12 +11030,6 @@
               <w:jc w:val="left"/>
             </w:pPr>
             <w:r>
-              <w:t xml:space="preserve">⚠</w:t>
-            </w:r>
-            <w:r>
-              <w:t xml:space="preserve"> </w:t>
-            </w:r>
-            <w:r>
               <w:rPr>
                 <w:bCs/>
                 <w:b/>
@@ -11267,7 +11094,7 @@
               <w:jc w:val="left"/>
             </w:pPr>
             <w:r>
-              <w:t xml:space="preserve">✘ 未核到机读路径</w:t>
+              <w:t xml:space="preserve">未核到机读路径</w:t>
             </w:r>
           </w:p>
         </w:tc>
@@ -11305,7 +11132,7 @@
               <w:jc w:val="left"/>
             </w:pPr>
             <w:r>
-              <w:t xml:space="preserve">✔ 已核</w:t>
+              <w:t xml:space="preserve">已核</w:t>
             </w:r>
           </w:p>
         </w:tc>
@@ -11346,7 +11173,7 @@
               <w:jc w:val="left"/>
             </w:pPr>
             <w:r>
-              <w:t xml:space="preserve">✔ 已核 + 复算</w:t>
+              <w:t xml:space="preserve">已核 + 复算</w:t>
             </w:r>
           </w:p>
         </w:tc>
@@ -11368,10 +11195,7 @@
               <w:t xml:space="preserve">9.39×</w:t>
             </w:r>
             <w:r>
-              <w:t xml:space="preserve"> </w:t>
-            </w:r>
-            <w:r>
-              <w:t xml:space="preserve">✔；2958/3129=</w:t>
+              <w:t xml:space="preserve">；2958/3129=</w:t>
             </w:r>
             <w:r>
               <w:rPr>
@@ -11379,12 +11203,6 @@
                 <w:b/>
               </w:rPr>
               <w:t xml:space="preserve">94.5%</w:t>
-            </w:r>
-            <w:r>
-              <w:t xml:space="preserve"> </w:t>
-            </w:r>
-            <w:r>
-              <w:t xml:space="preserve">✔</w:t>
             </w:r>
           </w:p>
         </w:tc>
@@ -11410,7 +11228,7 @@
               <w:jc w:val="left"/>
             </w:pPr>
             <w:r>
-              <w:t xml:space="preserve">✔ 机读在包内</w:t>
+              <w:t xml:space="preserve">机读在包内</w:t>
             </w:r>
           </w:p>
         </w:tc>
@@ -11836,12 +11654,6 @@
               <w:jc w:val="left"/>
             </w:pPr>
             <w:r>
-              <w:t xml:space="preserve">❌</w:t>
-            </w:r>
-            <w:r>
-              <w:t xml:space="preserve"> </w:t>
-            </w:r>
-            <w:r>
               <w:rPr>
                 <w:bCs/>
                 <w:b/>
@@ -11928,7 +11740,7 @@
               <w:jc w:val="left"/>
             </w:pPr>
             <w:r>
-              <w:t xml:space="preserve">⚠ 需复核</w:t>
+              <w:t xml:space="preserve">需复核</w:t>
             </w:r>
           </w:p>
         </w:tc>
@@ -12551,9 +12363,6 @@
               <w:t xml:space="preserve">对比：2604.18005 有 3,801 行逐字抽取在仓内；</w:t>
             </w:r>
             <w:r>
-              <w:t xml:space="preserve"> </w:t>
-            </w:r>
-            <w:r>
               <w:rPr>
                 <w:bCs/>
                 <w:b/>
@@ -12654,9 +12463,6 @@
       </w:r>
       <w:r>
         <w:t xml:space="preserve">上同源；</w:t>
-      </w:r>
-      <w:r>
-        <w:t xml:space="preserve"> </w:t>
       </w:r>
       <w:r>
         <w:rPr>
@@ -12930,7 +12736,7 @@
               <w:t xml:space="preserve"> </w:t>
             </w:r>
             <w:r>
-              <w:t xml:space="preserve">已声明照留 ✔</w:t>
+              <w:t xml:space="preserve">已声明照留</w:t>
             </w:r>
           </w:p>
         </w:tc>
@@ -13124,9 +12930,6 @@
               <w:t xml:space="preserve">；</w:t>
             </w:r>
             <w:r>
-              <w:t xml:space="preserve"> </w:t>
-            </w:r>
-            <w:r>
               <w:rPr>
                 <w:bCs/>
                 <w:b/>
@@ -13156,9 +12959,6 @@
             </w:r>
             <w:r>
               <w:t xml:space="preserve">）</w:t>
-            </w:r>
-            <w:r>
-              <w:t xml:space="preserve"> </w:t>
             </w:r>
             <w:r>
               <w:rPr>
@@ -13361,12 +13161,6 @@
               <w:jc w:val="left"/>
             </w:pPr>
             <w:r>
-              <w:t xml:space="preserve">❌</w:t>
-            </w:r>
-            <w:r>
-              <w:t xml:space="preserve"> </w:t>
-            </w:r>
-            <w:r>
               <w:rPr>
                 <w:bCs/>
                 <w:b/>
@@ -13569,12 +13363,6 @@
               <w:jc w:val="left"/>
             </w:pPr>
             <w:r>
-              <w:t xml:space="preserve">❌</w:t>
-            </w:r>
-            <w:r>
-              <w:t xml:space="preserve"> </w:t>
-            </w:r>
-            <w:r>
               <w:rPr>
                 <w:bCs/>
                 <w:b/>
@@ -13682,12 +13470,6 @@
               <w:jc w:val="left"/>
             </w:pPr>
             <w:r>
-              <w:t xml:space="preserve">❌</w:t>
-            </w:r>
-            <w:r>
-              <w:t xml:space="preserve"> </w:t>
-            </w:r>
-            <w:r>
               <w:rPr>
                 <w:bCs/>
                 <w:b/>
@@ -13782,12 +13564,6 @@
               <w:jc w:val="left"/>
             </w:pPr>
             <w:r>
-              <w:t xml:space="preserve">❌</w:t>
-            </w:r>
-            <w:r>
-              <w:t xml:space="preserve"> </w:t>
-            </w:r>
-            <w:r>
               <w:rPr>
                 <w:bCs/>
                 <w:b/>
@@ -13899,7 +13675,7 @@
               <w:jc w:val="left"/>
             </w:pPr>
             <w:r>
-              <w:t xml:space="preserve">✔ 有，但</w:t>
+              <w:t xml:space="preserve">有，但</w:t>
             </w:r>
             <w:r>
               <w:rPr>
@@ -14484,9 +14260,6 @@
               <w:t xml:space="preserve">第三方用同实现复算 0.886 / 0.944 与 CI；</w:t>
             </w:r>
             <w:r>
-              <w:t xml:space="preserve"> </w:t>
-            </w:r>
-            <w:r>
               <w:rPr>
                 <w:bCs/>
                 <w:b/>
@@ -14534,7 +14307,7 @@
               <w:jc w:val="left"/>
             </w:pPr>
             <w:r>
-              <w:t xml:space="preserve">0 API（归档）；⚠ 取决于原沙箱是否还在</w:t>
+              <w:t xml:space="preserve">0 API（归档）；取决于原沙箱是否还在</w:t>
             </w:r>
           </w:p>
         </w:tc>
@@ -14777,9 +14550,6 @@
               <w:t xml:space="preserve">（如 Qwen3-0.6B）；</w:t>
             </w:r>
             <w:r>
-              <w:t xml:space="preserve"> </w:t>
-            </w:r>
-            <w:r>
               <w:rPr>
                 <w:bCs/>
                 <w:b/>
@@ -14830,9 +14600,6 @@
               <w:t xml:space="preserve">；</w:t>
             </w:r>
             <w:r>
-              <w:t xml:space="preserve"> </w:t>
-            </w:r>
-            <w:r>
               <w:rPr>
                 <w:bCs/>
                 <w:b/>
@@ -14857,9 +14624,6 @@
             </w:r>
             <w:r>
               <w:t xml:space="preserve">（下载权重 + 跑探针）</w:t>
-            </w:r>
-            <w:r>
-              <w:t xml:space="preserve"> </w:t>
             </w:r>
             <w:r>
               <w:rPr>
@@ -15545,9 +15309,6 @@
               <w:t xml:space="preserve">；</w:t>
             </w:r>
             <w:r>
-              <w:t xml:space="preserve"> </w:t>
-            </w:r>
-            <w:r>
               <w:rPr>
                 <w:bCs/>
                 <w:b/>
@@ -15597,12 +15358,6 @@
               <w:pStyle w:val="Compact"/>
               <w:jc w:val="left"/>
             </w:pPr>
-            <w:r>
-              <w:t xml:space="preserve">✅</w:t>
-            </w:r>
-            <w:r>
-              <w:t xml:space="preserve"> </w:t>
-            </w:r>
             <w:r>
               <w:rPr>
                 <w:bCs/>
@@ -15853,9 +15608,6 @@
             </w:pPr>
             <w:r>
               <w:t xml:space="preserve">决定 T-A-01 的数字是否可用；</w:t>
-            </w:r>
-            <w:r>
-              <w:t xml:space="preserve"> </w:t>
             </w:r>
             <w:r>
               <w:rPr>
@@ -16689,9 +16441,6 @@
               <w:t xml:space="preserve">，</w:t>
             </w:r>
             <w:r>
-              <w:t xml:space="preserve"> </w:t>
-            </w:r>
-            <w:r>
               <w:rPr>
                 <w:bCs/>
                 <w:b/>
@@ -17034,9 +16783,6 @@
               <w:t xml:space="preserve">；</w:t>
             </w:r>
             <w:r>
-              <w:t xml:space="preserve"> </w:t>
-            </w:r>
-            <w:r>
               <w:rPr>
                 <w:rStyle w:val="VerbatimChar"/>
                 <w:bCs/>
@@ -17138,7 +16884,7 @@
               <w:t xml:space="preserve"> </w:t>
             </w:r>
             <w:r>
-              <w:t xml:space="preserve">还能取回）｜⚠ 可能不可得</w:t>
+              <w:t xml:space="preserve">还能取回）｜ 可能不可得</w:t>
             </w:r>
           </w:p>
         </w:tc>
@@ -18356,9 +18102,6 @@
               <w:t xml:space="preserve">（报告原写 2.0×，同值）、括号给逆数 0.51×；</w:t>
             </w:r>
             <w:r>
-              <w:t xml:space="preserve"> </w:t>
-            </w:r>
-            <w:r>
               <w:rPr>
                 <w:bCs/>
                 <w:b/>
@@ -18386,9 +18129,6 @@
             </w:r>
             <w:r>
               <w:t xml:space="preserve">）；</w:t>
-            </w:r>
-            <w:r>
-              <w:t xml:space="preserve"> </w:t>
             </w:r>
             <w:r>
               <w:rPr>
@@ -19018,9 +18758,6 @@
               <w:t xml:space="preserve">（2.89MB / 64 文件）</w:t>
             </w:r>
             <w:r>
-              <w:t xml:space="preserve"> </w:t>
-            </w:r>
-            <w:r>
               <w:rPr>
                 <w:bCs/>
                 <w:b/>
@@ -19105,9 +18842,6 @@
             </w:pPr>
             <w:r>
               <w:t xml:space="preserve">0 API（复制进仓）</w:t>
-            </w:r>
-            <w:r>
-              <w:t xml:space="preserve"> </w:t>
             </w:r>
             <w:r>
               <w:rPr>
@@ -19176,16 +18910,13 @@
         <w:t xml:space="preserve">：零 API = 只用仓内已有数据/已归档产出复算；需额度 = 调 API（估调用数与 ¥）；需付费/需人 = 需外部资源或人工。</w:t>
       </w:r>
     </w:p>
-    <w:bookmarkStart w:id="52" w:name="Xb43e33a5dc498e4d0fce9b2015e902a6e4df8b1"/>
+    <w:bookmarkStart w:id="52" w:name="X2a58814b87ab5014a0fb634ee281794a785cb81"/>
     <w:p>
       <w:pPr>
         <w:pStyle w:val="Heading3"/>
       </w:pPr>
       <w:r>
         <w:t xml:space="preserve">7.1 档一 · 零 API 可做（现在就能做；</w:t>
-      </w:r>
-      <w:r>
-        <w:t xml:space="preserve"> </w:t>
       </w:r>
       <w:r>
         <w:rPr>
@@ -19423,13 +19154,6 @@
               <w:t xml:space="preserve">；</w:t>
             </w:r>
             <w:r>
-              <w:rPr>
-                <w:bCs/>
-                <w:b/>
-              </w:rPr>
-              <w:t xml:space="preserve"> </w:t>
-            </w:r>
-            <w:r>
               <w:t xml:space="preserve">且 944 批三路不可达，该路的数字是"代数推导"不是"重算"**</w:t>
             </w:r>
           </w:p>
@@ -20191,9 +19915,6 @@
       </w:pPr>
       <w:r>
         <w:t xml:space="preserve">7.2 档二 · 需额度（调 API；估调用数与 ¥，</w:t>
-      </w:r>
-      <w:r>
-        <w:t xml:space="preserve"> </w:t>
       </w:r>
       <w:r>
         <w:rPr>
@@ -21016,9 +20737,6 @@
         <w:t xml:space="preserve">：¥ 估算按托管 API 单次调用 0.02–0.10 元量级、含 prompt 长度系数；</w:t>
       </w:r>
       <w:r>
-        <w:t xml:space="preserve"> </w:t>
-      </w:r>
-      <w:r>
         <w:rPr>
           <w:bCs/>
           <w:b/>
@@ -21027,9 +20745,6 @@
       </w:r>
       <w:r>
         <w:t xml:space="preserve">；</w:t>
-      </w:r>
-      <w:r>
-        <w:t xml:space="preserve"> </w:t>
       </w:r>
       <w:r>
         <w:rPr>
@@ -21709,9 +21424,6 @@
         <w:t xml:space="preserve">，方案不能停在"待补算"（那会变成 F6 的空头承诺）。</w:t>
       </w:r>
       <w:r>
-        <w:t xml:space="preserve"> </w:t>
-      </w:r>
-      <w:r>
         <w:rPr>
           <w:bCs/>
           <w:b/>
@@ -22303,9 +22015,6 @@
               <w:t xml:space="preserve">）。</w:t>
             </w:r>
             <w:r>
-              <w:t xml:space="preserve"> </w:t>
-            </w:r>
-            <w:r>
               <w:rPr>
                 <w:bCs/>
                 <w:b/>
@@ -23160,9 +22869,6 @@
             </w:r>
             <w:r>
               <w:t xml:space="preserve">（内容集不变，包 sha 变）</w:t>
-            </w:r>
-            <w:r>
-              <w:t xml:space="preserve"> </w:t>
             </w:r>
             <w:r>
               <w:rPr>
@@ -23393,7 +23099,7 @@
               <w:t xml:space="preserve"> </w:t>
             </w:r>
             <w:r>
-              <w:t xml:space="preserve">✔（但包相对工作树已陈旧 2 个 md）</w:t>
+              <w:t xml:space="preserve">（但包相对工作树已陈旧 2 个 md）</w:t>
             </w:r>
           </w:p>
         </w:tc>
@@ -23469,7 +23175,7 @@
               <w:t xml:space="preserve">工作树 EXIT=1</w:t>
             </w:r>
             <w:r>
-              <w:t xml:space="preserve">（2 个过期 docx）｜交付态 EXIT=0 ✔</w:t>
+              <w:t xml:space="preserve">（2 个过期 docx）｜交付态 EXIT=0</w:t>
             </w:r>
           </w:p>
         </w:tc>
@@ -23542,10 +23248,17 @@
                 <w:bCs/>
                 <w:b/>
               </w:rPr>
-              <w:t xml:space="preserve">EXIT=0 ✔</w:t>
-            </w:r>
-            <w:r>
-              <w:t xml:space="preserve">（⚠️ 计数断言：⚠️68 /【待完成】14 /📌17，</w:t>
+              <w:t xml:space="preserve">EXIT=0</w:t>
+            </w:r>
+            <w:r>
+              <w:rPr>
+                <w:bCs/>
+                <w:b/>
+              </w:rPr>
+              <w:t xml:space="preserve"> </w:t>
+            </w:r>
+            <w:r>
+              <w:t xml:space="preserve">（计数断言：68 /【待完成】14 /【待回查】17，</w:t>
             </w:r>
             <w:r>
               <w:rPr>
@@ -23640,7 +23353,14 @@
                 <w:bCs/>
                 <w:b/>
               </w:rPr>
-              <w:t xml:space="preserve">EXIT=0 ✔</w:t>
+              <w:t xml:space="preserve">EXIT=0</w:t>
+            </w:r>
+            <w:r>
+              <w:rPr>
+                <w:bCs/>
+                <w:b/>
+              </w:rPr>
+              <w:t xml:space="preserve"> </w:t>
             </w:r>
             <w:r>
               <w:t xml:space="preserve">（成员 208 / 清单 207 / sha256 不符 0 / 190 个非 ASCII 标志位全齐）</w:t>
@@ -23966,7 +23686,7 @@
               <w:jc w:val="left"/>
             </w:pPr>
             <w:r>
-              <w:t xml:space="preserve">见 F1：现 ① 稿写的是"与注意力机制相容但本文未检验"（✔ 合规），</w:t>
+              <w:t xml:space="preserve">见 F1：现 ① 稿写的是"与注意力机制相容但本文未检验"（合规），</w:t>
             </w:r>
             <w:r>
               <w:rPr>
@@ -24839,9 +24559,6 @@
               <w:t xml:space="preserve">；</w:t>
             </w:r>
             <w:r>
-              <w:t xml:space="preserve"> </w:t>
-            </w:r>
-            <w:r>
               <w:rPr>
                 <w:bCs/>
                 <w:b/>
@@ -24978,9 +24695,6 @@
               <w:t xml:space="preserve">「…；</w:t>
             </w:r>
             <w:r>
-              <w:t xml:space="preserve"> </w:t>
-            </w:r>
-            <w:r>
               <w:rPr>
                 <w:bCs/>
                 <w:b/>
@@ -25064,13 +24778,6 @@
               <w:t xml:space="preserve">；</w:t>
             </w:r>
             <w:r>
-              <w:rPr>
-                <w:bCs/>
-                <w:b/>
-              </w:rPr>
-              <w:t xml:space="preserve"> </w:t>
-            </w:r>
-            <w:r>
               <w:t xml:space="preserve">v2 = 1.98×（原写 2.0× 同值），括号给逆数 0.51×**」</w:t>
             </w:r>
           </w:p>
@@ -25280,9 +24987,6 @@
               <w:t xml:space="preserve">：写「C2 显著优于 C1（p=0.0063），事实层是必需的；</w:t>
             </w:r>
             <w:r>
-              <w:t xml:space="preserve"> </w:t>
-            </w:r>
-            <w:r>
               <w:rPr>
                 <w:bCs/>
                 <w:b/>
@@ -25738,9 +25442,6 @@
             </w:r>
             <w:r>
               <w:t xml:space="preserve">，</w:t>
-            </w:r>
-            <w:r>
-              <w:t xml:space="preserve"> </w:t>
             </w:r>
             <w:r>
               <w:rPr>
@@ -27195,12 +26896,6 @@
               </w:rPr>
               <w:t xml:space="preserve">未变</w:t>
             </w:r>
-            <w:r>
-              <w:t xml:space="preserve"> </w:t>
-            </w:r>
-            <w:r>
-              <w:t xml:space="preserve">✔</w:t>
-            </w:r>
           </w:p>
         </w:tc>
         <w:tc>
@@ -27742,7 +27437,7 @@
               <w:jc w:val="left"/>
             </w:pPr>
             <w:r>
-              <w:t xml:space="preserve">✅ 断言层</w:t>
+              <w:t xml:space="preserve">断言层</w:t>
             </w:r>
             <w:r>
               <w:t xml:space="preserve"> </w:t>
@@ -28280,9 +27975,6 @@
               <w:t xml:space="preserve">；</w:t>
             </w:r>
             <w:r>
-              <w:t xml:space="preserve"> </w:t>
-            </w:r>
-            <w:r>
               <w:rPr>
                 <w:bCs/>
                 <w:b/>
@@ -28719,9 +28411,6 @@
         <w:t xml:space="preserve">，扁平 36 路 = 36 权重）；③ 的致命 bug 代码不在交付物且上游已修（F3）；④ 的"取舍丢事实"因果升级在我复算下 p=0.2500（F4）；④ 的 D2/D1 比值在包内不可复算（F7）；</w:t>
       </w:r>
       <w:r>
-        <w:t xml:space="preserve"> </w:t>
-      </w:r>
-      <w:r>
         <w:rPr>
           <w:bCs/>
           <w:b/>
@@ -28859,9 +28548,6 @@
         <w:t xml:space="preserve">（全部零 API；</w:t>
       </w:r>
       <w:r>
-        <w:t xml:space="preserve"> </w:t>
-      </w:r>
-      <w:r>
         <w:rPr>
           <w:bCs/>
           <w:b/>
@@ -28870,9 +28556,6 @@
       </w:r>
       <w:r>
         <w:t xml:space="preserve">，</w:t>
-      </w:r>
-      <w:r>
-        <w:t xml:space="preserve"> </w:t>
       </w:r>
       <w:r>
         <w:rPr>

--- a/papers/复核链/审稿方案评审_2026-10-25.docx
+++ b/papers/复核链/审稿方案评审_2026-10-25.docx
@@ -11912,7 +11912,7 @@
         <w:rPr>
           <w:rStyle w:val="VerbatimChar"/>
         </w:rPr>
-        <w:t xml:space="preserve">📄</w:t>
+        <w:t xml:space="preserve">【文档】</w:t>
       </w:r>
       <w:r>
         <w:t xml:space="preserve"> </w:t>
@@ -12419,7 +12419,7 @@
         <w:rPr>
           <w:rStyle w:val="VerbatimChar"/>
         </w:rPr>
-        <w:t xml:space="preserve">📄</w:t>
+        <w:t xml:space="preserve">【文档】</w:t>
       </w:r>
       <w:r>
         <w:t xml:space="preserve"> </w:t>
@@ -12520,7 +12520,7 @@
         <w:rPr>
           <w:rStyle w:val="VerbatimChar"/>
         </w:rPr>
-        <w:t xml:space="preserve">📌</w:t>
+        <w:t xml:space="preserve">【待回查】</w:t>
       </w:r>
       <w:r>
         <w:t xml:space="preserve">。</w:t>
